--- a/docs/專案報告_v1.1.docx
+++ b/docs/專案報告_v1.1.docx
@@ -28,7 +28,7 @@
         </w:p>
       </w:sdtContent>
     </w:sdt>
-    <w:bookmarkStart w:id="106" w:name="gc-ims-量測資料庫系統-專案報告"/>
+    <w:bookmarkStart w:id="110" w:name="gc-ims-量測資料庫系統-專案報告"/>
     <w:p>
       <w:pPr>
         <w:pStyle w:val="Heading1"/>
@@ -794,7 +794,7 @@
         <w:t xml:space="preserve">版本</w:t>
       </w:r>
       <w:r>
-        <w:t xml:space="preserve"> 1.0 </w:t>
+        <w:t xml:space="preserve"> 1.1 </w:t>
       </w:r>
       <w:r>
         <w:rPr>
@@ -808,7 +808,7 @@
           <w:b/>
           <w:bCs/>
         </w:rPr>
-        <w:t xml:space="preserve">資料庫本體與匯入管線</w:t>
+        <w:t xml:space="preserve">資料庫本體、匯入管線與批次校正模型</w:t>
       </w:r>
       <w:r>
         <w:rPr>
@@ -1176,7 +1176,7 @@
         <w:t xml:space="preserve">版本</w:t>
       </w:r>
       <w:r>
-        <w:t xml:space="preserve"> 1.0 </w:t>
+        <w:t xml:space="preserve"> 1.1 </w:t>
       </w:r>
       <w:r>
         <w:rPr>
@@ -2460,13 +2460,13 @@
         <w:t xml:space="preserve">版本</w:t>
       </w:r>
       <w:r>
-        <w:t xml:space="preserve"> 1.0 </w:t>
-      </w:r>
-      <w:r>
-        <w:rPr>
-          <w:rFonts w:hint="eastAsia"/>
-        </w:rPr>
-        <w:t xml:space="preserve">交付的是下圖中的前三個區塊；存取應用列於第二階段。</w:t>
+        <w:t xml:space="preserve"> 1.1 </w:t>
+      </w:r>
+      <w:r>
+        <w:rPr>
+          <w:rFonts w:hint="eastAsia"/>
+        </w:rPr>
+        <w:t xml:space="preserve">交付的是下圖中的前三個區塊（含批次校正模型）；存取應用列於第二階段。</w:t>
       </w:r>
     </w:p>
     <w:p>
@@ -21770,7 +21770,7 @@
     </w:p>
     <w:bookmarkEnd w:id="84"/>
     <w:bookmarkEnd w:id="85"/>
-    <w:bookmarkStart w:id="93" w:name="十一部署備份與遠端存取"/>
+    <w:bookmarkStart w:id="97" w:name="十一部署備份與遠端存取"/>
     <w:p>
       <w:pPr>
         <w:pStyle w:val="Heading2"/>
@@ -22796,32 +22796,28 @@
       </w:r>
     </w:p>
     <w:bookmarkEnd w:id="92"/>
-    <w:bookmarkEnd w:id="93"/>
-    <w:bookmarkStart w:id="97" w:name="十二效能與容量"/>
-    <w:p>
-      <w:pPr>
-        <w:pStyle w:val="Heading2"/>
-      </w:pPr>
-      <w:r>
-        <w:rPr>
-          <w:rFonts w:hint="eastAsia"/>
-        </w:rPr>
-        <w:t xml:space="preserve">十二、效能與容量</w:t>
-      </w:r>
-    </w:p>
-    <w:bookmarkStart w:id="94" w:name="驗證資料集"/>
+    <w:bookmarkStart w:id="96" w:name="網路架構總覽v1.1-新增"/>
     <w:p>
       <w:pPr>
         <w:pStyle w:val="Heading3"/>
       </w:pPr>
       <w:r>
-        <w:t xml:space="preserve">12.1 </w:t>
-      </w:r>
-      <w:r>
-        <w:rPr>
-          <w:rFonts w:hint="eastAsia"/>
-        </w:rPr>
-        <w:t xml:space="preserve">驗證資料集</w:t>
+        <w:t xml:space="preserve">11.5 </w:t>
+      </w:r>
+      <w:r>
+        <w:rPr>
+          <w:rFonts w:hint="eastAsia"/>
+        </w:rPr>
+        <w:t xml:space="preserve">網路架構總覽（v1.1</w:t>
+      </w:r>
+      <w:r>
+        <w:t xml:space="preserve"> </w:t>
+      </w:r>
+      <w:r>
+        <w:rPr>
+          <w:rFonts w:hint="eastAsia"/>
+        </w:rPr>
+        <w:t xml:space="preserve">新增）</w:t>
       </w:r>
     </w:p>
     <w:p>
@@ -22832,1343 +22828,702 @@
         <w:rPr>
           <w:rFonts w:hint="eastAsia"/>
         </w:rPr>
-        <w:t xml:space="preserve">以下數據取自建置期間為驗證管線而匯入的測試資料集。該資料集的選取原則是</w:t>
-      </w:r>
-      <w:r>
-        <w:t xml:space="preserve"> </w:t>
-      </w:r>
+        <w:t xml:space="preserve">以下說明系統各元件在網路中的位置、彼此之間的連線方式，以及公司內部與外部使用者的存取路徑。</w:t>
+      </w:r>
+    </w:p>
+    <w:p>
+      <w:pPr>
+        <w:pStyle w:val="CaptionedFigure"/>
+      </w:pPr>
+      <w:r>
+        <w:drawing>
+          <wp:inline>
+            <wp:extent cx="5334000" cy="3415294"/>
+            <wp:effectExtent b="0" l="0" r="0" t="0"/>
+            <wp:docPr descr="圖 11-5　網路架構總覽" title="" id="94" name="Picture"/>
+            <a:graphic>
+              <a:graphicData uri="http://schemas.openxmlformats.org/drawingml/2006/picture">
+                <pic:pic>
+                  <pic:nvPicPr>
+                    <pic:cNvPr descr="media/network_architecture.png" id="95" name="Picture"/>
+                    <pic:cNvPicPr>
+                      <a:picLocks noChangeArrowheads="1" noChangeAspect="1"/>
+                    </pic:cNvPicPr>
+                  </pic:nvPicPr>
+                  <pic:blipFill>
+                    <a:blip r:embed="rId93"/>
+                    <a:stretch>
+                      <a:fillRect/>
+                    </a:stretch>
+                  </pic:blipFill>
+                  <pic:spPr bwMode="auto">
+                    <a:xfrm>
+                      <a:off x="0" y="0"/>
+                      <a:ext cx="5334000" cy="3415294"/>
+                    </a:xfrm>
+                    <a:prstGeom prst="rect">
+                      <a:avLst/>
+                    </a:prstGeom>
+                    <a:noFill/>
+                    <a:ln w="9525">
+                      <a:noFill/>
+                      <a:headEnd/>
+                      <a:tailEnd/>
+                    </a:ln>
+                  </pic:spPr>
+                </pic:pic>
+              </a:graphicData>
+            </a:graphic>
+          </wp:inline>
+        </w:drawing>
+      </w:r>
+    </w:p>
+    <w:p>
+      <w:pPr>
+        <w:pStyle w:val="ImageCaption"/>
+      </w:pPr>
+      <w:r>
+        <w:rPr>
+          <w:rFonts w:hint="eastAsia"/>
+        </w:rPr>
+        <w:t xml:space="preserve">圖</w:t>
+      </w:r>
+      <w:r>
+        <w:t xml:space="preserve"> 11-5　</w:t>
+      </w:r>
+      <w:r>
+        <w:rPr>
+          <w:rFonts w:hint="eastAsia"/>
+        </w:rPr>
+        <w:t xml:space="preserve">網路架構總覽</w:t>
+      </w:r>
+    </w:p>
+    <w:p>
+      <w:pPr>
+        <w:pStyle w:val="BodyText"/>
+      </w:pPr>
       <w:r>
         <w:rPr>
           <w:rFonts w:hint="eastAsia"/>
           <w:b/>
           <w:bCs/>
         </w:rPr>
-        <w:t xml:space="preserve">涵蓋度而非數量</w:t>
-      </w:r>
-      <w:r>
-        <w:rPr>
-          <w:rFonts w:hint="eastAsia"/>
-        </w:rPr>
-        <w:t xml:space="preserve">——刻意納入跨越</w:t>
-      </w:r>
-      <w:r>
-        <w:t xml:space="preserve"> 12 </w:t>
-      </w:r>
-      <w:r>
-        <w:rPr>
-          <w:rFonts w:hint="eastAsia"/>
-        </w:rPr>
-        <w:t xml:space="preserve">年、5</w:t>
-      </w:r>
-      <w:r>
-        <w:t xml:space="preserve"> </w:t>
-      </w:r>
-      <w:r>
-        <w:rPr>
-          <w:rFonts w:hint="eastAsia"/>
-        </w:rPr>
-        <w:t xml:space="preserve">個韌體世代、2</w:t>
-      </w:r>
-      <w:r>
-        <w:t xml:space="preserve"> </w:t>
-      </w:r>
-      <w:r>
-        <w:rPr>
-          <w:rFonts w:hint="eastAsia"/>
-        </w:rPr>
-        <w:t xml:space="preserve">條產品線的檔案，</w:t>
-      </w:r>
-      <w:r>
-        <w:t xml:space="preserve"> </w:t>
-      </w:r>
-      <w:r>
-        <w:rPr>
-          <w:rFonts w:hint="eastAsia"/>
-        </w:rPr>
-        <w:t xml:space="preserve">以確保解析與儲存流程在最大差異下仍然成立。</w:t>
-      </w:r>
-      <w:r>
-        <w:rPr>
-          <w:rFonts w:hint="eastAsia"/>
+        <w:t xml:space="preserve">內網區塊（Company</w:t>
+      </w:r>
+      <w:r>
+        <w:rPr>
           <w:b/>
           <w:bCs/>
         </w:rPr>
-        <w:t xml:space="preserve">這些數據不代表正式館藏內容。</w:t>
-      </w:r>
-    </w:p>
-    <w:p>
-      <w:r>
-        <w:pict>
-          <v:rect style="width:0;height:1.5pt" o:hralign="center" o:hrstd="t" o:hr="t"/>
-        </w:pict>
-      </w:r>
-    </w:p>
-    <w:p>
-      <w:pPr>
-        <w:pStyle w:val="FirstParagraph"/>
-      </w:pPr>
-      <w:r>
-        <w:rPr>
-          <w:rFonts w:hint="eastAsia"/>
-        </w:rPr>
-        <w:t xml:space="preserve">項目</w:t>
-      </w:r>
-      <w:r>
-        <w:t xml:space="preserve"> </w:t>
-      </w:r>
-      <w:r>
-        <w:rPr>
-          <w:rFonts w:hint="eastAsia"/>
-        </w:rPr>
-        <w:t xml:space="preserve">數值</w:t>
-      </w:r>
-    </w:p>
-    <w:p>
-      <w:r>
-        <w:pict>
-          <v:rect style="width:0;height:1.5pt" o:hralign="center" o:hrstd="t" o:hr="t"/>
-        </w:pict>
-      </w:r>
-    </w:p>
-    <w:p>
-      <w:pPr>
-        <w:pStyle w:val="FirstParagraph"/>
-      </w:pPr>
-      <w:r>
-        <w:rPr>
-          <w:rFonts w:hint="eastAsia"/>
-        </w:rPr>
-        <w:t xml:space="preserve">驗證用量測檔</w:t>
-      </w:r>
-      <w:r>
-        <w:t xml:space="preserve"> 49 </w:t>
-      </w:r>
-      <w:r>
-        <w:rPr>
-          <w:rFonts w:hint="eastAsia"/>
-        </w:rPr>
-        <w:t xml:space="preserve">個</w:t>
-      </w:r>
-    </w:p>
-    <w:p>
-      <w:pPr>
-        <w:pStyle w:val="BodyText"/>
-      </w:pPr>
-      <w:r>
-        <w:rPr>
-          <w:rFonts w:hint="eastAsia"/>
-        </w:rPr>
-        <w:t xml:space="preserve">原始資料量</w:t>
-      </w:r>
-      <w:r>
-        <w:t xml:space="preserve"> 3.32 GB</w:t>
-      </w:r>
-    </w:p>
-    <w:p>
-      <w:pPr>
-        <w:pStyle w:val="BodyText"/>
-      </w:pPr>
-      <w:r>
-        <w:rPr>
-          <w:rFonts w:hint="eastAsia"/>
-        </w:rPr>
-        <w:t xml:space="preserve">入庫後儲存量</w:t>
-      </w:r>
-      <w:r>
-        <w:t xml:space="preserve"> 0.93 </w:t>
-      </w:r>
-      <w:r>
-        <w:rPr>
-          <w:rFonts w:hint="eastAsia"/>
-        </w:rPr>
-        <w:t xml:space="preserve">GB（壓縮比</w:t>
-      </w:r>
-      <w:r>
-        <w:t xml:space="preserve"> 3.56 </w:t>
-      </w:r>
-      <w:r>
-        <w:rPr>
-          <w:rFonts w:hint="eastAsia"/>
-        </w:rPr>
-        <w:t xml:space="preserve">倍）</w:t>
-      </w:r>
-    </w:p>
-    <w:p>
-      <w:pPr>
-        <w:pStyle w:val="BodyText"/>
-      </w:pPr>
-      <w:r>
-        <w:rPr>
-          <w:rFonts w:hint="eastAsia"/>
-        </w:rPr>
-        <w:t xml:space="preserve">涵蓋韌體世代</w:t>
-      </w:r>
-      <w:r>
-        <w:t xml:space="preserve"> 5 </w:t>
-      </w:r>
-      <w:r>
-        <w:rPr>
-          <w:rFonts w:hint="eastAsia"/>
-        </w:rPr>
-        <w:t xml:space="preserve">個（2.16／2.29／2.52／4.73／4.82）</w:t>
-      </w:r>
-    </w:p>
-    <w:p>
-      <w:pPr>
-        <w:pStyle w:val="BodyText"/>
-      </w:pPr>
-      <w:r>
-        <w:rPr>
-          <w:rFonts w:hint="eastAsia"/>
-        </w:rPr>
-        <w:t xml:space="preserve">涵蓋產品線</w:t>
-      </w:r>
-      <w:r>
-        <w:t xml:space="preserve"> 2 </w:t>
-      </w:r>
-      <w:r>
-        <w:rPr>
-          <w:rFonts w:hint="eastAsia"/>
-        </w:rPr>
-        <w:t xml:space="preserve">條（FlavourSpec</w:t>
-      </w:r>
-      <w:r>
-        <w:t xml:space="preserve"> </w:t>
-      </w:r>
-      <w:r>
-        <w:rPr>
-          <w:rFonts w:hint="eastAsia"/>
-        </w:rPr>
-        <w:t xml:space="preserve">雙</w:t>
-      </w:r>
-      <w:r>
-        <w:t xml:space="preserve"> EPC、GC-IMS </w:t>
-      </w:r>
-      <w:r>
-        <w:rPr>
-          <w:rFonts w:hint="eastAsia"/>
-        </w:rPr>
-        <w:t xml:space="preserve">泵浦式）</w:t>
-      </w:r>
-    </w:p>
-    <w:p>
-      <w:pPr>
-        <w:pStyle w:val="BodyText"/>
-      </w:pPr>
-      <w:r>
-        <w:rPr>
-          <w:rFonts w:hint="eastAsia"/>
-        </w:rPr>
-        <w:t xml:space="preserve">涵蓋儀器</w:t>
-      </w:r>
-      <w:r>
-        <w:t xml:space="preserve"> 6 </w:t>
-      </w:r>
-      <w:r>
-        <w:rPr>
-          <w:rFonts w:hint="eastAsia"/>
-        </w:rPr>
-        <w:t xml:space="preserve">台（各獨立序號）</w:t>
-      </w:r>
-    </w:p>
-    <w:p>
-      <w:pPr>
-        <w:pStyle w:val="BodyText"/>
-      </w:pPr>
-      <w:r>
-        <w:rPr>
-          <w:rFonts w:hint="eastAsia"/>
-        </w:rPr>
-        <w:t xml:space="preserve">累計登記標頭欄位名稱</w:t>
-      </w:r>
-      <w:r>
-        <w:t xml:space="preserve"> 93 </w:t>
-      </w:r>
-      <w:r>
-        <w:rPr>
-          <w:rFonts w:hint="eastAsia"/>
-        </w:rPr>
-        <w:t xml:space="preserve">種</w:t>
-      </w:r>
-    </w:p>
-    <w:p>
-      <w:pPr>
-        <w:pStyle w:val="BodyText"/>
-      </w:pPr>
-      <w:r>
-        <w:rPr>
-          <w:rFonts w:hint="eastAsia"/>
-        </w:rPr>
-        <w:t xml:space="preserve">產生的遙測時序資料</w:t>
-      </w:r>
-      <w:r>
-        <w:t xml:space="preserve"> 18,562 </w:t>
-      </w:r>
-      <w:r>
-        <w:rPr>
-          <w:rFonts w:hint="eastAsia"/>
-        </w:rPr>
-        <w:t xml:space="preserve">筆</w:t>
-      </w:r>
-    </w:p>
-    <w:p>
-      <w:r>
-        <w:pict>
-          <v:rect style="width:0;height:1.5pt" o:hralign="center" o:hrstd="t" o:hr="t"/>
-        </w:pict>
-      </w:r>
-    </w:p>
-    <w:p>
-      <w:pPr>
-        <w:pStyle w:val="FirstParagraph"/>
-      </w:pPr>
-      <w:r>
-        <w:t xml:space="preserve">: </w:t>
-      </w:r>
-      <w:r>
-        <w:rPr>
-          <w:rFonts w:hint="eastAsia"/>
-        </w:rPr>
-        <w:t xml:space="preserve">表</w:t>
-      </w:r>
-      <w:r>
-        <w:t xml:space="preserve"> 12-1　</w:t>
-      </w:r>
-      <w:r>
-        <w:rPr>
-          <w:rFonts w:hint="eastAsia"/>
-        </w:rPr>
-        <w:t xml:space="preserve">驗證資料集的組成與實測量</w:t>
-      </w:r>
-    </w:p>
-    <w:p>
-      <w:pPr>
-        <w:pStyle w:val="BodyText"/>
-      </w:pPr>
-      <w:r>
-        <w:rPr>
-          <w:rFonts w:hint="eastAsia"/>
-        </w:rPr>
-        <w:t xml:space="preserve">正式上線後的館藏規模，以實際匯入的量測資料為準；容量推估見</w:t>
-      </w:r>
-      <w:r>
-        <w:t xml:space="preserve"> 12.3。</w:t>
-      </w:r>
-    </w:p>
-    <w:bookmarkEnd w:id="94"/>
-    <w:bookmarkStart w:id="95" w:name="效能指標"/>
-    <w:p>
-      <w:pPr>
-        <w:pStyle w:val="Heading3"/>
-      </w:pPr>
-      <w:r>
-        <w:t xml:space="preserve">12.2 </w:t>
-      </w:r>
-      <w:r>
-        <w:rPr>
-          <w:rFonts w:hint="eastAsia"/>
-        </w:rPr>
-        <w:t xml:space="preserve">效能指標</w:t>
-      </w:r>
-    </w:p>
-    <w:p>
-      <w:r>
-        <w:pict>
-          <v:rect style="width:0;height:1.5pt" o:hralign="center" o:hrstd="t" o:hr="t"/>
-        </w:pict>
-      </w:r>
-    </w:p>
-    <w:p>
-      <w:pPr>
-        <w:pStyle w:val="FirstParagraph"/>
-      </w:pPr>
-      <w:r>
-        <w:rPr>
-          <w:rFonts w:hint="eastAsia"/>
-        </w:rPr>
-        <w:t xml:space="preserve">操作</w:t>
-      </w:r>
-      <w:r>
-        <w:t xml:space="preserve"> </w:t>
-      </w:r>
-      <w:r>
-        <w:rPr>
-          <w:rFonts w:hint="eastAsia"/>
-        </w:rPr>
-        <w:t xml:space="preserve">實測時間</w:t>
-      </w:r>
-    </w:p>
-    <w:p>
-      <w:r>
-        <w:pict>
-          <v:rect style="width:0;height:1.5pt" o:hralign="center" o:hrstd="t" o:hr="t"/>
-        </w:pict>
-      </w:r>
-    </w:p>
-    <w:p>
-      <w:pPr>
-        <w:pStyle w:val="FirstParagraph"/>
-      </w:pPr>
-      <w:r>
-        <w:rPr>
-          <w:rFonts w:hint="eastAsia"/>
-        </w:rPr>
-        <w:t xml:space="preserve">匯入單筆量測（90</w:t>
-      </w:r>
-      <w:r>
-        <w:t xml:space="preserve"> </w:t>
-      </w:r>
-      <w:r>
-        <w:rPr>
-          <w:rFonts w:hint="eastAsia"/>
-        </w:rPr>
-        <w:t xml:space="preserve">MB）</w:t>
-      </w:r>
-      <w:r>
-        <w:t xml:space="preserve"> </w:t>
-      </w:r>
-      <w:r>
-        <w:rPr>
-          <w:rFonts w:hint="eastAsia"/>
-        </w:rPr>
-        <w:t xml:space="preserve">約</w:t>
-      </w:r>
-      <w:r>
-        <w:t xml:space="preserve"> 5 </w:t>
-      </w:r>
-      <w:r>
-        <w:rPr>
-          <w:rFonts w:hint="eastAsia"/>
-        </w:rPr>
-        <w:t xml:space="preserve">秒</w:t>
-      </w:r>
-    </w:p>
-    <w:p>
-      <w:pPr>
-        <w:pStyle w:val="BodyText"/>
-      </w:pPr>
-      <w:r>
-        <w:rPr>
-          <w:rFonts w:hint="eastAsia"/>
-        </w:rPr>
-        <w:t xml:space="preserve">批次匯入驗證資料集（49</w:t>
-      </w:r>
-      <w:r>
-        <w:t xml:space="preserve"> </w:t>
-      </w:r>
-      <w:r>
-        <w:rPr>
-          <w:rFonts w:hint="eastAsia"/>
-        </w:rPr>
-        <w:t xml:space="preserve">檔）</w:t>
-      </w:r>
-      <w:r>
-        <w:t xml:space="preserve"> </w:t>
-      </w:r>
-      <w:r>
-        <w:rPr>
-          <w:rFonts w:hint="eastAsia"/>
-        </w:rPr>
-        <w:t xml:space="preserve">約</w:t>
-      </w:r>
-      <w:r>
-        <w:t xml:space="preserve"> 3.5 </w:t>
-      </w:r>
-      <w:r>
-        <w:rPr>
-          <w:rFonts w:hint="eastAsia"/>
-        </w:rPr>
-        <w:t xml:space="preserve">分鐘</w:t>
-      </w:r>
-    </w:p>
-    <w:p>
-      <w:pPr>
-        <w:pStyle w:val="BodyText"/>
-      </w:pPr>
-      <w:r>
-        <w:rPr>
-          <w:rFonts w:hint="eastAsia"/>
-        </w:rPr>
-        <w:t xml:space="preserve">產生單張熱圖</w:t>
-      </w:r>
-      <w:r>
-        <w:t xml:space="preserve"> PNG </w:t>
-      </w:r>
-      <w:r>
-        <w:rPr>
-          <w:rFonts w:hint="eastAsia"/>
-        </w:rPr>
-        <w:t xml:space="preserve">約</w:t>
-      </w:r>
-      <w:r>
-        <w:t xml:space="preserve"> 0.4 </w:t>
-      </w:r>
-      <w:r>
-        <w:rPr>
-          <w:rFonts w:hint="eastAsia"/>
-        </w:rPr>
-        <w:t xml:space="preserve">秒</w:t>
-      </w:r>
-    </w:p>
-    <w:p>
-      <w:pPr>
-        <w:pStyle w:val="BodyText"/>
-      </w:pPr>
-      <w:r>
-        <w:rPr>
-          <w:rFonts w:hint="eastAsia"/>
-        </w:rPr>
-        <w:t xml:space="preserve">自資料庫載入熱圖預覽</w:t>
-      </w:r>
-      <w:r>
-        <w:t xml:space="preserve"> </w:t>
-      </w:r>
-      <w:r>
-        <w:rPr>
-          <w:rFonts w:hint="eastAsia"/>
-        </w:rPr>
-        <w:t xml:space="preserve">約</w:t>
-      </w:r>
-      <w:r>
-        <w:t xml:space="preserve"> 20 </w:t>
-      </w:r>
-      <w:r>
-        <w:rPr>
-          <w:rFonts w:hint="eastAsia"/>
-        </w:rPr>
-        <w:t xml:space="preserve">毫秒</w:t>
-      </w:r>
-    </w:p>
-    <w:p>
-      <w:pPr>
-        <w:pStyle w:val="BodyText"/>
-      </w:pPr>
-      <w:r>
-        <w:t xml:space="preserve">SHA-256 </w:t>
-      </w:r>
-      <w:r>
-        <w:rPr>
-          <w:rFonts w:hint="eastAsia"/>
-        </w:rPr>
-        <w:t xml:space="preserve">全庫驗證（49</w:t>
-      </w:r>
-      <w:r>
-        <w:t xml:space="preserve"> </w:t>
-      </w:r>
-      <w:r>
-        <w:rPr>
-          <w:rFonts w:hint="eastAsia"/>
-        </w:rPr>
-        <w:t xml:space="preserve">檔）</w:t>
-      </w:r>
-      <w:r>
-        <w:t xml:space="preserve"> </w:t>
-      </w:r>
-      <w:r>
-        <w:rPr>
-          <w:rFonts w:hint="eastAsia"/>
-        </w:rPr>
-        <w:t xml:space="preserve">約</w:t>
-      </w:r>
-      <w:r>
-        <w:t xml:space="preserve"> 10 </w:t>
-      </w:r>
-      <w:r>
-        <w:rPr>
-          <w:rFonts w:hint="eastAsia"/>
-        </w:rPr>
-        <w:t xml:space="preserve">秒</w:t>
-      </w:r>
-    </w:p>
-    <w:p>
-      <w:pPr>
-        <w:pStyle w:val="BodyText"/>
-      </w:pPr>
-      <w:r>
-        <w:rPr>
-          <w:rFonts w:hint="eastAsia"/>
-        </w:rPr>
-        <w:t xml:space="preserve">全套</w:t>
-      </w:r>
-      <w:r>
-        <w:t xml:space="preserve"> 190 </w:t>
-      </w:r>
-      <w:r>
-        <w:rPr>
-          <w:rFonts w:hint="eastAsia"/>
-        </w:rPr>
-        <w:t xml:space="preserve">條測試</w:t>
-      </w:r>
-      <w:r>
-        <w:t xml:space="preserve"> </w:t>
-      </w:r>
-      <w:r>
-        <w:rPr>
-          <w:rFonts w:hint="eastAsia"/>
-        </w:rPr>
-        <w:t xml:space="preserve">約</w:t>
-      </w:r>
-      <w:r>
-        <w:t xml:space="preserve"> 14 </w:t>
-      </w:r>
-      <w:r>
-        <w:rPr>
-          <w:rFonts w:hint="eastAsia"/>
-        </w:rPr>
-        <w:t xml:space="preserve">秒</w:t>
-      </w:r>
-    </w:p>
-    <w:p>
-      <w:r>
-        <w:pict>
-          <v:rect style="width:0;height:1.5pt" o:hralign="center" o:hrstd="t" o:hr="t"/>
-        </w:pict>
-      </w:r>
-    </w:p>
-    <w:p>
-      <w:pPr>
-        <w:pStyle w:val="FirstParagraph"/>
-      </w:pPr>
-      <w:r>
-        <w:t xml:space="preserve">: </w:t>
-      </w:r>
-      <w:r>
-        <w:rPr>
-          <w:rFonts w:hint="eastAsia"/>
-        </w:rPr>
-        <w:t xml:space="preserve">表</w:t>
-      </w:r>
-      <w:r>
-        <w:t xml:space="preserve"> 12-2　</w:t>
-      </w:r>
-      <w:r>
-        <w:rPr>
-          <w:rFonts w:hint="eastAsia"/>
-        </w:rPr>
-        <w:t xml:space="preserve">效能實測</w:t>
-      </w:r>
-    </w:p>
-    <w:bookmarkEnd w:id="95"/>
-    <w:bookmarkStart w:id="96" w:name="容量推估"/>
-    <w:p>
-      <w:pPr>
-        <w:pStyle w:val="Heading3"/>
-      </w:pPr>
-      <w:r>
-        <w:t xml:space="preserve">12.3 </w:t>
-      </w:r>
-      <w:r>
-        <w:rPr>
-          <w:rFonts w:hint="eastAsia"/>
-        </w:rPr>
-        <w:t xml:space="preserve">容量推估</w:t>
-      </w:r>
-    </w:p>
-    <w:p>
-      <w:pPr>
-        <w:pStyle w:val="FirstParagraph"/>
-      </w:pPr>
-      <w:r>
-        <w:rPr>
-          <w:rFonts w:hint="eastAsia"/>
-        </w:rPr>
-        <w:t xml:space="preserve">每筆量測的儲存量約</w:t>
-      </w:r>
-      <w:r>
-        <w:t xml:space="preserve"> 19.3 </w:t>
-      </w:r>
-      <w:r>
-        <w:rPr>
-          <w:rFonts w:hint="eastAsia"/>
-        </w:rPr>
-        <w:t xml:space="preserve">MB（壓縮原檔</w:t>
-      </w:r>
-      <w:r>
-        <w:t xml:space="preserve"> 18.9 </w:t>
-      </w:r>
-      <w:r>
-        <w:rPr>
-          <w:rFonts w:hint="eastAsia"/>
-        </w:rPr>
-        <w:t xml:space="preserve">MB＋預覽</w:t>
-      </w:r>
-      <w:r>
-        <w:t xml:space="preserve"> 0.4 </w:t>
-      </w:r>
-      <w:r>
-        <w:rPr>
-          <w:rFonts w:hint="eastAsia"/>
-        </w:rPr>
-        <w:t xml:space="preserve">MB＋metadata）。</w:t>
-      </w:r>
-      <w:r>
-        <w:t xml:space="preserve"> </w:t>
-      </w:r>
-      <w:r>
-        <w:rPr>
-          <w:rFonts w:hint="eastAsia"/>
-        </w:rPr>
-        <w:t xml:space="preserve">以此推估：</w:t>
-      </w:r>
-    </w:p>
-    <w:p>
-      <w:r>
-        <w:pict>
-          <v:rect style="width:0;height:1.5pt" o:hralign="center" o:hrstd="t" o:hr="t"/>
-        </w:pict>
-      </w:r>
-    </w:p>
-    <w:p>
-      <w:pPr>
-        <w:pStyle w:val="FirstParagraph"/>
-      </w:pPr>
-      <w:r>
-        <w:rPr>
-          <w:rFonts w:hint="eastAsia"/>
-        </w:rPr>
-        <w:t xml:space="preserve">樣本數</w:t>
-      </w:r>
-      <w:r>
-        <w:t xml:space="preserve"> </w:t>
-      </w:r>
-      <w:r>
-        <w:rPr>
-          <w:rFonts w:hint="eastAsia"/>
-        </w:rPr>
-        <w:t xml:space="preserve">預估儲存總量</w:t>
-      </w:r>
-      <w:r>
-        <w:t xml:space="preserve"> </w:t>
-      </w:r>
-      <w:r>
-        <w:rPr>
-          <w:rFonts w:hint="eastAsia"/>
-        </w:rPr>
-        <w:t xml:space="preserve">評估</w:t>
-      </w:r>
-    </w:p>
-    <w:p>
-      <w:r>
-        <w:pict>
-          <v:rect style="width:0;height:1.5pt" o:hralign="center" o:hrstd="t" o:hr="t"/>
-        </w:pict>
-      </w:r>
-    </w:p>
-    <w:p>
-      <w:pPr>
-        <w:pStyle w:val="FirstParagraph"/>
-      </w:pPr>
-      <w:r>
-        <w:t xml:space="preserve">100 </w:t>
-      </w:r>
-      <w:r>
-        <w:rPr>
-          <w:rFonts w:hint="eastAsia"/>
-        </w:rPr>
-        <w:t xml:space="preserve">約</w:t>
-      </w:r>
-      <w:r>
-        <w:t xml:space="preserve"> 2 GB </w:t>
-      </w:r>
-      <w:r>
-        <w:rPr>
-          <w:rFonts w:hint="eastAsia"/>
-        </w:rPr>
-        <w:t xml:space="preserve">輕鬆</w:t>
-      </w:r>
-    </w:p>
-    <w:p>
-      <w:pPr>
-        <w:pStyle w:val="BodyText"/>
-      </w:pPr>
-      <w:r>
-        <w:t xml:space="preserve">1,000 </w:t>
-      </w:r>
-      <w:r>
-        <w:rPr>
-          <w:rFonts w:hint="eastAsia"/>
-        </w:rPr>
-        <w:t xml:space="preserve">約</w:t>
-      </w:r>
-      <w:r>
-        <w:t xml:space="preserve"> 19 GB </w:t>
-      </w:r>
-      <w:r>
-        <w:rPr>
-          <w:rFonts w:hint="eastAsia"/>
-        </w:rPr>
-        <w:t xml:space="preserve">輕鬆</w:t>
-      </w:r>
-    </w:p>
-    <w:p>
-      <w:pPr>
-        <w:pStyle w:val="BodyText"/>
-      </w:pPr>
-      <w:r>
-        <w:t xml:space="preserve">5,000 </w:t>
-      </w:r>
-      <w:r>
-        <w:rPr>
-          <w:rFonts w:hint="eastAsia"/>
-        </w:rPr>
-        <w:t xml:space="preserve">約</w:t>
-      </w:r>
-      <w:r>
-        <w:t xml:space="preserve"> 97 GB </w:t>
-      </w:r>
-      <w:r>
-        <w:rPr>
-          <w:rFonts w:hint="eastAsia"/>
-        </w:rPr>
-        <w:t xml:space="preserve">單機</w:t>
-      </w:r>
-      <w:r>
-        <w:t xml:space="preserve"> MySQL </w:t>
-      </w:r>
-      <w:r>
-        <w:rPr>
-          <w:rFonts w:hint="eastAsia"/>
-        </w:rPr>
-        <w:t xml:space="preserve">仍充裕</w:t>
-      </w:r>
-    </w:p>
-    <w:p>
-      <w:pPr>
-        <w:pStyle w:val="BodyText"/>
-      </w:pPr>
-      <w:r>
-        <w:t xml:space="preserve">10,000 </w:t>
-      </w:r>
-      <w:r>
-        <w:rPr>
-          <w:rFonts w:hint="eastAsia"/>
-        </w:rPr>
-        <w:t xml:space="preserve">約</w:t>
-      </w:r>
-      <w:r>
-        <w:t xml:space="preserve"> 195 GB </w:t>
-      </w:r>
-      <w:r>
-        <w:rPr>
-          <w:rFonts w:hint="eastAsia"/>
-        </w:rPr>
-        <w:t xml:space="preserve">建議此時評估架構</w:t>
-      </w:r>
-    </w:p>
-    <w:p>
-      <w:pPr>
-        <w:pStyle w:val="BodyText"/>
-      </w:pPr>
-      <w:r>
-        <w:t xml:space="preserve">100,000 </w:t>
-      </w:r>
-      <w:r>
-        <w:rPr>
-          <w:rFonts w:hint="eastAsia"/>
-        </w:rPr>
-        <w:t xml:space="preserve">約</w:t>
-      </w:r>
-      <w:r>
-        <w:t xml:space="preserve"> 2 TB </w:t>
-      </w:r>
-      <w:r>
-        <w:rPr>
-          <w:rFonts w:hint="eastAsia"/>
-        </w:rPr>
-        <w:t xml:space="preserve">應改採物件儲存加資料庫索引</w:t>
-      </w:r>
-    </w:p>
-    <w:p>
-      <w:r>
-        <w:pict>
-          <v:rect style="width:0;height:1.5pt" o:hralign="center" o:hrstd="t" o:hr="t"/>
-        </w:pict>
-      </w:r>
-    </w:p>
-    <w:p>
-      <w:pPr>
-        <w:pStyle w:val="FirstParagraph"/>
-      </w:pPr>
-      <w:r>
-        <w:t xml:space="preserve">: </w:t>
-      </w:r>
-      <w:r>
-        <w:rPr>
-          <w:rFonts w:hint="eastAsia"/>
-        </w:rPr>
-        <w:t xml:space="preserve">表</w:t>
-      </w:r>
-      <w:r>
-        <w:t xml:space="preserve"> 12-3　</w:t>
-      </w:r>
-      <w:r>
-        <w:rPr>
-          <w:rFonts w:hint="eastAsia"/>
-        </w:rPr>
-        <w:t xml:space="preserve">儲存容量推估</w:t>
-      </w:r>
-    </w:p>
-    <w:p>
-      <w:pPr>
-        <w:pStyle w:val="BodyText"/>
-      </w:pPr>
-      <w:r>
-        <w:rPr>
-          <w:rFonts w:hint="eastAsia"/>
-        </w:rPr>
-        <w:t xml:space="preserve">超過約</w:t>
-      </w:r>
-      <w:r>
-        <w:t xml:space="preserve"> 10,000 </w:t>
-      </w:r>
-      <w:r>
-        <w:rPr>
-          <w:rFonts w:hint="eastAsia"/>
-        </w:rPr>
-        <w:t xml:space="preserve">筆或</w:t>
-      </w:r>
-      <w:r>
-        <w:t xml:space="preserve"> 1 TB </w:t>
-      </w:r>
-      <w:r>
-        <w:rPr>
-          <w:rFonts w:hint="eastAsia"/>
-        </w:rPr>
-        <w:t xml:space="preserve">規模時，再評估「MinIO（S3</w:t>
-      </w:r>
-      <w:r>
-        <w:t xml:space="preserve"> </w:t>
-      </w:r>
-      <w:r>
-        <w:rPr>
-          <w:rFonts w:hint="eastAsia"/>
-        </w:rPr>
-        <w:t xml:space="preserve">相容物件儲存）</w:t>
-      </w:r>
-      <w:r>
-        <w:t xml:space="preserve"> </w:t>
-      </w:r>
-      <w:r>
-        <w:rPr>
-          <w:rFonts w:hint="eastAsia"/>
-        </w:rPr>
-        <w:t xml:space="preserve">＋MySQL</w:t>
-      </w:r>
-      <w:r>
-        <w:t xml:space="preserve"> </w:t>
-      </w:r>
-      <w:r>
-        <w:rPr>
-          <w:rFonts w:hint="eastAsia"/>
-        </w:rPr>
-        <w:t xml:space="preserve">索引」的架構。在此之前，單台</w:t>
-      </w:r>
-      <w:r>
-        <w:t xml:space="preserve"> MySQL 8 </w:t>
-      </w:r>
-      <w:r>
-        <w:rPr>
-          <w:rFonts w:hint="eastAsia"/>
-        </w:rPr>
-        <w:t xml:space="preserve">是相稱且維運成本最低的選擇。</w:t>
-      </w:r>
-    </w:p>
-    <w:p>
-      <w:pPr>
-        <w:pStyle w:val="BodyText"/>
-      </w:pPr>
-      <w:r>
-        <w:rPr>
-          <w:rFonts w:hint="eastAsia"/>
-        </w:rPr>
-        <w:t xml:space="preserve">搜尋端的規模設計同樣已備妥：查詢先取總數，若超過</w:t>
-      </w:r>
-      <w:r>
-        <w:t xml:space="preserve"> 20,000 </w:t>
-      </w:r>
-      <w:r>
-        <w:rPr>
-          <w:rFonts w:hint="eastAsia"/>
-        </w:rPr>
-        <w:t xml:space="preserve">筆則提示使用者</w:t>
-      </w:r>
-      <w:r>
-        <w:t xml:space="preserve"> </w:t>
-      </w:r>
-      <w:r>
-        <w:rPr>
-          <w:rFonts w:hint="eastAsia"/>
-        </w:rPr>
-        <w:t xml:space="preserve">縮小條件而不撈取資料；否則一次取回輕量列（不含任何</w:t>
-      </w:r>
-      <w:r>
-        <w:t xml:space="preserve"> BLOB </w:t>
-      </w:r>
-      <w:r>
-        <w:rPr>
-          <w:rFonts w:hint="eastAsia"/>
-        </w:rPr>
-        <w:t xml:space="preserve">與長文字），</w:t>
-      </w:r>
-      <w:r>
-        <w:t xml:space="preserve"> </w:t>
-      </w:r>
-      <w:r>
-        <w:rPr>
-          <w:rFonts w:hint="eastAsia"/>
-        </w:rPr>
-        <w:t xml:space="preserve">由桌面端以每頁</w:t>
-      </w:r>
-      <w:r>
-        <w:t xml:space="preserve"> 50 </w:t>
-      </w:r>
-      <w:r>
-        <w:rPr>
-          <w:rFonts w:hint="eastAsia"/>
-        </w:rPr>
-        <w:t xml:space="preserve">筆分頁，換頁、重新排序、二次篩選皆不需再連資料庫。</w:t>
-      </w:r>
-      <w:r>
-        <w:t xml:space="preserve"> </w:t>
-      </w:r>
-      <w:r>
-        <w:rPr>
-          <w:rFonts w:hint="eastAsia"/>
-        </w:rPr>
-        <w:t xml:space="preserve">複合索引</w:t>
-      </w:r>
-      <w:r>
-        <w:t xml:space="preserve"> </w:t>
-      </w:r>
-      <w:r>
-        <w:rPr>
-          <w:rStyle w:val="VerbatimChar"/>
-        </w:rPr>
-        <w:t xml:space="preserve">(measured_at, mea_id)</w:t>
-      </w:r>
-      <w:r>
-        <w:t xml:space="preserve"> </w:t>
-      </w:r>
-      <w:r>
-        <w:rPr>
-          <w:rFonts w:hint="eastAsia"/>
-        </w:rPr>
-        <w:t xml:space="preserve">已建立，未來若超過十萬列可直接切換為</w:t>
-      </w:r>
-      <w:r>
-        <w:t xml:space="preserve"> </w:t>
-      </w:r>
-      <w:r>
-        <w:rPr>
-          <w:rFonts w:hint="eastAsia"/>
-        </w:rPr>
-        <w:t xml:space="preserve">鍵集分頁，無需修改結構。</w:t>
-      </w:r>
-    </w:p>
-    <w:bookmarkEnd w:id="96"/>
-    <w:bookmarkEnd w:id="97"/>
-    <w:bookmarkStart w:id="102" w:name="十三效益與未來藍圖"/>
-    <w:p>
-      <w:pPr>
-        <w:pStyle w:val="Heading2"/>
-      </w:pPr>
-      <w:r>
-        <w:rPr>
-          <w:rFonts w:hint="eastAsia"/>
-        </w:rPr>
-        <w:t xml:space="preserve">十三、效益與未來藍圖</w:t>
-      </w:r>
-    </w:p>
-    <w:bookmarkStart w:id="98" w:name="對日常研究工作的直接效益"/>
-    <w:p>
-      <w:pPr>
-        <w:pStyle w:val="Heading3"/>
-      </w:pPr>
-      <w:r>
-        <w:t xml:space="preserve">13.1 </w:t>
-      </w:r>
-      <w:r>
-        <w:rPr>
-          <w:rFonts w:hint="eastAsia"/>
-        </w:rPr>
-        <w:t xml:space="preserve">對日常研究工作的直接效益</w:t>
-      </w:r>
-    </w:p>
-    <w:p>
-      <w:r>
-        <w:pict>
-          <v:rect style="width:0;height:1.5pt" o:hralign="center" o:hrstd="t" o:hr="t"/>
-        </w:pict>
-      </w:r>
-    </w:p>
-    <w:p>
-      <w:pPr>
-        <w:pStyle w:val="FirstParagraph"/>
-      </w:pPr>
-      <w:r>
-        <w:rPr>
-          <w:rFonts w:hint="eastAsia"/>
-        </w:rPr>
-        <w:t xml:space="preserve">效益</w:t>
-      </w:r>
-      <w:r>
-        <w:t xml:space="preserve"> </w:t>
-      </w:r>
-      <w:r>
-        <w:rPr>
-          <w:rFonts w:hint="eastAsia"/>
-        </w:rPr>
-        <w:t xml:space="preserve">改變前</w:t>
-      </w:r>
-      <w:r>
-        <w:t xml:space="preserve"> </w:t>
-      </w:r>
-      <w:r>
-        <w:rPr>
-          <w:rFonts w:hint="eastAsia"/>
-        </w:rPr>
-        <w:t xml:space="preserve">改變後</w:t>
-      </w:r>
-    </w:p>
-    <w:p>
-      <w:r>
-        <w:pict>
-          <v:rect style="width:0;height:1.5pt" o:hralign="center" o:hrstd="t" o:hr="t"/>
-        </w:pict>
-      </w:r>
-    </w:p>
-    <w:p>
-      <w:pPr>
-        <w:pStyle w:val="FirstParagraph"/>
-      </w:pPr>
-      <w:r>
-        <w:rPr>
-          <w:rFonts w:hint="eastAsia"/>
-        </w:rPr>
-        <w:t xml:space="preserve">找資料</w:t>
-      </w:r>
-      <w:r>
-        <w:t xml:space="preserve"> </w:t>
-      </w:r>
-      <w:r>
-        <w:rPr>
-          <w:rFonts w:hint="eastAsia"/>
-        </w:rPr>
-        <w:t xml:space="preserve">翻資料夾、問同事，往往數十分鐘</w:t>
-      </w:r>
-      <w:r>
-        <w:t xml:space="preserve"> </w:t>
-      </w:r>
-      <w:r>
-        <w:rPr>
-          <w:rFonts w:hint="eastAsia"/>
-        </w:rPr>
-        <w:t xml:space="preserve">關鍵字或分類樹即時查得</w:t>
-      </w:r>
-    </w:p>
-    <w:p>
-      <w:pPr>
-        <w:pStyle w:val="BodyText"/>
-      </w:pPr>
-      <w:r>
-        <w:rPr>
-          <w:rFonts w:hint="eastAsia"/>
-        </w:rPr>
-        <w:t xml:space="preserve">看熱圖</w:t>
-      </w:r>
-      <w:r>
-        <w:t xml:space="preserve"> </w:t>
-      </w:r>
-      <w:r>
-        <w:rPr>
-          <w:rFonts w:hint="eastAsia"/>
-        </w:rPr>
-        <w:t xml:space="preserve">開啟</w:t>
-      </w:r>
-      <w:r>
-        <w:t xml:space="preserve"> 40–150 MB </w:t>
-      </w:r>
-      <w:r>
-        <w:rPr>
-          <w:rFonts w:hint="eastAsia"/>
-        </w:rPr>
-        <w:t xml:space="preserve">原檔，1–3</w:t>
-      </w:r>
-      <w:r>
-        <w:t xml:space="preserve"> </w:t>
-      </w:r>
-      <w:r>
-        <w:rPr>
-          <w:rFonts w:hint="eastAsia"/>
-        </w:rPr>
-        <w:t xml:space="preserve">秒／筆</w:t>
-      </w:r>
-      <w:r>
-        <w:t xml:space="preserve"> </w:t>
-      </w:r>
-      <w:r>
-        <w:rPr>
-          <w:rFonts w:hint="eastAsia"/>
-        </w:rPr>
-        <w:t xml:space="preserve">自資料庫載入，約</w:t>
-      </w:r>
-      <w:r>
-        <w:t xml:space="preserve"> 20 </w:t>
-      </w:r>
-      <w:r>
-        <w:rPr>
-          <w:rFonts w:hint="eastAsia"/>
-        </w:rPr>
-        <w:t xml:space="preserve">毫秒／筆</w:t>
-      </w:r>
-    </w:p>
-    <w:p>
-      <w:pPr>
-        <w:pStyle w:val="BodyText"/>
-      </w:pPr>
-      <w:r>
-        <w:rPr>
-          <w:rFonts w:hint="eastAsia"/>
-        </w:rPr>
-        <w:t xml:space="preserve">比對批次</w:t>
-      </w:r>
-      <w:r>
-        <w:t xml:space="preserve"> </w:t>
-      </w:r>
-      <w:r>
-        <w:rPr>
-          <w:rFonts w:hint="eastAsia"/>
-        </w:rPr>
-        <w:t xml:space="preserve">手動開多個檔案</w:t>
-      </w:r>
-      <w:r>
-        <w:t xml:space="preserve"> </w:t>
-      </w:r>
-      <w:r>
-        <w:rPr>
-          <w:rFonts w:hint="eastAsia"/>
-        </w:rPr>
-        <w:t xml:space="preserve">同條件列出並排比較</w:t>
-      </w:r>
-    </w:p>
-    <w:p>
-      <w:pPr>
-        <w:pStyle w:val="BodyText"/>
-      </w:pPr>
-      <w:r>
-        <w:rPr>
-          <w:rFonts w:hint="eastAsia"/>
-        </w:rPr>
-        <w:t xml:space="preserve">資料保全</w:t>
-      </w:r>
-      <w:r>
-        <w:t xml:space="preserve"> </w:t>
-      </w:r>
-      <w:r>
-        <w:rPr>
-          <w:rFonts w:hint="eastAsia"/>
-        </w:rPr>
-        <w:t xml:space="preserve">個人電腦故障或人員離職即可能遺失</w:t>
-      </w:r>
-      <w:r>
-        <w:t xml:space="preserve"> </w:t>
-      </w:r>
-      <w:r>
-        <w:rPr>
-          <w:rFonts w:hint="eastAsia"/>
-        </w:rPr>
-        <w:t xml:space="preserve">集中儲存並每日備份至</w:t>
-      </w:r>
-      <w:r>
-        <w:t xml:space="preserve"> NAS</w:t>
-      </w:r>
-    </w:p>
-    <w:p>
-      <w:pPr>
-        <w:pStyle w:val="BodyText"/>
-      </w:pPr>
-      <w:r>
-        <w:rPr>
-          <w:rFonts w:hint="eastAsia"/>
-        </w:rPr>
-        <w:t xml:space="preserve">原始資料</w:t>
-      </w:r>
-      <w:r>
-        <w:t xml:space="preserve"> </w:t>
-      </w:r>
-      <w:r>
-        <w:rPr>
-          <w:rFonts w:hint="eastAsia"/>
-        </w:rPr>
-        <w:t xml:space="preserve">散落多處、真偽難證</w:t>
-      </w:r>
-      <w:r>
-        <w:t xml:space="preserve"> </w:t>
-      </w:r>
-      <w:r>
-        <w:rPr>
-          <w:rFonts w:hint="eastAsia"/>
-        </w:rPr>
-        <w:t xml:space="preserve">位元級保存並可</w:t>
-      </w:r>
-      <w:r>
-        <w:t xml:space="preserve"> SHA-256 </w:t>
-      </w:r>
-      <w:r>
-        <w:rPr>
-          <w:rFonts w:hint="eastAsia"/>
-        </w:rPr>
-        <w:t xml:space="preserve">驗證</w:t>
-      </w:r>
-    </w:p>
-    <w:p>
-      <w:r>
-        <w:pict>
-          <v:rect style="width:0;height:1.5pt" o:hralign="center" o:hrstd="t" o:hr="t"/>
-        </w:pict>
-      </w:r>
-    </w:p>
-    <w:p>
-      <w:pPr>
-        <w:pStyle w:val="FirstParagraph"/>
-      </w:pPr>
-      <w:r>
-        <w:t xml:space="preserve">: </w:t>
-      </w:r>
-      <w:r>
-        <w:rPr>
-          <w:rFonts w:hint="eastAsia"/>
-        </w:rPr>
-        <w:t xml:space="preserve">表</w:t>
-      </w:r>
-      <w:r>
-        <w:t xml:space="preserve"> 13-1　</w:t>
-      </w:r>
-      <w:r>
-        <w:rPr>
-          <w:rFonts w:hint="eastAsia"/>
-        </w:rPr>
-        <w:t xml:space="preserve">日常工作的具體改變</w:t>
-      </w:r>
-    </w:p>
-    <w:bookmarkEnd w:id="98"/>
-    <w:bookmarkStart w:id="99" w:name="對公司的策略價值"/>
-    <w:p>
-      <w:pPr>
-        <w:pStyle w:val="Heading3"/>
-      </w:pPr>
-      <w:r>
-        <w:t xml:space="preserve">13.2 </w:t>
-      </w:r>
-      <w:r>
-        <w:rPr>
-          <w:rFonts w:hint="eastAsia"/>
-        </w:rPr>
-        <w:t xml:space="preserve">對公司的策略價值</w:t>
-      </w:r>
-    </w:p>
-    <w:p>
-      <w:pPr>
+        <w:t xml:space="preserve"> </w:t>
+      </w:r>
+      <w:r>
+        <w:rPr>
+          <w:rFonts w:hint="eastAsia"/>
+          <w:b/>
+          <w:bCs/>
+        </w:rPr>
+        <w:t xml:space="preserve">LAN，通常位於</w:t>
+      </w:r>
+      <w:r>
+        <w:rPr>
+          <w:b/>
+          <w:bCs/>
+        </w:rPr>
+        <w:t xml:space="preserve"> 192.168.x.x </w:t>
+      </w:r>
+      <w:r>
+        <w:rPr>
+          <w:rFonts w:hint="eastAsia"/>
+          <w:b/>
+          <w:bCs/>
+        </w:rPr>
+        <w:t xml:space="preserve">網段）</w:t>
+      </w:r>
+    </w:p>
+    <w:tbl>
+      <w:tblPr>
+        <w:tblStyle w:val="Table"/>
+        <w:tblW w:type="pct" w:w="5000"/>
+        <w:tblLayout w:type="fixed"/>
+        <w:tblLook w:firstRow="1" w:lastRow="0" w:firstColumn="0" w:lastColumn="0" w:noHBand="0" w:noVBand="0" w:val="0020"/>
+      </w:tblPr>
+      <w:tblGrid>
+        <w:gridCol w:w="3960"/>
+        <w:gridCol w:w="3960"/>
+      </w:tblGrid>
+      <w:tr>
+        <w:trPr>
+          <w:tblHeader w:val="on"/>
+        </w:trPr>
+        <w:tc>
+          <w:tcPr/>
+          <w:p>
+            <w:pPr>
+              <w:pStyle w:val="Compact"/>
+            </w:pPr>
+            <w:r>
+              <w:rPr>
+                <w:rFonts w:hint="eastAsia"/>
+              </w:rPr>
+              <w:t xml:space="preserve">元件</w:t>
+            </w:r>
+          </w:p>
+        </w:tc>
+        <w:tc>
+          <w:tcPr/>
+          <w:p>
+            <w:pPr>
+              <w:pStyle w:val="Compact"/>
+            </w:pPr>
+            <w:r>
+              <w:rPr>
+                <w:rFonts w:hint="eastAsia"/>
+              </w:rPr>
+              <w:t xml:space="preserve">說明</w:t>
+            </w:r>
+          </w:p>
+        </w:tc>
+      </w:tr>
+      <w:tr>
+        <w:tc>
+          <w:tcPr/>
+          <w:p>
+            <w:pPr>
+              <w:pStyle w:val="Compact"/>
+            </w:pPr>
+            <w:r>
+              <w:rPr>
+                <w:b/>
+                <w:bCs/>
+              </w:rPr>
+              <w:t xml:space="preserve">MySQL </w:t>
+            </w:r>
+            <w:r>
+              <w:rPr>
+                <w:rFonts w:hint="eastAsia"/>
+                <w:b/>
+                <w:bCs/>
+              </w:rPr>
+              <w:t xml:space="preserve">主機</w:t>
+            </w:r>
+            <w:r>
+              <w:rPr>
+                <w:b/>
+                <w:bCs/>
+              </w:rPr>
+              <w:t xml:space="preserve"> PC</w:t>
+            </w:r>
+          </w:p>
+        </w:tc>
+        <w:tc>
+          <w:tcPr/>
+          <w:p>
+            <w:pPr>
+              <w:pStyle w:val="Compact"/>
+            </w:pPr>
+            <w:r>
+              <w:rPr>
+                <w:rFonts w:hint="eastAsia"/>
+              </w:rPr>
+              <w:t xml:space="preserve">一台常開的內網電腦，MySQL</w:t>
+            </w:r>
+            <w:r>
+              <w:t xml:space="preserve"> 8 </w:t>
+            </w:r>
+            <w:r>
+              <w:rPr>
+                <w:rFonts w:hint="eastAsia"/>
+              </w:rPr>
+              <w:t xml:space="preserve">服務與資料檔皆位於本機</w:t>
+            </w:r>
+            <w:r>
+              <w:t xml:space="preserve"> </w:t>
+            </w:r>
+            <w:r>
+              <w:rPr>
+                <w:rFonts w:hint="eastAsia"/>
+              </w:rPr>
+              <w:t xml:space="preserve">SSD。監聽</w:t>
+            </w:r>
+            <w:r>
+              <w:t xml:space="preserve"> 3306 </w:t>
+            </w:r>
+            <w:r>
+              <w:rPr>
+                <w:rFonts w:hint="eastAsia"/>
+              </w:rPr>
+              <w:t xml:space="preserve">埠，</w:t>
+            </w:r>
+            <w:r>
+              <w:rPr>
+                <w:rFonts w:hint="eastAsia"/>
+                <w:b/>
+                <w:bCs/>
+              </w:rPr>
+              <w:t xml:space="preserve">僅限</w:t>
+            </w:r>
+            <w:r>
+              <w:rPr>
+                <w:b/>
+                <w:bCs/>
+              </w:rPr>
+              <w:t xml:space="preserve"> LAN </w:t>
+            </w:r>
+            <w:r>
+              <w:rPr>
+                <w:rFonts w:hint="eastAsia"/>
+                <w:b/>
+                <w:bCs/>
+              </w:rPr>
+              <w:t xml:space="preserve">存取</w:t>
+            </w:r>
+            <w:r>
+              <w:rPr>
+                <w:rFonts w:hint="eastAsia"/>
+              </w:rPr>
+              <w:t xml:space="preserve">，絕不對外開放。</w:t>
+            </w:r>
+          </w:p>
+        </w:tc>
+      </w:tr>
+      <w:tr>
+        <w:tc>
+          <w:tcPr/>
+          <w:p>
+            <w:pPr>
+              <w:pStyle w:val="Compact"/>
+            </w:pPr>
+            <w:r>
+              <w:rPr>
+                <w:b/>
+                <w:bCs/>
+              </w:rPr>
+              <w:t xml:space="preserve">NAS</w:t>
+            </w:r>
+          </w:p>
+        </w:tc>
+        <w:tc>
+          <w:tcPr/>
+          <w:p>
+            <w:pPr>
+              <w:pStyle w:val="Compact"/>
+            </w:pPr>
+            <w:r>
+              <w:rPr>
+                <w:rFonts w:hint="eastAsia"/>
+              </w:rPr>
+              <w:t xml:space="preserve">每晚接收</w:t>
+            </w:r>
+            <w:r>
+              <w:t xml:space="preserve"> </w:t>
+            </w:r>
+            <w:r>
+              <w:rPr>
+                <w:rStyle w:val="VerbatimChar"/>
+              </w:rPr>
+              <w:t xml:space="preserve">mysqldump --routines --triggers</w:t>
+            </w:r>
+            <w:r>
+              <w:t xml:space="preserve"> </w:t>
+            </w:r>
+            <w:r>
+              <w:rPr>
+                <w:rFonts w:hint="eastAsia"/>
+              </w:rPr>
+              <w:t xml:space="preserve">壓縮後的備份，作為公司備份鏈的起點——公司備份機制之後會將</w:t>
+            </w:r>
+            <w:r>
+              <w:t xml:space="preserve"> NAS </w:t>
+            </w:r>
+            <w:r>
+              <w:rPr>
+                <w:rFonts w:hint="eastAsia"/>
+              </w:rPr>
+              <w:t xml:space="preserve">內容再備份至異地與磁帶。</w:t>
+            </w:r>
+          </w:p>
+        </w:tc>
+      </w:tr>
+      <w:tr>
+        <w:tc>
+          <w:tcPr/>
+          <w:p>
+            <w:pPr>
+              <w:pStyle w:val="Compact"/>
+            </w:pPr>
+            <w:r>
+              <w:rPr>
+                <w:b/>
+                <w:bCs/>
+              </w:rPr>
+              <w:t xml:space="preserve">Web </w:t>
+            </w:r>
+            <w:r>
+              <w:rPr>
+                <w:rFonts w:hint="eastAsia"/>
+                <w:b/>
+                <w:bCs/>
+              </w:rPr>
+              <w:t xml:space="preserve">應用伺服器</w:t>
+            </w:r>
+          </w:p>
+        </w:tc>
+        <w:tc>
+          <w:tcPr/>
+          <w:p>
+            <w:pPr>
+              <w:pStyle w:val="Compact"/>
+            </w:pPr>
+            <w:r>
+              <w:rPr>
+                <w:rFonts w:hint="eastAsia"/>
+              </w:rPr>
+              <w:t xml:space="preserve">執行</w:t>
+            </w:r>
+            <w:r>
+              <w:t xml:space="preserve"> HTML </w:t>
+            </w:r>
+            <w:r>
+              <w:rPr>
+                <w:rFonts w:hint="eastAsia"/>
+              </w:rPr>
+              <w:t xml:space="preserve">前端（Flask</w:t>
+            </w:r>
+            <w:r>
+              <w:t xml:space="preserve"> / FastAPI </w:t>
+            </w:r>
+            <w:r>
+              <w:rPr>
+                <w:rFonts w:hint="eastAsia"/>
+              </w:rPr>
+              <w:t xml:space="preserve">等），透過</w:t>
+            </w:r>
+            <w:r>
+              <w:t xml:space="preserve"> SELECT-only </w:t>
+            </w:r>
+            <w:r>
+              <w:rPr>
+                <w:rFonts w:hint="eastAsia"/>
+              </w:rPr>
+              <w:t xml:space="preserve">的</w:t>
+            </w:r>
+            <w:r>
+              <w:t xml:space="preserve"> MySQL </w:t>
+            </w:r>
+            <w:r>
+              <w:rPr>
+                <w:rFonts w:hint="eastAsia"/>
+              </w:rPr>
+              <w:t xml:space="preserve">帳號連接</w:t>
+            </w:r>
+            <w:r>
+              <w:t xml:space="preserve"> </w:t>
+            </w:r>
+            <w:r>
+              <w:rPr>
+                <w:rFonts w:hint="eastAsia"/>
+              </w:rPr>
+              <w:t xml:space="preserve">3306。對內網開放</w:t>
+            </w:r>
+            <w:r>
+              <w:t xml:space="preserve"> HTTP 80 </w:t>
+            </w:r>
+            <w:r>
+              <w:rPr>
+                <w:rFonts w:hint="eastAsia"/>
+              </w:rPr>
+              <w:t xml:space="preserve">埠，供不裝桌面</w:t>
+            </w:r>
+            <w:r>
+              <w:t xml:space="preserve"> App </w:t>
+            </w:r>
+            <w:r>
+              <w:rPr>
+                <w:rFonts w:hint="eastAsia"/>
+              </w:rPr>
+              <w:t xml:space="preserve">的同仁使用。</w:t>
+            </w:r>
+          </w:p>
+        </w:tc>
+      </w:tr>
+      <w:tr>
+        <w:tc>
+          <w:tcPr/>
+          <w:p>
+            <w:pPr>
+              <w:pStyle w:val="Compact"/>
+            </w:pPr>
+            <w:r>
+              <w:rPr>
+                <w:rFonts w:hint="eastAsia"/>
+                <w:b/>
+                <w:bCs/>
+              </w:rPr>
+              <w:t xml:space="preserve">內網桌面使用者</w:t>
+            </w:r>
+          </w:p>
+        </w:tc>
+        <w:tc>
+          <w:tcPr/>
+          <w:p>
+            <w:pPr>
+              <w:pStyle w:val="Compact"/>
+            </w:pPr>
+            <w:r>
+              <w:rPr>
+                <w:rFonts w:hint="eastAsia"/>
+              </w:rPr>
+              <w:t xml:space="preserve">執行</w:t>
+            </w:r>
+            <w:r>
+              <w:t xml:space="preserve"> Tkinter Admin App </w:t>
+            </w:r>
+            <w:r>
+              <w:rPr>
+                <w:rFonts w:hint="eastAsia"/>
+              </w:rPr>
+              <w:t xml:space="preserve">或</w:t>
+            </w:r>
+            <w:r>
+              <w:t xml:space="preserve"> Viewer </w:t>
+            </w:r>
+            <w:r>
+              <w:rPr>
+                <w:rFonts w:hint="eastAsia"/>
+              </w:rPr>
+              <w:t xml:space="preserve">App，透過個人</w:t>
+            </w:r>
+            <w:r>
+              <w:t xml:space="preserve"> MySQL </w:t>
+            </w:r>
+            <w:r>
+              <w:rPr>
+                <w:rFonts w:hint="eastAsia"/>
+              </w:rPr>
+              <w:t xml:space="preserve">帳號（</w:t>
+            </w:r>
+            <w:r>
+              <w:rPr>
+                <w:rStyle w:val="VerbatimChar"/>
+              </w:rPr>
+              <w:t xml:space="preserve">admin_XXX</w:t>
+            </w:r>
+            <w:r>
+              <w:t xml:space="preserve"> </w:t>
+            </w:r>
+            <w:r>
+              <w:t xml:space="preserve">/</w:t>
+            </w:r>
+            <w:r>
+              <w:t xml:space="preserve"> </w:t>
+            </w:r>
+            <w:r>
+              <w:rPr>
+                <w:rStyle w:val="VerbatimChar"/>
+              </w:rPr>
+              <w:t xml:space="preserve">view_XXX</w:t>
+            </w:r>
+            <w:r>
+              <w:rPr>
+                <w:rFonts w:hint="eastAsia"/>
+              </w:rPr>
+              <w:t xml:space="preserve">）直連</w:t>
+            </w:r>
+            <w:r>
+              <w:t xml:space="preserve"> </w:t>
+            </w:r>
+            <w:r>
+              <w:rPr>
+                <w:rFonts w:hint="eastAsia"/>
+              </w:rPr>
+              <w:t xml:space="preserve">3306。行為皆會落入</w:t>
+            </w:r>
+            <w:r>
+              <w:t xml:space="preserve"> </w:t>
+            </w:r>
+            <w:r>
+              <w:rPr>
+                <w:rStyle w:val="VerbatimChar"/>
+              </w:rPr>
+              <w:t xml:space="preserve">audit_log</w:t>
+            </w:r>
+            <w:r>
+              <w:t xml:space="preserve"> </w:t>
+            </w:r>
+            <w:r>
+              <w:rPr>
+                <w:rFonts w:hint="eastAsia"/>
+              </w:rPr>
+              <w:t xml:space="preserve">或</w:t>
+            </w:r>
+            <w:r>
+              <w:t xml:space="preserve"> </w:t>
+            </w:r>
+            <w:r>
+              <w:rPr>
+                <w:rStyle w:val="VerbatimChar"/>
+              </w:rPr>
+              <w:t xml:space="preserve">access_log</w:t>
+            </w:r>
+            <w:r>
+              <w:t xml:space="preserve">。</w:t>
+            </w:r>
+          </w:p>
+        </w:tc>
+      </w:tr>
+      <w:tr>
+        <w:tc>
+          <w:tcPr/>
+          <w:p>
+            <w:pPr>
+              <w:pStyle w:val="Compact"/>
+            </w:pPr>
+            <w:r>
+              <w:rPr>
+                <w:rFonts w:hint="eastAsia"/>
+                <w:b/>
+                <w:bCs/>
+              </w:rPr>
+              <w:t xml:space="preserve">內網瀏覽器使用者</w:t>
+            </w:r>
+          </w:p>
+        </w:tc>
+        <w:tc>
+          <w:tcPr/>
+          <w:p>
+            <w:pPr>
+              <w:pStyle w:val="Compact"/>
+            </w:pPr>
+            <w:r>
+              <w:rPr>
+                <w:rFonts w:hint="eastAsia"/>
+              </w:rPr>
+              <w:t xml:space="preserve">用</w:t>
+            </w:r>
+            <w:r>
+              <w:t xml:space="preserve"> </w:t>
+            </w:r>
+            <w:r>
+              <w:rPr>
+                <w:rFonts w:hint="eastAsia"/>
+              </w:rPr>
+              <w:t xml:space="preserve">Chrome／Edge</w:t>
+            </w:r>
+            <w:r>
+              <w:t xml:space="preserve"> </w:t>
+            </w:r>
+            <w:r>
+              <w:rPr>
+                <w:rFonts w:hint="eastAsia"/>
+              </w:rPr>
+              <w:t xml:space="preserve">直接連</w:t>
+            </w:r>
+            <w:r>
+              <w:t xml:space="preserve"> Web </w:t>
+            </w:r>
+            <w:r>
+              <w:rPr>
+                <w:rFonts w:hint="eastAsia"/>
+              </w:rPr>
+              <w:t xml:space="preserve">應用伺服器；適合不安裝軟體、只需檢視與搜尋的主管與跨部門同仁。</w:t>
+            </w:r>
+          </w:p>
+        </w:tc>
+      </w:tr>
+      <w:tr>
+        <w:tc>
+          <w:tcPr/>
+          <w:p>
+            <w:pPr>
+              <w:pStyle w:val="Compact"/>
+            </w:pPr>
+            <w:r>
+              <w:rPr>
+                <w:rFonts w:hint="eastAsia"/>
+                <w:b/>
+                <w:bCs/>
+              </w:rPr>
+              <w:t xml:space="preserve">防火牆／網關</w:t>
+            </w:r>
+          </w:p>
+        </w:tc>
+        <w:tc>
+          <w:tcPr/>
+          <w:p>
+            <w:pPr>
+              <w:pStyle w:val="Compact"/>
+            </w:pPr>
+            <w:r>
+              <w:t xml:space="preserve">3306 </w:t>
+            </w:r>
+            <w:r>
+              <w:rPr>
+                <w:rFonts w:hint="eastAsia"/>
+              </w:rPr>
+              <w:t xml:space="preserve">絕對不能對外；80</w:t>
+            </w:r>
+            <w:r>
+              <w:t xml:space="preserve"> </w:t>
+            </w:r>
+            <w:r>
+              <w:rPr>
+                <w:rFonts w:hint="eastAsia"/>
+              </w:rPr>
+              <w:t xml:space="preserve">埠</w:t>
+            </w:r>
+            <w:r>
+              <w:rPr>
+                <w:rFonts w:hint="eastAsia"/>
+                <w:b/>
+                <w:bCs/>
+              </w:rPr>
+              <w:t xml:space="preserve">視公司政策</w:t>
+            </w:r>
+            <w:r>
+              <w:rPr>
+                <w:rFonts w:hint="eastAsia"/>
+              </w:rPr>
+              <w:t xml:space="preserve">可選擇性對外（多半改用</w:t>
+            </w:r>
+            <w:r>
+              <w:t xml:space="preserve"> 443 </w:t>
+            </w:r>
+            <w:r>
+              <w:rPr>
+                <w:rFonts w:hint="eastAsia"/>
+              </w:rPr>
+              <w:t xml:space="preserve">HTTPS）；同時作為</w:t>
+            </w:r>
+            <w:r>
+              <w:t xml:space="preserve"> VPN </w:t>
+            </w:r>
+            <w:r>
+              <w:rPr>
+                <w:rFonts w:hint="eastAsia"/>
+              </w:rPr>
+              <w:t xml:space="preserve">通道進入點。</w:t>
+            </w:r>
+          </w:p>
+        </w:tc>
+      </w:tr>
+    </w:tbl>
+    <w:p>
+      <w:pPr>
+        <w:pStyle w:val="BodyText"/>
+      </w:pPr>
+      <w:r>
+        <w:rPr>
+          <w:rFonts w:hint="eastAsia"/>
+          <w:b/>
+          <w:bCs/>
+        </w:rPr>
+        <w:t xml:space="preserve">外部存取路徑</w:t>
+      </w:r>
+    </w:p>
+    <w:p>
+      <w:pPr>
+        <w:pStyle w:val="Compact"/>
         <w:numPr>
           <w:ilvl w:val="0"/>
           <w:numId w:val="1020"/>
@@ -24180,17 +23535,75 @@
           <w:b/>
           <w:bCs/>
         </w:rPr>
-        <w:t xml:space="preserve">知識資產化</w:t>
-      </w:r>
-      <w:r>
-        <w:rPr>
-          <w:rFonts w:hint="eastAsia"/>
-        </w:rPr>
-        <w:t xml:space="preserve">：過去附著於個人的量測經驗，成為可傳承、可查詢的公司資產。</w:t>
-      </w:r>
-    </w:p>
-    <w:p>
-      <w:pPr>
+        <w:t xml:space="preserve">透過</w:t>
+      </w:r>
+      <w:r>
+        <w:rPr>
+          <w:b/>
+          <w:bCs/>
+        </w:rPr>
+        <w:t xml:space="preserve"> VPN</w:t>
+      </w:r>
+      <w:r>
+        <w:rPr>
+          <w:rFonts w:hint="eastAsia"/>
+        </w:rPr>
+        <w:t xml:space="preserve">：外部使用者先建立</w:t>
+      </w:r>
+      <w:r>
+        <w:t xml:space="preserve"> VPN </w:t>
+      </w:r>
+      <w:r>
+        <w:rPr>
+          <w:rFonts w:hint="eastAsia"/>
+        </w:rPr>
+        <w:t xml:space="preserve">連線進入內網，之後可用桌面</w:t>
+      </w:r>
+      <w:r>
+        <w:t xml:space="preserve"> App </w:t>
+      </w:r>
+      <w:r>
+        <w:rPr>
+          <w:rFonts w:hint="eastAsia"/>
+        </w:rPr>
+        <w:t xml:space="preserve">或瀏覽器，享有</w:t>
+      </w:r>
+      <w:r>
+        <w:rPr>
+          <w:rFonts w:hint="eastAsia"/>
+          <w:b/>
+          <w:bCs/>
+        </w:rPr>
+        <w:t xml:space="preserve">完整功能</w:t>
+      </w:r>
+      <w:r>
+        <w:rPr>
+          <w:rFonts w:hint="eastAsia"/>
+        </w:rPr>
+        <w:t xml:space="preserve">（含原始檔案下載）。建議公司採用</w:t>
+      </w:r>
+      <w:r>
+        <w:t xml:space="preserve"> WireGuard </w:t>
+      </w:r>
+      <w:r>
+        <w:rPr>
+          <w:rFonts w:hint="eastAsia"/>
+        </w:rPr>
+        <w:t xml:space="preserve">或既有企業</w:t>
+      </w:r>
+      <w:r>
+        <w:t xml:space="preserve"> VPN </w:t>
+      </w:r>
+      <w:r>
+        <w:rPr>
+          <w:rFonts w:hint="eastAsia"/>
+        </w:rPr>
+        <w:t xml:space="preserve">方案。</w:t>
+      </w:r>
+    </w:p>
+    <w:p>
+      <w:pPr>
+        <w:pStyle w:val="Compact"/>
         <w:numPr>
           <w:ilvl w:val="0"/>
           <w:numId w:val="1020"/>
@@ -24202,69 +23615,163 @@
           <w:b/>
           <w:bCs/>
         </w:rPr>
-        <w:t xml:space="preserve">法規與稽核對位</w:t>
-      </w:r>
-      <w:r>
-        <w:rPr>
-          <w:rFonts w:hint="eastAsia"/>
-        </w:rPr>
-        <w:t xml:space="preserve">：稽核紀錄、存取控制、資料完整性驗證與軟刪除政策，</w:t>
-      </w:r>
-      <w:r>
-        <w:t xml:space="preserve"> </w:t>
-      </w:r>
-      <w:r>
-        <w:rPr>
-          <w:rFonts w:hint="eastAsia"/>
-        </w:rPr>
-        <w:t xml:space="preserve">對應資料整全性（data</w:t>
-      </w:r>
-      <w:r>
-        <w:t xml:space="preserve"> </w:t>
-      </w:r>
-      <w:r>
-        <w:rPr>
-          <w:rFonts w:hint="eastAsia"/>
-        </w:rPr>
-        <w:t xml:space="preserve">integrity）原則的常見要求。</w:t>
-      </w:r>
-    </w:p>
-    <w:p>
-      <w:pPr>
+        <w:t xml:space="preserve">透過</w:t>
+      </w:r>
+      <w:r>
+        <w:rPr>
+          <w:b/>
+          <w:bCs/>
+        </w:rPr>
+        <w:t xml:space="preserve"> HTTP </w:t>
+      </w:r>
+      <w:r>
+        <w:rPr>
+          <w:rFonts w:hint="eastAsia"/>
+          <w:b/>
+          <w:bCs/>
+        </w:rPr>
+        <w:t xml:space="preserve">80／HTTPS</w:t>
+      </w:r>
+      <w:r>
+        <w:rPr>
+          <w:b/>
+          <w:bCs/>
+        </w:rPr>
+        <w:t xml:space="preserve"> </w:t>
+      </w:r>
+      <w:r>
+        <w:rPr>
+          <w:rFonts w:hint="eastAsia"/>
+          <w:b/>
+          <w:bCs/>
+        </w:rPr>
+        <w:t xml:space="preserve">443（可選）</w:t>
+      </w:r>
+      <w:r>
+        <w:rPr>
+          <w:rFonts w:hint="eastAsia"/>
+        </w:rPr>
+        <w:t xml:space="preserve">：公司若同意將</w:t>
+      </w:r>
+      <w:r>
+        <w:t xml:space="preserve"> Web </w:t>
+      </w:r>
+      <w:r>
+        <w:rPr>
+          <w:rFonts w:hint="eastAsia"/>
+        </w:rPr>
+        <w:t xml:space="preserve">應用伺服器的</w:t>
+      </w:r>
+      <w:r>
+        <w:t xml:space="preserve"> 80 </w:t>
+      </w:r>
+      <w:r>
+        <w:rPr>
+          <w:rFonts w:hint="eastAsia"/>
+        </w:rPr>
+        <w:t xml:space="preserve">埠對外，遠端使用者可直接以瀏覽器連入，但只能執行</w:t>
+      </w:r>
+      <w:r>
+        <w:t xml:space="preserve"> </w:t>
+      </w:r>
+      <w:r>
+        <w:rPr>
+          <w:rFonts w:hint="eastAsia"/>
+        </w:rPr>
+        <w:t xml:space="preserve">SELECT－only</w:t>
+      </w:r>
+      <w:r>
+        <w:t xml:space="preserve"> </w:t>
+      </w:r>
+      <w:r>
+        <w:rPr>
+          <w:rFonts w:hint="eastAsia"/>
+        </w:rPr>
+        <w:t xml:space="preserve">檢視／搜尋。建議搭配</w:t>
+      </w:r>
+      <w:r>
+        <w:t xml:space="preserve"> HTTPS </w:t>
+      </w:r>
+      <w:r>
+        <w:rPr>
+          <w:rFonts w:hint="eastAsia"/>
+        </w:rPr>
+        <w:t xml:space="preserve">憑證與登入驗證，並避免暴露原始檔案下載路徑。</w:t>
+      </w:r>
+    </w:p>
+    <w:p>
+      <w:pPr>
+        <w:pStyle w:val="FirstParagraph"/>
+      </w:pPr>
+      <w:r>
+        <w:rPr>
+          <w:rFonts w:hint="eastAsia"/>
+          <w:b/>
+          <w:bCs/>
+        </w:rPr>
+        <w:t xml:space="preserve">安全準則（來自</w:t>
+      </w:r>
+      <w:r>
+        <w:rPr>
+          <w:b/>
+          <w:bCs/>
+        </w:rPr>
+        <w:t xml:space="preserve"> DESIGN </w:t>
+      </w:r>
+      <w:r>
+        <w:rPr>
+          <w:rFonts w:hint="eastAsia"/>
+          <w:b/>
+          <w:bCs/>
+        </w:rPr>
+        <w:t xml:space="preserve">§7、§8）</w:t>
+      </w:r>
+    </w:p>
+    <w:p>
+      <w:pPr>
+        <w:pStyle w:val="Compact"/>
         <w:numPr>
           <w:ilvl w:val="0"/>
-          <w:numId w:val="1020"/>
+          <w:numId w:val="1021"/>
         </w:numPr>
       </w:pPr>
       <w:r>
         <w:rPr>
-          <w:rFonts w:hint="eastAsia"/>
           <w:b/>
           <w:bCs/>
         </w:rPr>
-        <w:t xml:space="preserve">對外交付的可信度</w:t>
-      </w:r>
-      <w:r>
-        <w:rPr>
-          <w:rFonts w:hint="eastAsia"/>
-        </w:rPr>
-        <w:t xml:space="preserve">：交付報告時可展示完整溯源鏈——哪台儀器、哪一版方法、</w:t>
-      </w:r>
-      <w:r>
-        <w:t xml:space="preserve"> </w:t>
-      </w:r>
-      <w:r>
-        <w:rPr>
-          <w:rFonts w:hint="eastAsia"/>
-        </w:rPr>
-        <w:t xml:space="preserve">何時量測、雜湊驗證結果。</w:t>
-      </w:r>
-    </w:p>
-    <w:p>
-      <w:pPr>
+        <w:t xml:space="preserve">3306 </w:t>
+      </w:r>
+      <w:r>
+        <w:rPr>
+          <w:rFonts w:hint="eastAsia"/>
+          <w:b/>
+          <w:bCs/>
+        </w:rPr>
+        <w:t xml:space="preserve">永不對外</w:t>
+      </w:r>
+      <w:r>
+        <w:rPr>
+          <w:rFonts w:hint="eastAsia"/>
+        </w:rPr>
+        <w:t xml:space="preserve">——資料庫連接埠只在內網開放，即使</w:t>
+      </w:r>
+      <w:r>
+        <w:t xml:space="preserve"> VPN </w:t>
+      </w:r>
+      <w:r>
+        <w:rPr>
+          <w:rFonts w:hint="eastAsia"/>
+        </w:rPr>
+        <w:t xml:space="preserve">失效也不會直接遭外部連線攻擊。</w:t>
+      </w:r>
+    </w:p>
+    <w:p>
+      <w:pPr>
+        <w:pStyle w:val="Compact"/>
         <w:numPr>
           <w:ilvl w:val="0"/>
-          <w:numId w:val="1020"/>
+          <w:numId w:val="1021"/>
         </w:numPr>
       </w:pPr>
       <w:r>
@@ -24273,71 +23780,53 @@
           <w:b/>
           <w:bCs/>
         </w:rPr>
-        <w:t xml:space="preserve">加速開發</w:t>
-      </w:r>
-      <w:r>
-        <w:rPr>
-          <w:rFonts w:hint="eastAsia"/>
-        </w:rPr>
-        <w:t xml:space="preserve">：新產品開發前可先查詢過往類似樣品，避免重複試驗。</w:t>
-      </w:r>
-    </w:p>
-    <w:p>
-      <w:pPr>
+        <w:t xml:space="preserve">每人一組</w:t>
+      </w:r>
+      <w:r>
+        <w:rPr>
+          <w:b/>
+          <w:bCs/>
+        </w:rPr>
+        <w:t xml:space="preserve"> MySQL </w:t>
+      </w:r>
+      <w:r>
+        <w:rPr>
+          <w:rFonts w:hint="eastAsia"/>
+          <w:b/>
+          <w:bCs/>
+        </w:rPr>
+        <w:t xml:space="preserve">帳號</w:t>
+      </w:r>
+      <w:r>
+        <w:rPr>
+          <w:rFonts w:hint="eastAsia"/>
+        </w:rPr>
+        <w:t xml:space="preserve">——身分與權限由資料庫層強制，介面「隱藏按鈕」並不算安全（GRANT</w:t>
+      </w:r>
+      <w:r>
+        <w:t xml:space="preserve"> </w:t>
+      </w:r>
+      <w:r>
+        <w:rPr>
+          <w:rFonts w:hint="eastAsia"/>
+        </w:rPr>
+        <w:t xml:space="preserve">才算）。</w:t>
+      </w:r>
+    </w:p>
+    <w:p>
+      <w:pPr>
+        <w:pStyle w:val="Compact"/>
         <w:numPr>
           <w:ilvl w:val="0"/>
-          <w:numId w:val="1020"/>
+          <w:numId w:val="1021"/>
         </w:numPr>
       </w:pPr>
       <w:r>
         <w:rPr>
-          <w:rFonts w:hint="eastAsia"/>
           <w:b/>
           <w:bCs/>
         </w:rPr>
-        <w:t xml:space="preserve">交叉分析成為可能</w:t>
-      </w:r>
-      <w:r>
-        <w:rPr>
-          <w:rFonts w:hint="eastAsia"/>
-        </w:rPr>
-        <w:t xml:space="preserve">：資料集中後才談得上「同一品種在不同季節的差異」</w:t>
-      </w:r>
-      <w:r>
-        <w:t xml:space="preserve"> </w:t>
-      </w:r>
-      <w:r>
-        <w:rPr>
-          <w:rFonts w:hint="eastAsia"/>
-        </w:rPr>
-        <w:t xml:space="preserve">這類跨批次統計。</w:t>
-      </w:r>
-    </w:p>
-    <w:bookmarkEnd w:id="99"/>
-    <w:bookmarkStart w:id="100" w:name="最大的長期價值歷史資料會增值"/>
-    <w:p>
-      <w:pPr>
-        <w:pStyle w:val="Heading3"/>
-      </w:pPr>
-      <w:r>
-        <w:t xml:space="preserve">13.3 </w:t>
-      </w:r>
-      <w:r>
-        <w:rPr>
-          <w:rFonts w:hint="eastAsia"/>
-        </w:rPr>
-        <w:t xml:space="preserve">最大的長期價值：歷史資料會增值</w:t>
-      </w:r>
-    </w:p>
-    <w:p>
-      <w:pPr>
-        <w:pStyle w:val="FirstParagraph"/>
-      </w:pPr>
-      <w:r>
-        <w:rPr>
-          <w:rFonts w:hint="eastAsia"/>
-        </w:rPr>
-        <w:t xml:space="preserve">因為原始檔案完整保存，未來分析演算法成熟時，</w:t>
+        <w:t xml:space="preserve">HTTPS </w:t>
       </w:r>
       <w:r>
         <w:rPr>
@@ -24345,182 +23834,282 @@
           <w:b/>
           <w:bCs/>
         </w:rPr>
-        <w:t xml:space="preserve">整個歷史庫都可以重新分析</w:t>
-      </w:r>
-      <w:r>
-        <w:rPr>
-          <w:rFonts w:hint="eastAsia"/>
-        </w:rPr>
-        <w:t xml:space="preserve">：</w:t>
-      </w:r>
-      <w:r>
-        <w:t xml:space="preserve"> 2014 </w:t>
-      </w:r>
-      <w:r>
-        <w:rPr>
-          <w:rFonts w:hint="eastAsia"/>
-        </w:rPr>
-        <w:t xml:space="preserve">年的檔案可以用</w:t>
-      </w:r>
-      <w:r>
-        <w:t xml:space="preserve"> 2027 </w:t>
-      </w:r>
-      <w:r>
-        <w:rPr>
-          <w:rFonts w:hint="eastAsia"/>
-        </w:rPr>
-        <w:t xml:space="preserve">年的演算法識別。這是「保存完整原檔」這個決策</w:t>
-      </w:r>
-      <w:r>
-        <w:t xml:space="preserve"> </w:t>
-      </w:r>
-      <w:r>
-        <w:rPr>
-          <w:rFonts w:hint="eastAsia"/>
-        </w:rPr>
-        <w:t xml:space="preserve">最大的長期回報——資料價值隨演算法進步而回溯性提升。</w:t>
-      </w:r>
-    </w:p>
-    <w:p>
-      <w:pPr>
-        <w:pStyle w:val="BodyText"/>
-      </w:pPr>
-      <w:r>
-        <w:rPr>
-          <w:rFonts w:hint="eastAsia"/>
-        </w:rPr>
-        <w:t xml:space="preserve">需誠實說明的限制：早期檔案的標頭較稀疏（例如韌體</w:t>
-      </w:r>
-      <w:r>
-        <w:t xml:space="preserve"> 2.16 </w:t>
-      </w:r>
-      <w:r>
-        <w:rPr>
-          <w:rFonts w:hint="eastAsia"/>
-        </w:rPr>
-        <w:t xml:space="preserve">缺少管柱資訊，</w:t>
-      </w:r>
-      <w:r>
-        <w:t xml:space="preserve"> </w:t>
-      </w:r>
-      <w:r>
-        <w:rPr>
-          <w:rFonts w:hint="eastAsia"/>
-        </w:rPr>
-        <w:t xml:space="preserve">保留指數的錨定較弱），因此回溯識別的結果須攜帶分析版本與信心度。</w:t>
-      </w:r>
-      <w:r>
-        <w:t xml:space="preserve"> </w:t>
-      </w:r>
-      <w:r>
-        <w:rPr>
-          <w:rFonts w:hint="eastAsia"/>
-        </w:rPr>
-        <w:t xml:space="preserve">換句話說，</w:t>
-      </w:r>
-      <w:r>
-        <w:rPr>
-          <w:rFonts w:hint="eastAsia"/>
+        <w:t xml:space="preserve">優於</w:t>
+      </w:r>
+      <w:r>
+        <w:rPr>
           <w:b/>
           <w:bCs/>
         </w:rPr>
-        <w:t xml:space="preserve">現在投入的人工註記品質，直接決定未來回溯識別的品質</w:t>
-      </w:r>
-      <w:r>
-        <w:t xml:space="preserve">。</w:t>
-      </w:r>
-    </w:p>
-    <w:bookmarkEnd w:id="100"/>
-    <w:bookmarkStart w:id="101" w:name="發展藍圖"/>
-    <w:p>
-      <w:pPr>
-        <w:pStyle w:val="Heading3"/>
-      </w:pPr>
-      <w:r>
-        <w:t xml:space="preserve">13.4 </w:t>
-      </w:r>
-      <w:r>
-        <w:rPr>
-          <w:rFonts w:hint="eastAsia"/>
-        </w:rPr>
-        <w:t xml:space="preserve">發展藍圖</w:t>
-      </w:r>
-    </w:p>
-    <w:p>
-      <w:pPr>
-        <w:pStyle w:val="FirstParagraph"/>
-      </w:pPr>
-      <w:r>
-        <w:rPr>
+        <w:t xml:space="preserve"> HTTP</w:t>
+      </w:r>
+      <w:r>
+        <w:rPr>
+          <w:rFonts w:hint="eastAsia"/>
+        </w:rPr>
+        <w:t xml:space="preserve">——若對外開放</w:t>
+      </w:r>
+      <w:r>
+        <w:t xml:space="preserve"> 80 </w:t>
+      </w:r>
+      <w:r>
+        <w:rPr>
+          <w:rFonts w:hint="eastAsia"/>
+        </w:rPr>
+        <w:t xml:space="preserve">埠，務必升級為</w:t>
+      </w:r>
+      <w:r>
+        <w:t xml:space="preserve"> 443 </w:t>
+      </w:r>
+      <w:r>
+        <w:rPr>
+          <w:rFonts w:hint="eastAsia"/>
+        </w:rPr>
+        <w:t xml:space="preserve">並設定憑證。</w:t>
+      </w:r>
+    </w:p>
+    <w:p>
+      <w:pPr>
+        <w:pStyle w:val="Compact"/>
+        <w:numPr>
+          <w:ilvl w:val="0"/>
+          <w:numId w:val="1021"/>
+        </w:numPr>
+      </w:pPr>
+      <w:r>
+        <w:rPr>
+          <w:rFonts w:hint="eastAsia"/>
           <w:b/>
           <w:bCs/>
         </w:rPr>
-        <w:t xml:space="preserve">v1.1 </w:t>
-      </w:r>
+        <w:t xml:space="preserve">稽核紀錄不可省</w:t>
+      </w:r>
+      <w:r>
+        <w:rPr>
+          <w:rFonts w:hint="eastAsia"/>
+        </w:rPr>
+        <w:t xml:space="preserve">——所有寫入操作經</w:t>
+      </w:r>
+      <w:r>
+        <w:t xml:space="preserve"> </w:t>
+      </w:r>
+      <w:r>
+        <w:rPr>
+          <w:rStyle w:val="VerbatimChar"/>
+        </w:rPr>
+        <w:t xml:space="preserve">audit_log</w:t>
+      </w:r>
+      <w:r>
+        <w:rPr>
+          <w:rFonts w:hint="eastAsia"/>
+        </w:rPr>
+        <w:t xml:space="preserve">，所有下載原始檔／全解析度操作經</w:t>
+      </w:r>
+      <w:r>
+        <w:t xml:space="preserve"> </w:t>
+      </w:r>
+      <w:r>
+        <w:rPr>
+          <w:rStyle w:val="VerbatimChar"/>
+        </w:rPr>
+        <w:t xml:space="preserve">access_log</w:t>
+      </w:r>
+      <w:r>
+        <w:t xml:space="preserve">。</w:t>
+      </w:r>
+    </w:p>
+    <w:p>
+      <w:pPr>
+        <w:pStyle w:val="FirstParagraph"/>
+      </w:pPr>
       <w:r>
         <w:rPr>
           <w:rFonts w:hint="eastAsia"/>
           <w:b/>
           <w:bCs/>
         </w:rPr>
-        <w:t xml:space="preserve">已完成</w:t>
-      </w:r>
-      <w:r>
-        <w:rPr>
-          <w:rFonts w:hint="eastAsia"/>
-        </w:rPr>
-        <w:t xml:space="preserve">：批次校正模型（見</w:t>
-      </w:r>
-      <w:r>
-        <w:t xml:space="preserve"> </w:t>
-      </w:r>
-      <w:r>
-        <w:rPr>
-          <w:rFonts w:hint="eastAsia"/>
-        </w:rPr>
-        <w:t xml:space="preserve">§5.15、§6.7），這是「RI</w:t>
-      </w:r>
-      <w:r>
-        <w:t xml:space="preserve"> </w:t>
-      </w:r>
-      <w:r>
-        <w:rPr>
-          <w:rFonts w:hint="eastAsia"/>
-        </w:rPr>
-        <w:t xml:space="preserve">軸熱圖」與「跨批次比較」的資料基礎。將來</w:t>
-      </w:r>
-      <w:r>
-        <w:t xml:space="preserve"> </w:t>
-      </w:r>
-      <w:r>
-        <w:rPr>
-          <w:rStyle w:val="VerbatimChar"/>
-        </w:rPr>
-        <w:t xml:space="preserve">ri_anchor</w:t>
-      </w:r>
-      <w:r>
-        <w:t xml:space="preserve"> </w:t>
-      </w:r>
-      <w:r>
-        <w:rPr>
-          <w:rFonts w:hint="eastAsia"/>
-        </w:rPr>
-        <w:t xml:space="preserve">表加入後，</w:t>
-      </w:r>
-      <w:r>
-        <w:rPr>
-          <w:rStyle w:val="VerbatimChar"/>
-        </w:rPr>
-        <w:t xml:space="preserve">render_previews.py --ri-calibration</w:t>
-      </w:r>
-      <w:r>
-        <w:t xml:space="preserve"> </w:t>
-      </w:r>
-      <w:r>
-        <w:rPr>
-          <w:rFonts w:hint="eastAsia"/>
-        </w:rPr>
-        <w:t xml:space="preserve">就能實際運作。</w:t>
+        <w:t xml:space="preserve">備份與復原鏈</w:t>
+      </w:r>
+    </w:p>
+    <w:p>
+      <w:pPr>
+        <w:pStyle w:val="SourceCode"/>
+      </w:pPr>
+      <w:r>
+        <w:rPr>
+          <w:rStyle w:val="VerbatimChar"/>
+          <w:rFonts w:hint="eastAsia"/>
+        </w:rPr>
+        <w:t xml:space="preserve">每日</w:t>
+      </w:r>
+      <w:r>
+        <w:rPr>
+          <w:rStyle w:val="VerbatimChar"/>
+        </w:rPr>
+        <w:t xml:space="preserve"> 22:00 → mysqldump | zstd → NAS/backup/YYYYMMDD.sql.zst</w:t>
+      </w:r>
+      <w:r>
+        <w:br/>
+      </w:r>
+      <w:r>
+        <w:rPr>
+          <w:rStyle w:val="VerbatimChar"/>
+          <w:rFonts w:hint="eastAsia"/>
+        </w:rPr>
+        <w:t xml:space="preserve">公司備份</w:t>
+      </w:r>
+      <w:r>
+        <w:rPr>
+          <w:rStyle w:val="VerbatimChar"/>
+        </w:rPr>
+        <w:t xml:space="preserve"> → NAS </w:t>
+      </w:r>
+      <w:r>
+        <w:rPr>
+          <w:rStyle w:val="VerbatimChar"/>
+          <w:rFonts w:hint="eastAsia"/>
+        </w:rPr>
+        <w:t xml:space="preserve">內容定期備份至異地／磁帶</w:t>
+      </w:r>
+      <w:r>
+        <w:br/>
+      </w:r>
+      <w:r>
+        <w:rPr>
+          <w:rStyle w:val="VerbatimChar"/>
+          <w:rFonts w:hint="eastAsia"/>
+        </w:rPr>
+        <w:t xml:space="preserve">還原：從</w:t>
+      </w:r>
+      <w:r>
+        <w:rPr>
+          <w:rStyle w:val="VerbatimChar"/>
+        </w:rPr>
+        <w:t xml:space="preserve"> NAS </w:t>
+      </w:r>
+      <w:r>
+        <w:rPr>
+          <w:rStyle w:val="VerbatimChar"/>
+          <w:rFonts w:hint="eastAsia"/>
+        </w:rPr>
+        <w:t xml:space="preserve">選定日期</w:t>
+      </w:r>
+      <w:r>
+        <w:rPr>
+          <w:rStyle w:val="VerbatimChar"/>
+        </w:rPr>
+        <w:t xml:space="preserve"> → zstd -d → mysql &lt; backup.sql</w:t>
+      </w:r>
+      <w:r>
+        <w:br/>
+      </w:r>
+      <w:r>
+        <w:rPr>
+          <w:rStyle w:val="VerbatimChar"/>
+          <w:rFonts w:hint="eastAsia"/>
+        </w:rPr>
+        <w:t xml:space="preserve">測試：每季一次還原演練，驗證備份可用性</w:t>
+      </w:r>
+    </w:p>
+    <w:bookmarkEnd w:id="96"/>
+    <w:bookmarkEnd w:id="97"/>
+    <w:bookmarkStart w:id="101" w:name="十二效能與容量"/>
+    <w:p>
+      <w:pPr>
+        <w:pStyle w:val="Heading2"/>
+      </w:pPr>
+      <w:r>
+        <w:rPr>
+          <w:rFonts w:hint="eastAsia"/>
+        </w:rPr>
+        <w:t xml:space="preserve">十二、效能與容量</w:t>
+      </w:r>
+    </w:p>
+    <w:bookmarkStart w:id="98" w:name="驗證資料集"/>
+    <w:p>
+      <w:pPr>
+        <w:pStyle w:val="Heading3"/>
+      </w:pPr>
+      <w:r>
+        <w:t xml:space="preserve">12.1 </w:t>
+      </w:r>
+      <w:r>
+        <w:rPr>
+          <w:rFonts w:hint="eastAsia"/>
+        </w:rPr>
+        <w:t xml:space="preserve">驗證資料集</w:t>
+      </w:r>
+    </w:p>
+    <w:p>
+      <w:pPr>
+        <w:pStyle w:val="FirstParagraph"/>
+      </w:pPr>
+      <w:r>
+        <w:rPr>
+          <w:rFonts w:hint="eastAsia"/>
+        </w:rPr>
+        <w:t xml:space="preserve">以下數據取自建置期間為驗證管線而匯入的測試資料集。該資料集的選取原則是</w:t>
+      </w:r>
+      <w:r>
+        <w:t xml:space="preserve"> </w:t>
+      </w:r>
+      <w:r>
+        <w:rPr>
+          <w:rFonts w:hint="eastAsia"/>
+          <w:b/>
+          <w:bCs/>
+        </w:rPr>
+        <w:t xml:space="preserve">涵蓋度而非數量</w:t>
+      </w:r>
+      <w:r>
+        <w:rPr>
+          <w:rFonts w:hint="eastAsia"/>
+        </w:rPr>
+        <w:t xml:space="preserve">——刻意納入跨越</w:t>
+      </w:r>
+      <w:r>
+        <w:t xml:space="preserve"> 12 </w:t>
+      </w:r>
+      <w:r>
+        <w:rPr>
+          <w:rFonts w:hint="eastAsia"/>
+        </w:rPr>
+        <w:t xml:space="preserve">年、5</w:t>
+      </w:r>
+      <w:r>
+        <w:t xml:space="preserve"> </w:t>
+      </w:r>
+      <w:r>
+        <w:rPr>
+          <w:rFonts w:hint="eastAsia"/>
+        </w:rPr>
+        <w:t xml:space="preserve">個韌體世代、2</w:t>
+      </w:r>
+      <w:r>
+        <w:t xml:space="preserve"> </w:t>
+      </w:r>
+      <w:r>
+        <w:rPr>
+          <w:rFonts w:hint="eastAsia"/>
+        </w:rPr>
+        <w:t xml:space="preserve">條產品線的檔案，</w:t>
+      </w:r>
+      <w:r>
+        <w:t xml:space="preserve"> </w:t>
+      </w:r>
+      <w:r>
+        <w:rPr>
+          <w:rFonts w:hint="eastAsia"/>
+        </w:rPr>
+        <w:t xml:space="preserve">以確保解析與儲存流程在最大差異下仍然成立。</w:t>
+      </w:r>
+      <w:r>
+        <w:rPr>
+          <w:rFonts w:hint="eastAsia"/>
+          <w:b/>
+          <w:bCs/>
+        </w:rPr>
+        <w:t xml:space="preserve">這些數據不代表正式館藏內容。</w:t>
       </w:r>
     </w:p>
     <w:p>
@@ -24538,25 +24127,16 @@
         <w:rPr>
           <w:rFonts w:hint="eastAsia"/>
         </w:rPr>
-        <w:t xml:space="preserve">階段</w:t>
-      </w:r>
-      <w:r>
-        <w:t xml:space="preserve"> </w:t>
-      </w:r>
-      <w:r>
-        <w:rPr>
-          <w:rFonts w:hint="eastAsia"/>
-        </w:rPr>
-        <w:t xml:space="preserve">內容</w:t>
-      </w:r>
-      <w:r>
-        <w:t xml:space="preserve"> </w:t>
-      </w:r>
-      <w:r>
-        <w:rPr>
-          <w:rFonts w:hint="eastAsia"/>
-        </w:rPr>
-        <w:t xml:space="preserve">狀態</w:t>
+        <w:t xml:space="preserve">項目</w:t>
+      </w:r>
+      <w:r>
+        <w:t xml:space="preserve"> </w:t>
+      </w:r>
+      <w:r>
+        <w:rPr>
+          <w:rFonts w:hint="eastAsia"/>
+        </w:rPr>
+        <w:t xml:space="preserve">數值</w:t>
       </w:r>
     </w:p>
     <w:p>
@@ -24574,188 +24154,177 @@
         <w:rPr>
           <w:rFonts w:hint="eastAsia"/>
         </w:rPr>
-        <w:t xml:space="preserve">第一階段</w:t>
-      </w:r>
-      <w:r>
-        <w:t xml:space="preserve"> </w:t>
-      </w:r>
-      <w:r>
-        <w:rPr>
-          <w:rFonts w:hint="eastAsia"/>
-        </w:rPr>
-        <w:t xml:space="preserve">資料庫、結構、匯入管線、測試套件</w:t>
-      </w:r>
-      <w:r>
-        <w:t xml:space="preserve"> </w:t>
-      </w:r>
-      <w:r>
-        <w:rPr>
-          <w:rFonts w:hint="eastAsia"/>
-          <w:b/>
-          <w:bCs/>
-        </w:rPr>
-        <w:t xml:space="preserve">已完成（v1.0）</w:t>
-      </w:r>
-    </w:p>
-    <w:p>
-      <w:pPr>
-        <w:pStyle w:val="BodyText"/>
-      </w:pPr>
-      <w:r>
-        <w:rPr>
-          <w:rFonts w:hint="eastAsia"/>
-        </w:rPr>
-        <w:t xml:space="preserve">第二階段</w:t>
-      </w:r>
-      <w:r>
-        <w:t xml:space="preserve"> </w:t>
-      </w:r>
-      <w:r>
-        <w:rPr>
-          <w:rFonts w:hint="eastAsia"/>
-        </w:rPr>
-        <w:t xml:space="preserve">管理員</w:t>
-      </w:r>
-      <w:r>
-        <w:t xml:space="preserve"> </w:t>
-      </w:r>
-      <w:r>
-        <w:rPr>
-          <w:rFonts w:hint="eastAsia"/>
-        </w:rPr>
-        <w:t xml:space="preserve">App（批次匯入、批次註記、分類管理、退役）與檢視者</w:t>
-      </w:r>
-      <w:r>
-        <w:t xml:space="preserve"> </w:t>
-      </w:r>
-      <w:r>
-        <w:rPr>
-          <w:rFonts w:hint="eastAsia"/>
-        </w:rPr>
-        <w:t xml:space="preserve">App（單一搜尋框、熱圖檢視、依權限下載）</w:t>
-      </w:r>
-      <w:r>
-        <w:t xml:space="preserve"> </w:t>
-      </w:r>
-      <w:r>
-        <w:rPr>
-          <w:rFonts w:hint="eastAsia"/>
-        </w:rPr>
-        <w:t xml:space="preserve">次一工作</w:t>
-      </w:r>
-    </w:p>
-    <w:p>
-      <w:pPr>
-        <w:pStyle w:val="BodyText"/>
-      </w:pPr>
-      <w:r>
-        <w:rPr>
-          <w:rFonts w:hint="eastAsia"/>
-        </w:rPr>
-        <w:t xml:space="preserve">第三階段</w:t>
-      </w:r>
-      <w:r>
-        <w:t xml:space="preserve"> </w:t>
-      </w:r>
-      <w:r>
-        <w:rPr>
-          <w:rFonts w:hint="eastAsia"/>
-        </w:rPr>
-        <w:t xml:space="preserve">與外部分析工具介接，分析結果依</w:t>
-      </w:r>
-      <w:r>
-        <w:t xml:space="preserve"> </w:t>
-      </w:r>
-      <w:r>
-        <w:rPr>
-          <w:rStyle w:val="VerbatimChar"/>
-        </w:rPr>
-        <w:t xml:space="preserve">analysis_ver</w:t>
-      </w:r>
-      <w:r>
-        <w:t xml:space="preserve"> </w:t>
-      </w:r>
-      <w:r>
-        <w:rPr>
-          <w:rFonts w:hint="eastAsia"/>
-        </w:rPr>
-        <w:t xml:space="preserve">回寫，支援「哪些樣品含化合物</w:t>
-      </w:r>
-      <w:r>
-        <w:t xml:space="preserve"> </w:t>
-      </w:r>
-      <w:r>
-        <w:rPr>
-          <w:rFonts w:hint="eastAsia"/>
-        </w:rPr>
-        <w:t xml:space="preserve">X」查詢</w:t>
-      </w:r>
-      <w:r>
-        <w:t xml:space="preserve"> </w:t>
-      </w:r>
-      <w:r>
-        <w:rPr>
-          <w:rFonts w:hint="eastAsia"/>
-        </w:rPr>
-        <w:t xml:space="preserve">待第二階段完成</w:t>
-      </w:r>
-    </w:p>
-    <w:p>
-      <w:pPr>
-        <w:pStyle w:val="BodyText"/>
-      </w:pPr>
-      <w:r>
-        <w:rPr>
-          <w:rFonts w:hint="eastAsia"/>
-        </w:rPr>
-        <w:t xml:space="preserve">第四階段</w:t>
-      </w:r>
-      <w:r>
-        <w:t xml:space="preserve"> </w:t>
-      </w:r>
-      <w:r>
-        <w:rPr>
-          <w:rFonts w:hint="eastAsia"/>
-        </w:rPr>
-        <w:t xml:space="preserve">網頁介面，供跨部門與非技術人員使用</w:t>
-      </w:r>
-      <w:r>
-        <w:t xml:space="preserve"> </w:t>
-      </w:r>
-      <w:r>
-        <w:rPr>
-          <w:rFonts w:hint="eastAsia"/>
-        </w:rPr>
-        <w:t xml:space="preserve">規劃中</w:t>
-      </w:r>
-    </w:p>
-    <w:p>
-      <w:pPr>
-        <w:pStyle w:val="BodyText"/>
-      </w:pPr>
-      <w:r>
-        <w:rPr>
-          <w:rFonts w:hint="eastAsia"/>
-        </w:rPr>
-        <w:t xml:space="preserve">長期</w:t>
-      </w:r>
-      <w:r>
-        <w:t xml:space="preserve"> </w:t>
-      </w:r>
-      <w:r>
-        <w:rPr>
-          <w:rFonts w:hint="eastAsia"/>
-        </w:rPr>
-        <w:t xml:space="preserve">建立公司特色化合物指紋庫；為機器學習提供帶完整背景資訊的資料集；對外交付附完整溯源</w:t>
-      </w:r>
-      <w:r>
-        <w:t xml:space="preserve"> </w:t>
-      </w:r>
-      <w:r>
-        <w:rPr>
-          <w:rFonts w:hint="eastAsia"/>
-        </w:rPr>
-        <w:t xml:space="preserve">願景</w:t>
+        <w:t xml:space="preserve">驗證用量測檔</w:t>
+      </w:r>
+      <w:r>
+        <w:t xml:space="preserve"> 49 </w:t>
+      </w:r>
+      <w:r>
+        <w:rPr>
+          <w:rFonts w:hint="eastAsia"/>
+        </w:rPr>
+        <w:t xml:space="preserve">個</w:t>
+      </w:r>
+    </w:p>
+    <w:p>
+      <w:pPr>
+        <w:pStyle w:val="BodyText"/>
+      </w:pPr>
+      <w:r>
+        <w:rPr>
+          <w:rFonts w:hint="eastAsia"/>
+        </w:rPr>
+        <w:t xml:space="preserve">原始資料量</w:t>
+      </w:r>
+      <w:r>
+        <w:t xml:space="preserve"> 3.32 GB</w:t>
+      </w:r>
+    </w:p>
+    <w:p>
+      <w:pPr>
+        <w:pStyle w:val="BodyText"/>
+      </w:pPr>
+      <w:r>
+        <w:rPr>
+          <w:rFonts w:hint="eastAsia"/>
+        </w:rPr>
+        <w:t xml:space="preserve">入庫後儲存量</w:t>
+      </w:r>
+      <w:r>
+        <w:t xml:space="preserve"> 0.93 </w:t>
+      </w:r>
+      <w:r>
+        <w:rPr>
+          <w:rFonts w:hint="eastAsia"/>
+        </w:rPr>
+        <w:t xml:space="preserve">GB（壓縮比</w:t>
+      </w:r>
+      <w:r>
+        <w:t xml:space="preserve"> 3.56 </w:t>
+      </w:r>
+      <w:r>
+        <w:rPr>
+          <w:rFonts w:hint="eastAsia"/>
+        </w:rPr>
+        <w:t xml:space="preserve">倍）</w:t>
+      </w:r>
+    </w:p>
+    <w:p>
+      <w:pPr>
+        <w:pStyle w:val="BodyText"/>
+      </w:pPr>
+      <w:r>
+        <w:rPr>
+          <w:rFonts w:hint="eastAsia"/>
+        </w:rPr>
+        <w:t xml:space="preserve">涵蓋韌體世代</w:t>
+      </w:r>
+      <w:r>
+        <w:t xml:space="preserve"> 5 </w:t>
+      </w:r>
+      <w:r>
+        <w:rPr>
+          <w:rFonts w:hint="eastAsia"/>
+        </w:rPr>
+        <w:t xml:space="preserve">個（2.16／2.29／2.52／4.73／4.82）</w:t>
+      </w:r>
+    </w:p>
+    <w:p>
+      <w:pPr>
+        <w:pStyle w:val="BodyText"/>
+      </w:pPr>
+      <w:r>
+        <w:rPr>
+          <w:rFonts w:hint="eastAsia"/>
+        </w:rPr>
+        <w:t xml:space="preserve">涵蓋產品線</w:t>
+      </w:r>
+      <w:r>
+        <w:t xml:space="preserve"> 2 </w:t>
+      </w:r>
+      <w:r>
+        <w:rPr>
+          <w:rFonts w:hint="eastAsia"/>
+        </w:rPr>
+        <w:t xml:space="preserve">條（FlavourSpec</w:t>
+      </w:r>
+      <w:r>
+        <w:t xml:space="preserve"> </w:t>
+      </w:r>
+      <w:r>
+        <w:rPr>
+          <w:rFonts w:hint="eastAsia"/>
+        </w:rPr>
+        <w:t xml:space="preserve">雙</w:t>
+      </w:r>
+      <w:r>
+        <w:t xml:space="preserve"> EPC、GC-IMS </w:t>
+      </w:r>
+      <w:r>
+        <w:rPr>
+          <w:rFonts w:hint="eastAsia"/>
+        </w:rPr>
+        <w:t xml:space="preserve">泵浦式）</w:t>
+      </w:r>
+    </w:p>
+    <w:p>
+      <w:pPr>
+        <w:pStyle w:val="BodyText"/>
+      </w:pPr>
+      <w:r>
+        <w:rPr>
+          <w:rFonts w:hint="eastAsia"/>
+        </w:rPr>
+        <w:t xml:space="preserve">涵蓋儀器</w:t>
+      </w:r>
+      <w:r>
+        <w:t xml:space="preserve"> 6 </w:t>
+      </w:r>
+      <w:r>
+        <w:rPr>
+          <w:rFonts w:hint="eastAsia"/>
+        </w:rPr>
+        <w:t xml:space="preserve">台（各獨立序號）</w:t>
+      </w:r>
+    </w:p>
+    <w:p>
+      <w:pPr>
+        <w:pStyle w:val="BodyText"/>
+      </w:pPr>
+      <w:r>
+        <w:rPr>
+          <w:rFonts w:hint="eastAsia"/>
+        </w:rPr>
+        <w:t xml:space="preserve">累計登記標頭欄位名稱</w:t>
+      </w:r>
+      <w:r>
+        <w:t xml:space="preserve"> 93 </w:t>
+      </w:r>
+      <w:r>
+        <w:rPr>
+          <w:rFonts w:hint="eastAsia"/>
+        </w:rPr>
+        <w:t xml:space="preserve">種</w:t>
+      </w:r>
+    </w:p>
+    <w:p>
+      <w:pPr>
+        <w:pStyle w:val="BodyText"/>
+      </w:pPr>
+      <w:r>
+        <w:rPr>
+          <w:rFonts w:hint="eastAsia"/>
+        </w:rPr>
+        <w:t xml:space="preserve">產生的遙測時序資料</w:t>
+      </w:r>
+      <w:r>
+        <w:t xml:space="preserve"> 18,562 </w:t>
+      </w:r>
+      <w:r>
+        <w:rPr>
+          <w:rFonts w:hint="eastAsia"/>
+        </w:rPr>
+        <w:t xml:space="preserve">筆</w:t>
       </w:r>
     </w:p>
     <w:p>
@@ -24779,74 +24348,43 @@
         <w:t xml:space="preserve">表</w:t>
       </w:r>
       <w:r>
-        <w:t xml:space="preserve"> 13-2　</w:t>
-      </w:r>
-      <w:r>
-        <w:rPr>
-          <w:rFonts w:hint="eastAsia"/>
-        </w:rPr>
-        <w:t xml:space="preserve">發展藍圖</w:t>
-      </w:r>
-    </w:p>
-    <w:p>
-      <w:pPr>
-        <w:pStyle w:val="BodyText"/>
-      </w:pPr>
-      <w:r>
-        <w:rPr>
-          <w:rFonts w:hint="eastAsia"/>
-        </w:rPr>
-        <w:t xml:space="preserve">第二階段的搜尋介面已完成設計：以單一搜尋框為主，一個關鍵字同時查詢</w:t>
-      </w:r>
-      <w:r>
-        <w:t xml:space="preserve"> </w:t>
-      </w:r>
-      <w:r>
-        <w:rPr>
-          <w:rFonts w:hint="eastAsia"/>
-        </w:rPr>
-        <w:t xml:space="preserve">分類樹（含子樹展開）、文字欄位（樣品名稱、描述、備註、資料夾名）、</w:t>
-      </w:r>
-      <w:r>
-        <w:t xml:space="preserve"> </w:t>
-      </w:r>
-      <w:r>
-        <w:rPr>
-          <w:rFonts w:hint="eastAsia"/>
-        </w:rPr>
-        <w:t xml:space="preserve">方法名稱，必要時可開啟標頭值搜尋；結果合併去重，每列標示命中來源，</w:t>
-      </w:r>
-      <w:r>
-        <w:t xml:space="preserve"> </w:t>
-      </w:r>
-      <w:r>
-        <w:rPr>
-          <w:rFonts w:hint="eastAsia"/>
-        </w:rPr>
-        <w:t xml:space="preserve">並於詳細頁以高亮顯示命中字串。</w:t>
-      </w:r>
-    </w:p>
-    <w:bookmarkEnd w:id="101"/>
-    <w:bookmarkEnd w:id="102"/>
-    <w:bookmarkStart w:id="103" w:name="附錄-a技術規格摘要"/>
-    <w:p>
-      <w:pPr>
-        <w:pStyle w:val="Heading2"/>
-      </w:pPr>
-      <w:r>
-        <w:rPr>
-          <w:rFonts w:hint="eastAsia"/>
-        </w:rPr>
-        <w:t xml:space="preserve">附錄</w:t>
-      </w:r>
-      <w:r>
-        <w:t xml:space="preserve"> </w:t>
-      </w:r>
-      <w:r>
-        <w:rPr>
-          <w:rFonts w:hint="eastAsia"/>
-        </w:rPr>
-        <w:t xml:space="preserve">A：技術規格摘要</w:t>
+        <w:t xml:space="preserve"> 12-1　</w:t>
+      </w:r>
+      <w:r>
+        <w:rPr>
+          <w:rFonts w:hint="eastAsia"/>
+        </w:rPr>
+        <w:t xml:space="preserve">驗證資料集的組成與實測量</w:t>
+      </w:r>
+    </w:p>
+    <w:p>
+      <w:pPr>
+        <w:pStyle w:val="BodyText"/>
+      </w:pPr>
+      <w:r>
+        <w:rPr>
+          <w:rFonts w:hint="eastAsia"/>
+        </w:rPr>
+        <w:t xml:space="preserve">正式上線後的館藏規模，以實際匯入的量測資料為準；容量推估見</w:t>
+      </w:r>
+      <w:r>
+        <w:t xml:space="preserve"> 12.3。</w:t>
+      </w:r>
+    </w:p>
+    <w:bookmarkEnd w:id="98"/>
+    <w:bookmarkStart w:id="99" w:name="效能指標"/>
+    <w:p>
+      <w:pPr>
+        <w:pStyle w:val="Heading3"/>
+      </w:pPr>
+      <w:r>
+        <w:t xml:space="preserve">12.2 </w:t>
+      </w:r>
+      <w:r>
+        <w:rPr>
+          <w:rFonts w:hint="eastAsia"/>
+        </w:rPr>
+        <w:t xml:space="preserve">效能指標</w:t>
       </w:r>
     </w:p>
     <w:p>
@@ -24864,16 +24402,16 @@
         <w:rPr>
           <w:rFonts w:hint="eastAsia"/>
         </w:rPr>
-        <w:t xml:space="preserve">項目</w:t>
-      </w:r>
-      <w:r>
-        <w:t xml:space="preserve"> </w:t>
-      </w:r>
-      <w:r>
-        <w:rPr>
-          <w:rFonts w:hint="eastAsia"/>
-        </w:rPr>
-        <w:t xml:space="preserve">規格</w:t>
+        <w:t xml:space="preserve">操作</w:t>
+      </w:r>
+      <w:r>
+        <w:t xml:space="preserve"> </w:t>
+      </w:r>
+      <w:r>
+        <w:rPr>
+          <w:rFonts w:hint="eastAsia"/>
+        </w:rPr>
+        <w:t xml:space="preserve">實測時間</w:t>
       </w:r>
     </w:p>
     <w:p>
@@ -24891,262 +24429,209 @@
         <w:rPr>
           <w:rFonts w:hint="eastAsia"/>
         </w:rPr>
-        <w:t xml:space="preserve">資料庫</w:t>
-      </w:r>
-      <w:r>
-        <w:t xml:space="preserve"> MySQL </w:t>
-      </w:r>
-      <w:r>
-        <w:rPr>
-          <w:rFonts w:hint="eastAsia"/>
-        </w:rPr>
-        <w:t xml:space="preserve">8.0.42（需</w:t>
-      </w:r>
-      <w:r>
-        <w:t xml:space="preserve"> 8.0.19 </w:t>
-      </w:r>
-      <w:r>
-        <w:rPr>
-          <w:rFonts w:hint="eastAsia"/>
-        </w:rPr>
-        <w:t xml:space="preserve">以上）</w:t>
-      </w:r>
-    </w:p>
-    <w:p>
-      <w:pPr>
-        <w:pStyle w:val="BodyText"/>
-      </w:pPr>
-      <w:r>
-        <w:rPr>
-          <w:rFonts w:hint="eastAsia"/>
-        </w:rPr>
-        <w:t xml:space="preserve">字元集／排序規則</w:t>
-      </w:r>
-      <w:r>
-        <w:t xml:space="preserve"> utf8mb4 / utf8mb4_0900_ai_ci</w:t>
-      </w:r>
-    </w:p>
-    <w:p>
-      <w:pPr>
-        <w:pStyle w:val="BodyText"/>
-      </w:pPr>
-      <w:r>
-        <w:rPr>
-          <w:rFonts w:hint="eastAsia"/>
-        </w:rPr>
-        <w:t xml:space="preserve">程式語言</w:t>
-      </w:r>
-      <w:r>
-        <w:t xml:space="preserve"> Python 3.13</w:t>
-      </w:r>
-    </w:p>
-    <w:p>
-      <w:pPr>
-        <w:pStyle w:val="BodyText"/>
-      </w:pPr>
-      <w:r>
-        <w:rPr>
-          <w:rFonts w:hint="eastAsia"/>
-        </w:rPr>
-        <w:t xml:space="preserve">主要函式庫</w:t>
-      </w:r>
-      <w:r>
-        <w:t xml:space="preserve"> pymysql、numpy、matplotlib、Pillow、zstandard、keyring</w:t>
-      </w:r>
-    </w:p>
-    <w:p>
-      <w:pPr>
-        <w:pStyle w:val="BodyText"/>
-      </w:pPr>
-      <w:r>
-        <w:rPr>
-          <w:rFonts w:hint="eastAsia"/>
-        </w:rPr>
-        <w:t xml:space="preserve">測試框架</w:t>
-      </w:r>
-      <w:r>
-        <w:t xml:space="preserve"> pytest </w:t>
-      </w:r>
-      <w:r>
-        <w:rPr>
-          <w:rFonts w:hint="eastAsia"/>
-        </w:rPr>
-        <w:t xml:space="preserve">9.1.1（標記：</w:t>
-      </w:r>
-      <w:r>
-        <w:rPr>
-          <w:rStyle w:val="VerbatimChar"/>
-        </w:rPr>
-        <w:t xml:space="preserve">db</w:t>
-      </w:r>
-      <w:r>
-        <w:t xml:space="preserve">、</w:t>
-      </w:r>
-      <w:r>
-        <w:rPr>
-          <w:rStyle w:val="VerbatimChar"/>
-        </w:rPr>
-        <w:t xml:space="preserve">testdb</w:t>
-      </w:r>
-      <w:r>
-        <w:t xml:space="preserve">、</w:t>
-      </w:r>
-      <w:r>
-        <w:rPr>
-          <w:rStyle w:val="VerbatimChar"/>
-        </w:rPr>
-        <w:t xml:space="preserve">slow</w:t>
-      </w:r>
-      <w:r>
-        <w:rPr>
-          <w:rFonts w:hint="eastAsia"/>
-        </w:rPr>
-        <w:t xml:space="preserve">）</w:t>
-      </w:r>
-    </w:p>
-    <w:p>
-      <w:pPr>
-        <w:pStyle w:val="BodyText"/>
-      </w:pPr>
-      <w:r>
-        <w:rPr>
-          <w:rFonts w:hint="eastAsia"/>
-        </w:rPr>
-        <w:t xml:space="preserve">版本控制</w:t>
-      </w:r>
-      <w:r>
-        <w:t xml:space="preserve"> </w:t>
-      </w:r>
-      <w:r>
-        <w:rPr>
-          <w:rFonts w:hint="eastAsia"/>
-        </w:rPr>
-        <w:t xml:space="preserve">Git（GitHub）</w:t>
-      </w:r>
-    </w:p>
-    <w:p>
-      <w:pPr>
-        <w:pStyle w:val="BodyText"/>
-      </w:pPr>
-      <w:r>
-        <w:rPr>
-          <w:rFonts w:hint="eastAsia"/>
-        </w:rPr>
-        <w:t xml:space="preserve">伺服器設定</w:t>
-      </w:r>
-      <w:r>
-        <w:t xml:space="preserve"> </w:t>
-      </w:r>
-      <w:r>
-        <w:rPr>
-          <w:rStyle w:val="VerbatimChar"/>
-        </w:rPr>
-        <w:t xml:space="preserve">max_allowed_packet</w:t>
-      </w:r>
-      <w:r>
-        <w:t xml:space="preserve"> </w:t>
-      </w:r>
-      <w:r>
-        <w:t xml:space="preserve">≥ </w:t>
-      </w:r>
-      <w:r>
-        <w:rPr>
-          <w:rFonts w:hint="eastAsia"/>
-        </w:rPr>
-        <w:t xml:space="preserve">256M；</w:t>
-      </w:r>
-      <w:r>
-        <w:rPr>
-          <w:rStyle w:val="VerbatimChar"/>
-        </w:rPr>
-        <w:t xml:space="preserve">innodb_file_per_table</w:t>
-      </w:r>
-      <w:r>
-        <w:t xml:space="preserve"> </w:t>
-      </w:r>
-      <w:r>
-        <w:t xml:space="preserve">= ON</w:t>
-      </w:r>
-    </w:p>
-    <w:p>
-      <w:pPr>
-        <w:pStyle w:val="BodyText"/>
-      </w:pPr>
-      <w:r>
-        <w:rPr>
-          <w:rFonts w:hint="eastAsia"/>
-        </w:rPr>
-        <w:t xml:space="preserve">備份</w:t>
-      </w:r>
-      <w:r>
-        <w:t xml:space="preserve"> </w:t>
-      </w:r>
-      <w:r>
-        <w:rPr>
-          <w:rFonts w:hint="eastAsia"/>
-        </w:rPr>
-        <w:t xml:space="preserve">每晚</w:t>
-      </w:r>
-      <w:r>
-        <w:t xml:space="preserve"> </w:t>
-      </w:r>
-      <w:r>
-        <w:rPr>
-          <w:rStyle w:val="VerbatimChar"/>
-        </w:rPr>
-        <w:t xml:space="preserve">mysqldump --single-transaction --routines --triggers</w:t>
-      </w:r>
-      <w:r>
-        <w:t xml:space="preserve"> </w:t>
-      </w:r>
-      <w:r>
-        <w:rPr>
-          <w:rFonts w:hint="eastAsia"/>
-        </w:rPr>
-        <w:t xml:space="preserve">｜</w:t>
-      </w:r>
-      <w:r>
-        <w:t xml:space="preserve"> zstd → NAS</w:t>
-      </w:r>
-    </w:p>
-    <w:p>
-      <w:pPr>
-        <w:pStyle w:val="BodyText"/>
-      </w:pPr>
-      <w:r>
-        <w:rPr>
-          <w:rFonts w:hint="eastAsia"/>
-        </w:rPr>
-        <w:t xml:space="preserve">授權</w:t>
-      </w:r>
-      <w:r>
-        <w:t xml:space="preserve"> </w:t>
-      </w:r>
-      <w:r>
-        <w:rPr>
-          <w:rFonts w:hint="eastAsia"/>
-        </w:rPr>
-        <w:t xml:space="preserve">公司內部使用</w:t>
-      </w:r>
-    </w:p>
-    <w:p>
-      <w:pPr>
-        <w:pStyle w:val="BodyText"/>
-      </w:pPr>
-      <w:r>
-        <w:rPr>
-          <w:rFonts w:hint="eastAsia"/>
-        </w:rPr>
-        <w:t xml:space="preserve">版本</w:t>
-      </w:r>
-      <w:r>
-        <w:t xml:space="preserve"> </w:t>
-      </w:r>
-      <w:r>
-        <w:rPr>
-          <w:rFonts w:hint="eastAsia"/>
-        </w:rPr>
-        <w:t xml:space="preserve">1.0（首次正式發布）</w:t>
+        <w:t xml:space="preserve">匯入單筆量測（90</w:t>
+      </w:r>
+      <w:r>
+        <w:t xml:space="preserve"> </w:t>
+      </w:r>
+      <w:r>
+        <w:rPr>
+          <w:rFonts w:hint="eastAsia"/>
+        </w:rPr>
+        <w:t xml:space="preserve">MB）</w:t>
+      </w:r>
+      <w:r>
+        <w:t xml:space="preserve"> </w:t>
+      </w:r>
+      <w:r>
+        <w:rPr>
+          <w:rFonts w:hint="eastAsia"/>
+        </w:rPr>
+        <w:t xml:space="preserve">約</w:t>
+      </w:r>
+      <w:r>
+        <w:t xml:space="preserve"> 5 </w:t>
+      </w:r>
+      <w:r>
+        <w:rPr>
+          <w:rFonts w:hint="eastAsia"/>
+        </w:rPr>
+        <w:t xml:space="preserve">秒</w:t>
+      </w:r>
+    </w:p>
+    <w:p>
+      <w:pPr>
+        <w:pStyle w:val="BodyText"/>
+      </w:pPr>
+      <w:r>
+        <w:rPr>
+          <w:rFonts w:hint="eastAsia"/>
+        </w:rPr>
+        <w:t xml:space="preserve">批次匯入驗證資料集（49</w:t>
+      </w:r>
+      <w:r>
+        <w:t xml:space="preserve"> </w:t>
+      </w:r>
+      <w:r>
+        <w:rPr>
+          <w:rFonts w:hint="eastAsia"/>
+        </w:rPr>
+        <w:t xml:space="preserve">檔）</w:t>
+      </w:r>
+      <w:r>
+        <w:t xml:space="preserve"> </w:t>
+      </w:r>
+      <w:r>
+        <w:rPr>
+          <w:rFonts w:hint="eastAsia"/>
+        </w:rPr>
+        <w:t xml:space="preserve">約</w:t>
+      </w:r>
+      <w:r>
+        <w:t xml:space="preserve"> 3.5 </w:t>
+      </w:r>
+      <w:r>
+        <w:rPr>
+          <w:rFonts w:hint="eastAsia"/>
+        </w:rPr>
+        <w:t xml:space="preserve">分鐘</w:t>
+      </w:r>
+    </w:p>
+    <w:p>
+      <w:pPr>
+        <w:pStyle w:val="BodyText"/>
+      </w:pPr>
+      <w:r>
+        <w:rPr>
+          <w:rFonts w:hint="eastAsia"/>
+        </w:rPr>
+        <w:t xml:space="preserve">產生單張熱圖</w:t>
+      </w:r>
+      <w:r>
+        <w:t xml:space="preserve"> PNG </w:t>
+      </w:r>
+      <w:r>
+        <w:rPr>
+          <w:rFonts w:hint="eastAsia"/>
+        </w:rPr>
+        <w:t xml:space="preserve">約</w:t>
+      </w:r>
+      <w:r>
+        <w:t xml:space="preserve"> 0.4 </w:t>
+      </w:r>
+      <w:r>
+        <w:rPr>
+          <w:rFonts w:hint="eastAsia"/>
+        </w:rPr>
+        <w:t xml:space="preserve">秒</w:t>
+      </w:r>
+    </w:p>
+    <w:p>
+      <w:pPr>
+        <w:pStyle w:val="BodyText"/>
+      </w:pPr>
+      <w:r>
+        <w:rPr>
+          <w:rFonts w:hint="eastAsia"/>
+        </w:rPr>
+        <w:t xml:space="preserve">自資料庫載入熱圖預覽</w:t>
+      </w:r>
+      <w:r>
+        <w:t xml:space="preserve"> </w:t>
+      </w:r>
+      <w:r>
+        <w:rPr>
+          <w:rFonts w:hint="eastAsia"/>
+        </w:rPr>
+        <w:t xml:space="preserve">約</w:t>
+      </w:r>
+      <w:r>
+        <w:t xml:space="preserve"> 20 </w:t>
+      </w:r>
+      <w:r>
+        <w:rPr>
+          <w:rFonts w:hint="eastAsia"/>
+        </w:rPr>
+        <w:t xml:space="preserve">毫秒</w:t>
+      </w:r>
+    </w:p>
+    <w:p>
+      <w:pPr>
+        <w:pStyle w:val="BodyText"/>
+      </w:pPr>
+      <w:r>
+        <w:t xml:space="preserve">SHA-256 </w:t>
+      </w:r>
+      <w:r>
+        <w:rPr>
+          <w:rFonts w:hint="eastAsia"/>
+        </w:rPr>
+        <w:t xml:space="preserve">全庫驗證（49</w:t>
+      </w:r>
+      <w:r>
+        <w:t xml:space="preserve"> </w:t>
+      </w:r>
+      <w:r>
+        <w:rPr>
+          <w:rFonts w:hint="eastAsia"/>
+        </w:rPr>
+        <w:t xml:space="preserve">檔）</w:t>
+      </w:r>
+      <w:r>
+        <w:t xml:space="preserve"> </w:t>
+      </w:r>
+      <w:r>
+        <w:rPr>
+          <w:rFonts w:hint="eastAsia"/>
+        </w:rPr>
+        <w:t xml:space="preserve">約</w:t>
+      </w:r>
+      <w:r>
+        <w:t xml:space="preserve"> 10 </w:t>
+      </w:r>
+      <w:r>
+        <w:rPr>
+          <w:rFonts w:hint="eastAsia"/>
+        </w:rPr>
+        <w:t xml:space="preserve">秒</w:t>
+      </w:r>
+    </w:p>
+    <w:p>
+      <w:pPr>
+        <w:pStyle w:val="BodyText"/>
+      </w:pPr>
+      <w:r>
+        <w:rPr>
+          <w:rFonts w:hint="eastAsia"/>
+        </w:rPr>
+        <w:t xml:space="preserve">全套</w:t>
+      </w:r>
+      <w:r>
+        <w:t xml:space="preserve"> 190 </w:t>
+      </w:r>
+      <w:r>
+        <w:rPr>
+          <w:rFonts w:hint="eastAsia"/>
+        </w:rPr>
+        <w:t xml:space="preserve">條測試</w:t>
+      </w:r>
+      <w:r>
+        <w:t xml:space="preserve"> </w:t>
+      </w:r>
+      <w:r>
+        <w:rPr>
+          <w:rFonts w:hint="eastAsia"/>
+        </w:rPr>
+        <w:t xml:space="preserve">約</w:t>
+      </w:r>
+      <w:r>
+        <w:t xml:space="preserve"> 14 </w:t>
+      </w:r>
+      <w:r>
+        <w:rPr>
+          <w:rFonts w:hint="eastAsia"/>
+        </w:rPr>
+        <w:t xml:space="preserve">秒</w:t>
       </w:r>
     </w:p>
     <w:p>
@@ -25170,35 +24655,29 @@
         <w:t xml:space="preserve">表</w:t>
       </w:r>
       <w:r>
-        <w:t xml:space="preserve"> A-1　</w:t>
-      </w:r>
-      <w:r>
-        <w:rPr>
-          <w:rFonts w:hint="eastAsia"/>
-        </w:rPr>
-        <w:t xml:space="preserve">技術規格摘要</w:t>
-      </w:r>
-    </w:p>
-    <w:bookmarkEnd w:id="103"/>
-    <w:bookmarkStart w:id="104" w:name="附錄-b韌體標頭欄位別名對照表"/>
-    <w:p>
-      <w:pPr>
-        <w:pStyle w:val="Heading2"/>
-      </w:pPr>
-      <w:r>
-        <w:rPr>
-          <w:rFonts w:hint="eastAsia"/>
-        </w:rPr>
-        <w:t xml:space="preserve">附錄</w:t>
-      </w:r>
-      <w:r>
-        <w:t xml:space="preserve"> </w:t>
-      </w:r>
-      <w:r>
-        <w:rPr>
-          <w:rFonts w:hint="eastAsia"/>
-        </w:rPr>
-        <w:t xml:space="preserve">B：韌體標頭欄位別名對照表</w:t>
+        <w:t xml:space="preserve"> 12-2　</w:t>
+      </w:r>
+      <w:r>
+        <w:rPr>
+          <w:rFonts w:hint="eastAsia"/>
+        </w:rPr>
+        <w:t xml:space="preserve">效能實測</w:t>
+      </w:r>
+    </w:p>
+    <w:bookmarkEnd w:id="99"/>
+    <w:bookmarkStart w:id="100" w:name="容量推估"/>
+    <w:p>
+      <w:pPr>
+        <w:pStyle w:val="Heading3"/>
+      </w:pPr>
+      <w:r>
+        <w:t xml:space="preserve">12.3 </w:t>
+      </w:r>
+      <w:r>
+        <w:rPr>
+          <w:rFonts w:hint="eastAsia"/>
+        </w:rPr>
+        <w:t xml:space="preserve">容量推估</w:t>
       </w:r>
     </w:p>
     <w:p>
@@ -25209,25 +24688,43 @@
         <w:rPr>
           <w:rFonts w:hint="eastAsia"/>
         </w:rPr>
-        <w:t xml:space="preserve">同一項資訊在不同韌體世代使用不同的鍵名。匯入程式以下表映射至統一目標，</w:t>
-      </w:r>
-      <w:r>
-        <w:t xml:space="preserve"> </w:t>
-      </w:r>
-      <w:r>
-        <w:rPr>
-          <w:rFonts w:hint="eastAsia"/>
-        </w:rPr>
-        <w:t xml:space="preserve">未列於表中的鍵一律進入</w:t>
-      </w:r>
-      <w:r>
-        <w:t xml:space="preserve"> JSON </w:t>
-      </w:r>
-      <w:r>
-        <w:rPr>
-          <w:rFonts w:hint="eastAsia"/>
-        </w:rPr>
-        <w:t xml:space="preserve">與欄位登記表。</w:t>
+        <w:t xml:space="preserve">每筆量測的儲存量約</w:t>
+      </w:r>
+      <w:r>
+        <w:t xml:space="preserve"> 19.3 </w:t>
+      </w:r>
+      <w:r>
+        <w:rPr>
+          <w:rFonts w:hint="eastAsia"/>
+        </w:rPr>
+        <w:t xml:space="preserve">MB（壓縮原檔</w:t>
+      </w:r>
+      <w:r>
+        <w:t xml:space="preserve"> 18.9 </w:t>
+      </w:r>
+      <w:r>
+        <w:rPr>
+          <w:rFonts w:hint="eastAsia"/>
+        </w:rPr>
+        <w:t xml:space="preserve">MB＋預覽</w:t>
+      </w:r>
+      <w:r>
+        <w:t xml:space="preserve"> 0.4 </w:t>
+      </w:r>
+      <w:r>
+        <w:rPr>
+          <w:rFonts w:hint="eastAsia"/>
+        </w:rPr>
+        <w:t xml:space="preserve">MB＋metadata）。</w:t>
+      </w:r>
+      <w:r>
+        <w:t xml:space="preserve"> </w:t>
+      </w:r>
+      <w:r>
+        <w:rPr>
+          <w:rFonts w:hint="eastAsia"/>
+        </w:rPr>
+        <w:t xml:space="preserve">以此推估：</w:t>
       </w:r>
     </w:p>
     <w:p>
@@ -25245,64 +24742,25 @@
         <w:rPr>
           <w:rFonts w:hint="eastAsia"/>
         </w:rPr>
-        <w:t xml:space="preserve">統一目標</w:t>
-      </w:r>
-      <w:r>
-        <w:t xml:space="preserve"> </w:t>
-      </w:r>
-      <w:r>
-        <w:rPr>
-          <w:rFonts w:hint="eastAsia"/>
-        </w:rPr>
-        <w:t xml:space="preserve">韌體</w:t>
-      </w:r>
-      <w:r>
-        <w:t xml:space="preserve"> 2.16 </w:t>
-      </w:r>
-      <w:r>
-        <w:rPr>
-          <w:rFonts w:hint="eastAsia"/>
-        </w:rPr>
-        <w:t xml:space="preserve">韌體</w:t>
-      </w:r>
-      <w:r>
-        <w:t xml:space="preserve"> 2.29 </w:t>
-      </w:r>
-      <w:r>
-        <w:rPr>
-          <w:rFonts w:hint="eastAsia"/>
-        </w:rPr>
-        <w:t xml:space="preserve">韌體</w:t>
-      </w:r>
-      <w:r>
-        <w:t xml:space="preserve"> 2.52 </w:t>
-      </w:r>
-      <w:r>
-        <w:rPr>
-          <w:rFonts w:hint="eastAsia"/>
-        </w:rPr>
-        <w:t xml:space="preserve">韌體</w:t>
-      </w:r>
-      <w:r>
-        <w:t xml:space="preserve"> </w:t>
-      </w:r>
-      <w:r>
-        <w:rPr>
-          <w:rFonts w:hint="eastAsia"/>
-        </w:rPr>
-        <w:t xml:space="preserve">4.73（GC-IMS）</w:t>
-      </w:r>
-      <w:r>
-        <w:t xml:space="preserve"> </w:t>
-      </w:r>
-      <w:r>
-        <w:rPr>
-          <w:rFonts w:hint="eastAsia"/>
-        </w:rPr>
-        <w:t xml:space="preserve">韌體</w:t>
-      </w:r>
-      <w:r>
-        <w:t xml:space="preserve"> 4.82</w:t>
+        <w:t xml:space="preserve">樣本數</w:t>
+      </w:r>
+      <w:r>
+        <w:t xml:space="preserve"> </w:t>
+      </w:r>
+      <w:r>
+        <w:rPr>
+          <w:rFonts w:hint="eastAsia"/>
+        </w:rPr>
+        <w:t xml:space="preserve">預估儲存總量</w:t>
+      </w:r>
+      <w:r>
+        <w:t xml:space="preserve"> </w:t>
+      </w:r>
+      <w:r>
+        <w:rPr>
+          <w:rFonts w:hint="eastAsia"/>
+        </w:rPr>
+        <w:t xml:space="preserve">評估</w:t>
       </w:r>
     </w:p>
     <w:p>
@@ -25317,296 +24775,123 @@
         <w:pStyle w:val="FirstParagraph"/>
       </w:pPr>
       <w:r>
-        <w:t xml:space="preserve">firmware_date </w:t>
-      </w:r>
-      <w:r>
-        <w:rPr>
-          <w:rFonts w:hint="eastAsia"/>
-        </w:rPr>
-        <w:t xml:space="preserve">無</w:t>
-      </w:r>
-      <w:r>
-        <w:t xml:space="preserve"> Firmware date Firmware date Firmware date Firmware date</w:t>
-      </w:r>
-    </w:p>
-    <w:p>
-      <w:pPr>
-        <w:pStyle w:val="BodyText"/>
-      </w:pPr>
-      <w:r>
-        <w:t xml:space="preserve">sample_rate_khz Chunk sample rate Chunk sample rate Chunk sample rate Chunk sample rate Chunk sample rate</w:t>
-      </w:r>
-    </w:p>
-    <w:p>
-      <w:pPr>
-        <w:pStyle w:val="BodyText"/>
-      </w:pPr>
-      <w:r>
-        <w:t xml:space="preserve">trig_repetition_ms Chunk trigger repetition Chunk trigger repetition Chunk trigger repetition Chunk trigger repetition Chunk trigger repetition</w:t>
-      </w:r>
-    </w:p>
-    <w:p>
-      <w:pPr>
-        <w:pStyle w:val="BodyText"/>
-      </w:pPr>
-      <w:r>
-        <w:t xml:space="preserve">flow_ims_setpoint </w:t>
-      </w:r>
-      <w:r>
-        <w:rPr>
-          <w:rFonts w:hint="eastAsia"/>
-        </w:rPr>
-        <w:t xml:space="preserve">無</w:t>
-      </w:r>
-      <w:r>
-        <w:t xml:space="preserve"> Start flow1 Start flow1 Start flow IMS Start flow IMS</w:t>
-      </w:r>
-    </w:p>
-    <w:p>
-      <w:pPr>
-        <w:pStyle w:val="BodyText"/>
-      </w:pPr>
-      <w:r>
-        <w:t xml:space="preserve">flow_gc_setpoint </w:t>
-      </w:r>
-      <w:r>
-        <w:rPr>
-          <w:rFonts w:hint="eastAsia"/>
-        </w:rPr>
-        <w:t xml:space="preserve">無</w:t>
-      </w:r>
-      <w:r>
-        <w:t xml:space="preserve"> Start flow2 Start flow2 Start flow GC Start flow GC</w:t>
-      </w:r>
-    </w:p>
-    <w:p>
-      <w:pPr>
-        <w:pStyle w:val="BodyText"/>
-      </w:pPr>
-      <w:r>
-        <w:t xml:space="preserve">flow_pump1_setpoint — — — Pump 1 flow setpoint —</w:t>
-      </w:r>
-    </w:p>
-    <w:p>
-      <w:pPr>
-        <w:pStyle w:val="BodyText"/>
-      </w:pPr>
-      <w:r>
-        <w:t xml:space="preserve">drift_gas </w:t>
-      </w:r>
-      <w:r>
-        <w:rPr>
-          <w:rFonts w:hint="eastAsia"/>
-        </w:rPr>
-        <w:t xml:space="preserve">無</w:t>
-      </w:r>
-      <w:r>
-        <w:t xml:space="preserve"> </w:t>
-      </w:r>
-      <w:r>
-        <w:rPr>
-          <w:rFonts w:hint="eastAsia"/>
-        </w:rPr>
-        <w:t xml:space="preserve">無</w:t>
-      </w:r>
-      <w:r>
-        <w:t xml:space="preserve"> Drift Gas </w:t>
-      </w:r>
-      <w:r>
-        <w:rPr>
-          <w:rFonts w:hint="eastAsia"/>
-        </w:rPr>
-        <w:t xml:space="preserve">由</w:t>
-      </w:r>
-      <w:r>
-        <w:t xml:space="preserve"> EPC gas settings </w:t>
-      </w:r>
-      <w:r>
-        <w:rPr>
-          <w:rFonts w:hint="eastAsia"/>
-        </w:rPr>
-        <w:t xml:space="preserve">解析</w:t>
-      </w:r>
-      <w:r>
-        <w:t xml:space="preserve"> Drift Gas</w:t>
-      </w:r>
-    </w:p>
-    <w:p>
-      <w:pPr>
-        <w:pStyle w:val="BodyText"/>
-      </w:pPr>
-      <w:r>
-        <w:t xml:space="preserve">drift_voltage_v </w:t>
-      </w:r>
-      <w:r>
-        <w:rPr>
-          <w:rFonts w:hint="eastAsia"/>
-        </w:rPr>
-        <w:t xml:space="preserve">無</w:t>
-      </w:r>
-      <w:r>
-        <w:t xml:space="preserve"> </w:t>
-      </w:r>
-      <w:r>
-        <w:rPr>
-          <w:rFonts w:hint="eastAsia"/>
-        </w:rPr>
-        <w:t xml:space="preserve">無</w:t>
-      </w:r>
-      <w:r>
-        <w:t xml:space="preserve"> nom Drift Potential Difference Sensor drift voltage Sensor drift voltage</w:t>
-      </w:r>
-    </w:p>
-    <w:p>
-      <w:pPr>
-        <w:pStyle w:val="BodyText"/>
-      </w:pPr>
-      <w:r>
-        <w:rPr>
-          <w:rFonts w:hint="eastAsia"/>
-        </w:rPr>
-        <w:t xml:space="preserve">flow_ims（遙測）</w:t>
-      </w:r>
-      <w:r>
-        <w:t xml:space="preserve"> Flow Epc 1 Flow Epc 1 Flow Epc 1 Flow EPC IMS Flow EPC IMS</w:t>
-      </w:r>
-    </w:p>
-    <w:p>
-      <w:pPr>
-        <w:pStyle w:val="BodyText"/>
-      </w:pPr>
-      <w:r>
-        <w:rPr>
-          <w:rFonts w:hint="eastAsia"/>
-        </w:rPr>
-        <w:t xml:space="preserve">flow_gc（遙測）</w:t>
-      </w:r>
-      <w:r>
-        <w:t xml:space="preserve"> Flow Epc 2 Flow Epc 2 Flow Epc 2 Flow EPC GC Flow EPC GC</w:t>
-      </w:r>
-    </w:p>
-    <w:p>
-      <w:pPr>
-        <w:pStyle w:val="BodyText"/>
-      </w:pPr>
-      <w:r>
-        <w:rPr>
-          <w:rFonts w:hint="eastAsia"/>
-        </w:rPr>
-        <w:t xml:space="preserve">press_ims（遙測）</w:t>
-      </w:r>
-      <w:r>
-        <w:t xml:space="preserve"> </w:t>
-      </w:r>
-      <w:r>
-        <w:rPr>
-          <w:rFonts w:hint="eastAsia"/>
-        </w:rPr>
-        <w:t xml:space="preserve">無</w:t>
-      </w:r>
-      <w:r>
-        <w:t xml:space="preserve"> </w:t>
-      </w:r>
-      <w:r>
-        <w:rPr>
-          <w:rFonts w:hint="eastAsia"/>
-        </w:rPr>
-        <w:t xml:space="preserve">無</w:t>
-      </w:r>
-      <w:r>
-        <w:t xml:space="preserve"> Pressure Epc 1 Pressure EPC IMS Pressure EPC IMS</w:t>
-      </w:r>
-    </w:p>
-    <w:p>
-      <w:pPr>
-        <w:pStyle w:val="BodyText"/>
-      </w:pPr>
-      <w:r>
-        <w:rPr>
-          <w:rFonts w:hint="eastAsia"/>
-        </w:rPr>
-        <w:t xml:space="preserve">press_gc（遙測）</w:t>
-      </w:r>
-      <w:r>
-        <w:t xml:space="preserve"> </w:t>
-      </w:r>
-      <w:r>
-        <w:rPr>
-          <w:rFonts w:hint="eastAsia"/>
-        </w:rPr>
-        <w:t xml:space="preserve">無</w:t>
-      </w:r>
-      <w:r>
-        <w:t xml:space="preserve"> </w:t>
-      </w:r>
-      <w:r>
-        <w:rPr>
-          <w:rFonts w:hint="eastAsia"/>
-        </w:rPr>
-        <w:t xml:space="preserve">無</w:t>
-      </w:r>
-      <w:r>
-        <w:t xml:space="preserve"> Pressure Epc 2 Pressure EPC GC Pressure EPC GC</w:t>
-      </w:r>
-    </w:p>
-    <w:p>
-      <w:pPr>
-        <w:pStyle w:val="BodyText"/>
-      </w:pPr>
-      <w:r>
-        <w:rPr>
-          <w:rFonts w:hint="eastAsia"/>
-        </w:rPr>
-        <w:t xml:space="preserve">press_ambient（遙測）</w:t>
-      </w:r>
-      <w:r>
-        <w:t xml:space="preserve"> </w:t>
-      </w:r>
-      <w:r>
-        <w:rPr>
-          <w:rFonts w:hint="eastAsia"/>
-        </w:rPr>
-        <w:t xml:space="preserve">無</w:t>
-      </w:r>
-      <w:r>
-        <w:t xml:space="preserve"> </w:t>
-      </w:r>
-      <w:r>
-        <w:rPr>
-          <w:rFonts w:hint="eastAsia"/>
-        </w:rPr>
-        <w:t xml:space="preserve">無</w:t>
-      </w:r>
-      <w:r>
-        <w:t xml:space="preserve"> Pressure Ambient Pressure Ambient Pressure Ambient</w:t>
-      </w:r>
-    </w:p>
-    <w:p>
-      <w:pPr>
-        <w:pStyle w:val="BodyText"/>
-      </w:pPr>
-      <w:r>
-        <w:rPr>
-          <w:rFonts w:hint="eastAsia"/>
-        </w:rPr>
-        <w:t xml:space="preserve">pump1_flow（遙測）</w:t>
-      </w:r>
-      <w:r>
-        <w:t xml:space="preserve"> — — — Pump 1 flow —</w:t>
-      </w:r>
-    </w:p>
-    <w:p>
-      <w:pPr>
-        <w:pStyle w:val="BodyText"/>
-      </w:pPr>
-      <w:r>
-        <w:rPr>
-          <w:rFonts w:hint="eastAsia"/>
-        </w:rPr>
-        <w:t xml:space="preserve">pump1_pressure（遙測）</w:t>
-      </w:r>
-      <w:r>
-        <w:t xml:space="preserve"> — — — Pump 1 pressure —</w:t>
+        <w:t xml:space="preserve">100 </w:t>
+      </w:r>
+      <w:r>
+        <w:rPr>
+          <w:rFonts w:hint="eastAsia"/>
+        </w:rPr>
+        <w:t xml:space="preserve">約</w:t>
+      </w:r>
+      <w:r>
+        <w:t xml:space="preserve"> 2 GB </w:t>
+      </w:r>
+      <w:r>
+        <w:rPr>
+          <w:rFonts w:hint="eastAsia"/>
+        </w:rPr>
+        <w:t xml:space="preserve">輕鬆</w:t>
+      </w:r>
+    </w:p>
+    <w:p>
+      <w:pPr>
+        <w:pStyle w:val="BodyText"/>
+      </w:pPr>
+      <w:r>
+        <w:t xml:space="preserve">1,000 </w:t>
+      </w:r>
+      <w:r>
+        <w:rPr>
+          <w:rFonts w:hint="eastAsia"/>
+        </w:rPr>
+        <w:t xml:space="preserve">約</w:t>
+      </w:r>
+      <w:r>
+        <w:t xml:space="preserve"> 19 GB </w:t>
+      </w:r>
+      <w:r>
+        <w:rPr>
+          <w:rFonts w:hint="eastAsia"/>
+        </w:rPr>
+        <w:t xml:space="preserve">輕鬆</w:t>
+      </w:r>
+    </w:p>
+    <w:p>
+      <w:pPr>
+        <w:pStyle w:val="BodyText"/>
+      </w:pPr>
+      <w:r>
+        <w:t xml:space="preserve">5,000 </w:t>
+      </w:r>
+      <w:r>
+        <w:rPr>
+          <w:rFonts w:hint="eastAsia"/>
+        </w:rPr>
+        <w:t xml:space="preserve">約</w:t>
+      </w:r>
+      <w:r>
+        <w:t xml:space="preserve"> 97 GB </w:t>
+      </w:r>
+      <w:r>
+        <w:rPr>
+          <w:rFonts w:hint="eastAsia"/>
+        </w:rPr>
+        <w:t xml:space="preserve">單機</w:t>
+      </w:r>
+      <w:r>
+        <w:t xml:space="preserve"> MySQL </w:t>
+      </w:r>
+      <w:r>
+        <w:rPr>
+          <w:rFonts w:hint="eastAsia"/>
+        </w:rPr>
+        <w:t xml:space="preserve">仍充裕</w:t>
+      </w:r>
+    </w:p>
+    <w:p>
+      <w:pPr>
+        <w:pStyle w:val="BodyText"/>
+      </w:pPr>
+      <w:r>
+        <w:t xml:space="preserve">10,000 </w:t>
+      </w:r>
+      <w:r>
+        <w:rPr>
+          <w:rFonts w:hint="eastAsia"/>
+        </w:rPr>
+        <w:t xml:space="preserve">約</w:t>
+      </w:r>
+      <w:r>
+        <w:t xml:space="preserve"> 195 GB </w:t>
+      </w:r>
+      <w:r>
+        <w:rPr>
+          <w:rFonts w:hint="eastAsia"/>
+        </w:rPr>
+        <w:t xml:space="preserve">建議此時評估架構</w:t>
+      </w:r>
+    </w:p>
+    <w:p>
+      <w:pPr>
+        <w:pStyle w:val="BodyText"/>
+      </w:pPr>
+      <w:r>
+        <w:t xml:space="preserve">100,000 </w:t>
+      </w:r>
+      <w:r>
+        <w:rPr>
+          <w:rFonts w:hint="eastAsia"/>
+        </w:rPr>
+        <w:t xml:space="preserve">約</w:t>
+      </w:r>
+      <w:r>
+        <w:t xml:space="preserve"> 2 TB </w:t>
+      </w:r>
+      <w:r>
+        <w:rPr>
+          <w:rFonts w:hint="eastAsia"/>
+        </w:rPr>
+        <w:t xml:space="preserve">應改採物件儲存加資料庫索引</w:t>
       </w:r>
     </w:p>
     <w:p>
@@ -25630,193 +24915,175 @@
         <w:t xml:space="preserve">表</w:t>
       </w:r>
       <w:r>
-        <w:t xml:space="preserve"> B-1　</w:t>
-      </w:r>
-      <w:r>
-        <w:rPr>
-          <w:rFonts w:hint="eastAsia"/>
-        </w:rPr>
-        <w:t xml:space="preserve">跨韌體世代的標頭欄位別名對照</w:t>
-      </w:r>
-    </w:p>
-    <w:p>
-      <w:pPr>
-        <w:pStyle w:val="BodyText"/>
-      </w:pPr>
-      <w:r>
-        <w:rPr>
-          <w:rFonts w:hint="eastAsia"/>
-        </w:rPr>
-        <w:t xml:space="preserve">三項已修正的早期假設，一併記錄：實際檔案使用</w:t>
-      </w:r>
-      <w:r>
-        <w:t xml:space="preserve"> </w:t>
-      </w:r>
-      <w:r>
-        <w:rPr>
-          <w:rStyle w:val="VerbatimChar"/>
-        </w:rPr>
-        <w:t xml:space="preserve">Firmware date</w:t>
-      </w:r>
-      <w:r>
-        <w:rPr>
-          <w:rFonts w:hint="eastAsia"/>
-        </w:rPr>
-        <w:t xml:space="preserve">（小寫</w:t>
-      </w:r>
-      <w:r>
-        <w:t xml:space="preserve"> </w:t>
-      </w:r>
-      <w:r>
-        <w:rPr>
-          <w:rFonts w:hint="eastAsia"/>
-        </w:rPr>
-        <w:t xml:space="preserve">d）</w:t>
-      </w:r>
-      <w:r>
-        <w:t xml:space="preserve"> </w:t>
-      </w:r>
-      <w:r>
-        <w:rPr>
-          <w:rFonts w:hint="eastAsia"/>
-        </w:rPr>
-        <w:t xml:space="preserve">而非</w:t>
-      </w:r>
-      <w:r>
-        <w:t xml:space="preserve"> </w:t>
-      </w:r>
-      <w:r>
-        <w:rPr>
-          <w:rStyle w:val="VerbatimChar"/>
-        </w:rPr>
-        <w:t xml:space="preserve">Firmware Date</w:t>
-      </w:r>
-      <w:r>
-        <w:rPr>
-          <w:rFonts w:hint="eastAsia"/>
-        </w:rPr>
-        <w:t xml:space="preserve">；使用</w:t>
-      </w:r>
-      <w:r>
-        <w:t xml:space="preserve"> </w:t>
-      </w:r>
-      <w:r>
-        <w:rPr>
-          <w:rStyle w:val="VerbatimChar"/>
-        </w:rPr>
-        <w:t xml:space="preserve">Chunk sample rate</w:t>
-      </w:r>
-      <w:r>
-        <w:t xml:space="preserve"> </w:t>
-      </w:r>
-      <w:r>
-        <w:rPr>
-          <w:rFonts w:hint="eastAsia"/>
-        </w:rPr>
-        <w:t xml:space="preserve">與</w:t>
-      </w:r>
-      <w:r>
-        <w:t xml:space="preserve"> </w:t>
-      </w:r>
-      <w:r>
-        <w:rPr>
-          <w:rStyle w:val="VerbatimChar"/>
-        </w:rPr>
-        <w:t xml:space="preserve">Chunk trigger repetition</w:t>
-      </w:r>
-      <w:r>
-        <w:t xml:space="preserve"> </w:t>
-      </w:r>
-      <w:r>
-        <w:rPr>
-          <w:rFonts w:hint="eastAsia"/>
-        </w:rPr>
-        <w:t xml:space="preserve">而非</w:t>
-      </w:r>
-      <w:r>
-        <w:t xml:space="preserve"> </w:t>
-      </w:r>
-      <w:r>
-        <w:rPr>
-          <w:rStyle w:val="VerbatimChar"/>
-        </w:rPr>
-        <w:t xml:space="preserve">Sample rate</w:t>
-      </w:r>
-      <w:r>
-        <w:t xml:space="preserve"> </w:t>
-      </w:r>
-      <w:r>
-        <w:rPr>
-          <w:rFonts w:hint="eastAsia"/>
-        </w:rPr>
-        <w:t xml:space="preserve">與</w:t>
-      </w:r>
-      <w:r>
-        <w:t xml:space="preserve"> </w:t>
-      </w:r>
-      <w:r>
-        <w:rPr>
-          <w:rStyle w:val="VerbatimChar"/>
-        </w:rPr>
-        <w:t xml:space="preserve">Trig. repetition time</w:t>
-      </w:r>
-      <w:r>
-        <w:rPr>
-          <w:rFonts w:hint="eastAsia"/>
-        </w:rPr>
-        <w:t xml:space="preserve">；環境壓力並無獨立的標頭純量鍵，</w:t>
-      </w:r>
-      <w:r>
-        <w:t xml:space="preserve"> </w:t>
-      </w:r>
-      <w:r>
-        <w:rPr>
-          <w:rFonts w:hint="eastAsia"/>
-        </w:rPr>
-        <w:t xml:space="preserve">系統改由</w:t>
-      </w:r>
-      <w:r>
-        <w:t xml:space="preserve"> </w:t>
-      </w:r>
-      <w:r>
-        <w:rPr>
-          <w:rStyle w:val="VerbatimChar"/>
-        </w:rPr>
-        <w:t xml:space="preserve">Pressure Ambient</w:t>
-      </w:r>
-      <w:r>
-        <w:t xml:space="preserve"> </w:t>
-      </w:r>
-      <w:r>
-        <w:rPr>
-          <w:rFonts w:hint="eastAsia"/>
-        </w:rPr>
-        <w:t xml:space="preserve">陣列取平均求得，該陣列不存在時（韌體</w:t>
-      </w:r>
-      <w:r>
-        <w:t xml:space="preserve"> </w:t>
-      </w:r>
-      <w:r>
-        <w:rPr>
-          <w:rFonts w:hint="eastAsia"/>
-        </w:rPr>
-        <w:t xml:space="preserve">2.16／2.29）</w:t>
-      </w:r>
-      <w:r>
-        <w:t xml:space="preserve"> </w:t>
-      </w:r>
-      <w:r>
-        <w:rPr>
-          <w:rFonts w:hint="eastAsia"/>
-        </w:rPr>
-        <w:t xml:space="preserve">即為</w:t>
-      </w:r>
-      <w:r>
-        <w:t xml:space="preserve"> NULL。</w:t>
-      </w:r>
-    </w:p>
-    <w:bookmarkEnd w:id="104"/>
-    <w:bookmarkStart w:id="105" w:name="附錄-c名詞對照"/>
+        <w:t xml:space="preserve"> 12-3　</w:t>
+      </w:r>
+      <w:r>
+        <w:rPr>
+          <w:rFonts w:hint="eastAsia"/>
+        </w:rPr>
+        <w:t xml:space="preserve">儲存容量推估</w:t>
+      </w:r>
+    </w:p>
+    <w:p>
+      <w:pPr>
+        <w:pStyle w:val="BodyText"/>
+      </w:pPr>
+      <w:r>
+        <w:rPr>
+          <w:rFonts w:hint="eastAsia"/>
+        </w:rPr>
+        <w:t xml:space="preserve">超過約</w:t>
+      </w:r>
+      <w:r>
+        <w:t xml:space="preserve"> 10,000 </w:t>
+      </w:r>
+      <w:r>
+        <w:rPr>
+          <w:rFonts w:hint="eastAsia"/>
+        </w:rPr>
+        <w:t xml:space="preserve">筆或</w:t>
+      </w:r>
+      <w:r>
+        <w:t xml:space="preserve"> 1 TB </w:t>
+      </w:r>
+      <w:r>
+        <w:rPr>
+          <w:rFonts w:hint="eastAsia"/>
+        </w:rPr>
+        <w:t xml:space="preserve">規模時，再評估「MinIO（S3</w:t>
+      </w:r>
+      <w:r>
+        <w:t xml:space="preserve"> </w:t>
+      </w:r>
+      <w:r>
+        <w:rPr>
+          <w:rFonts w:hint="eastAsia"/>
+        </w:rPr>
+        <w:t xml:space="preserve">相容物件儲存）</w:t>
+      </w:r>
+      <w:r>
+        <w:t xml:space="preserve"> </w:t>
+      </w:r>
+      <w:r>
+        <w:rPr>
+          <w:rFonts w:hint="eastAsia"/>
+        </w:rPr>
+        <w:t xml:space="preserve">＋MySQL</w:t>
+      </w:r>
+      <w:r>
+        <w:t xml:space="preserve"> </w:t>
+      </w:r>
+      <w:r>
+        <w:rPr>
+          <w:rFonts w:hint="eastAsia"/>
+        </w:rPr>
+        <w:t xml:space="preserve">索引」的架構。在此之前，單台</w:t>
+      </w:r>
+      <w:r>
+        <w:t xml:space="preserve"> MySQL 8 </w:t>
+      </w:r>
+      <w:r>
+        <w:rPr>
+          <w:rFonts w:hint="eastAsia"/>
+        </w:rPr>
+        <w:t xml:space="preserve">是相稱且維運成本最低的選擇。</w:t>
+      </w:r>
+    </w:p>
+    <w:p>
+      <w:pPr>
+        <w:pStyle w:val="BodyText"/>
+      </w:pPr>
+      <w:r>
+        <w:rPr>
+          <w:rFonts w:hint="eastAsia"/>
+        </w:rPr>
+        <w:t xml:space="preserve">搜尋端的規模設計同樣已備妥：查詢先取總數，若超過</w:t>
+      </w:r>
+      <w:r>
+        <w:t xml:space="preserve"> 20,000 </w:t>
+      </w:r>
+      <w:r>
+        <w:rPr>
+          <w:rFonts w:hint="eastAsia"/>
+        </w:rPr>
+        <w:t xml:space="preserve">筆則提示使用者</w:t>
+      </w:r>
+      <w:r>
+        <w:t xml:space="preserve"> </w:t>
+      </w:r>
+      <w:r>
+        <w:rPr>
+          <w:rFonts w:hint="eastAsia"/>
+        </w:rPr>
+        <w:t xml:space="preserve">縮小條件而不撈取資料；否則一次取回輕量列（不含任何</w:t>
+      </w:r>
+      <w:r>
+        <w:t xml:space="preserve"> BLOB </w:t>
+      </w:r>
+      <w:r>
+        <w:rPr>
+          <w:rFonts w:hint="eastAsia"/>
+        </w:rPr>
+        <w:t xml:space="preserve">與長文字），</w:t>
+      </w:r>
+      <w:r>
+        <w:t xml:space="preserve"> </w:t>
+      </w:r>
+      <w:r>
+        <w:rPr>
+          <w:rFonts w:hint="eastAsia"/>
+        </w:rPr>
+        <w:t xml:space="preserve">由桌面端以每頁</w:t>
+      </w:r>
+      <w:r>
+        <w:t xml:space="preserve"> 50 </w:t>
+      </w:r>
+      <w:r>
+        <w:rPr>
+          <w:rFonts w:hint="eastAsia"/>
+        </w:rPr>
+        <w:t xml:space="preserve">筆分頁，換頁、重新排序、二次篩選皆不需再連資料庫。</w:t>
+      </w:r>
+      <w:r>
+        <w:t xml:space="preserve"> </w:t>
+      </w:r>
+      <w:r>
+        <w:rPr>
+          <w:rFonts w:hint="eastAsia"/>
+        </w:rPr>
+        <w:t xml:space="preserve">複合索引</w:t>
+      </w:r>
+      <w:r>
+        <w:t xml:space="preserve"> </w:t>
+      </w:r>
+      <w:r>
+        <w:rPr>
+          <w:rStyle w:val="VerbatimChar"/>
+        </w:rPr>
+        <w:t xml:space="preserve">(measured_at, mea_id)</w:t>
+      </w:r>
+      <w:r>
+        <w:t xml:space="preserve"> </w:t>
+      </w:r>
+      <w:r>
+        <w:rPr>
+          <w:rFonts w:hint="eastAsia"/>
+        </w:rPr>
+        <w:t xml:space="preserve">已建立，未來若超過十萬列可直接切換為</w:t>
+      </w:r>
+      <w:r>
+        <w:t xml:space="preserve"> </w:t>
+      </w:r>
+      <w:r>
+        <w:rPr>
+          <w:rFonts w:hint="eastAsia"/>
+        </w:rPr>
+        <w:t xml:space="preserve">鍵集分頁，無需修改結構。</w:t>
+      </w:r>
+    </w:p>
+    <w:bookmarkEnd w:id="100"/>
+    <w:bookmarkEnd w:id="101"/>
+    <w:bookmarkStart w:id="106" w:name="十三效益與未來藍圖"/>
     <w:p>
       <w:pPr>
         <w:pStyle w:val="Heading2"/>
@@ -25825,16 +25092,22 @@
         <w:rPr>
           <w:rFonts w:hint="eastAsia"/>
         </w:rPr>
-        <w:t xml:space="preserve">附錄</w:t>
-      </w:r>
-      <w:r>
-        <w:t xml:space="preserve"> </w:t>
-      </w:r>
-      <w:r>
-        <w:rPr>
-          <w:rFonts w:hint="eastAsia"/>
-        </w:rPr>
-        <w:t xml:space="preserve">C：名詞對照</w:t>
+        <w:t xml:space="preserve">十三、效益與未來藍圖</w:t>
+      </w:r>
+    </w:p>
+    <w:bookmarkStart w:id="102" w:name="對日常研究工作的直接效益"/>
+    <w:p>
+      <w:pPr>
+        <w:pStyle w:val="Heading3"/>
+      </w:pPr>
+      <w:r>
+        <w:t xml:space="preserve">13.1 </w:t>
+      </w:r>
+      <w:r>
+        <w:rPr>
+          <w:rFonts w:hint="eastAsia"/>
+        </w:rPr>
+        <w:t xml:space="preserve">對日常研究工作的直接效益</w:t>
       </w:r>
     </w:p>
     <w:p>
@@ -25852,16 +25125,25 @@
         <w:rPr>
           <w:rFonts w:hint="eastAsia"/>
         </w:rPr>
-        <w:t xml:space="preserve">名詞</w:t>
-      </w:r>
-      <w:r>
-        <w:t xml:space="preserve"> </w:t>
-      </w:r>
-      <w:r>
-        <w:rPr>
-          <w:rFonts w:hint="eastAsia"/>
-        </w:rPr>
-        <w:t xml:space="preserve">說明</w:t>
+        <w:t xml:space="preserve">效益</w:t>
+      </w:r>
+      <w:r>
+        <w:t xml:space="preserve"> </w:t>
+      </w:r>
+      <w:r>
+        <w:rPr>
+          <w:rFonts w:hint="eastAsia"/>
+        </w:rPr>
+        <w:t xml:space="preserve">改變前</w:t>
+      </w:r>
+      <w:r>
+        <w:t xml:space="preserve"> </w:t>
+      </w:r>
+      <w:r>
+        <w:rPr>
+          <w:rFonts w:hint="eastAsia"/>
+        </w:rPr>
+        <w:t xml:space="preserve">改變後</w:t>
       </w:r>
     </w:p>
     <w:p>
@@ -25876,238 +25158,183 @@
         <w:pStyle w:val="FirstParagraph"/>
       </w:pPr>
       <w:r>
-        <w:t xml:space="preserve">GC-IMS </w:t>
-      </w:r>
-      <w:r>
-        <w:rPr>
-          <w:rFonts w:hint="eastAsia"/>
-        </w:rPr>
-        <w:t xml:space="preserve">氣相層析－離子遷移譜；先以層析分離，再以離子遷移度二次分離</w:t>
-      </w:r>
-    </w:p>
-    <w:p>
-      <w:pPr>
-        <w:pStyle w:val="BodyText"/>
-      </w:pPr>
-      <w:r>
-        <w:rPr>
-          <w:rStyle w:val="VerbatimChar"/>
-        </w:rPr>
-        <w:t xml:space="preserve">.mea</w:t>
-      </w:r>
-      <w:r>
-        <w:t xml:space="preserve"> </w:t>
-      </w:r>
-      <w:r>
-        <w:rPr>
-          <w:rFonts w:hint="eastAsia"/>
-        </w:rPr>
-        <w:t xml:space="preserve">儀器輸出的量測檔案，由文字標頭與二進位矩陣構成</w:t>
-      </w:r>
-    </w:p>
-    <w:p>
-      <w:pPr>
-        <w:pStyle w:val="BodyText"/>
-      </w:pPr>
-      <w:r>
-        <w:t xml:space="preserve">RIP </w:t>
-      </w:r>
-      <w:r>
-        <w:rPr>
-          <w:rFonts w:hint="eastAsia"/>
-        </w:rPr>
-        <w:t xml:space="preserve">反應離子峰，漂移軸上的基準峰，用於正規化不同批次的漂移時間</w:t>
-      </w:r>
-    </w:p>
-    <w:p>
-      <w:pPr>
-        <w:pStyle w:val="BodyText"/>
-      </w:pPr>
-      <w:r>
-        <w:rPr>
-          <w:rFonts w:hint="eastAsia"/>
-        </w:rPr>
-        <w:t xml:space="preserve">極性（polarity）</w:t>
-      </w:r>
-      <w:r>
-        <w:t xml:space="preserve"> </w:t>
-      </w:r>
-      <w:r>
-        <w:rPr>
-          <w:rFonts w:hint="eastAsia"/>
-        </w:rPr>
-        <w:t xml:space="preserve">訊號方向為正或負，本系統逐檔自資料偵測</w:t>
-      </w:r>
-    </w:p>
-    <w:p>
-      <w:pPr>
-        <w:pStyle w:val="BodyText"/>
-      </w:pPr>
-      <w:r>
-        <w:rPr>
-          <w:rFonts w:hint="eastAsia"/>
-        </w:rPr>
-        <w:t xml:space="preserve">熱圖（heatmap）</w:t>
-      </w:r>
-      <w:r>
-        <w:t xml:space="preserve"> </w:t>
-      </w:r>
-      <w:r>
-        <w:rPr>
-          <w:rFonts w:hint="eastAsia"/>
-        </w:rPr>
-        <w:t xml:space="preserve">以顏色表示強度的二維圖，橫軸為漂移時間、縱軸為保留時間</w:t>
-      </w:r>
-    </w:p>
-    <w:p>
-      <w:pPr>
-        <w:pStyle w:val="BodyText"/>
-      </w:pPr>
-      <w:r>
-        <w:t xml:space="preserve">max-pool </w:t>
-      </w:r>
-      <w:r>
-        <w:rPr>
-          <w:rFonts w:hint="eastAsia"/>
-        </w:rPr>
-        <w:t xml:space="preserve">最大值池化；降取樣時取區塊最大值，避免窄峰被漏掉</w:t>
-      </w:r>
-    </w:p>
-    <w:p>
-      <w:pPr>
-        <w:pStyle w:val="BodyText"/>
-      </w:pPr>
-      <w:r>
-        <w:t xml:space="preserve">npz numpy </w:t>
-      </w:r>
-      <w:r>
-        <w:rPr>
-          <w:rFonts w:hint="eastAsia"/>
-        </w:rPr>
-        <w:t xml:space="preserve">的壓縮陣列格式，本系統用於儲存降取樣矩陣與座標軸</w:t>
-      </w:r>
-    </w:p>
-    <w:p>
-      <w:pPr>
-        <w:pStyle w:val="BodyText"/>
-      </w:pPr>
-      <w:r>
-        <w:t xml:space="preserve">zstd </w:t>
-      </w:r>
-      <w:r>
-        <w:rPr>
-          <w:rFonts w:hint="eastAsia"/>
-        </w:rPr>
-        <w:t xml:space="preserve">一種高效壓縮演算法，本系統實測壓縮比約</w:t>
-      </w:r>
-      <w:r>
-        <w:t xml:space="preserve"> 3.5–4.1 </w:t>
-      </w:r>
-      <w:r>
-        <w:rPr>
-          <w:rFonts w:hint="eastAsia"/>
-        </w:rPr>
-        <w:t xml:space="preserve">倍</w:t>
-      </w:r>
-    </w:p>
-    <w:p>
-      <w:pPr>
-        <w:pStyle w:val="BodyText"/>
-      </w:pPr>
-      <w:r>
-        <w:t xml:space="preserve">SHA-256 </w:t>
-      </w:r>
-      <w:r>
-        <w:rPr>
-          <w:rFonts w:hint="eastAsia"/>
-        </w:rPr>
-        <w:t xml:space="preserve">一種雜湊演算法，用於證明檔案位元組未遭竄改或損毀</w:t>
-      </w:r>
-    </w:p>
-    <w:p>
-      <w:pPr>
-        <w:pStyle w:val="BodyText"/>
-      </w:pPr>
-      <w:r>
-        <w:rPr>
-          <w:rFonts w:hint="eastAsia"/>
-        </w:rPr>
-        <w:t xml:space="preserve">軟刪除</w:t>
-      </w:r>
-      <w:r>
-        <w:t xml:space="preserve"> </w:t>
-      </w:r>
-      <w:r>
-        <w:rPr>
-          <w:rFonts w:hint="eastAsia"/>
-        </w:rPr>
-        <w:t xml:space="preserve">只標記退役、不實體刪除資料的做法</w:t>
-      </w:r>
-    </w:p>
-    <w:p>
-      <w:pPr>
-        <w:pStyle w:val="BodyText"/>
-      </w:pPr>
-      <w:r>
-        <w:t xml:space="preserve">GRANT MySQL </w:t>
-      </w:r>
-      <w:r>
-        <w:rPr>
-          <w:rFonts w:hint="eastAsia"/>
-        </w:rPr>
-        <w:t xml:space="preserve">的授權機制，本系統據以強制執行權限分離</w:t>
-      </w:r>
-    </w:p>
-    <w:p>
-      <w:pPr>
-        <w:pStyle w:val="BodyText"/>
-      </w:pPr>
-      <w:r>
-        <w:t xml:space="preserve">CHECK </w:t>
-      </w:r>
-      <w:r>
-        <w:rPr>
-          <w:rFonts w:hint="eastAsia"/>
-        </w:rPr>
-        <w:t xml:space="preserve">限制</w:t>
-      </w:r>
-      <w:r>
-        <w:t xml:space="preserve"> </w:t>
-      </w:r>
-      <w:r>
-        <w:rPr>
-          <w:rFonts w:hint="eastAsia"/>
-        </w:rPr>
-        <w:t xml:space="preserve">由資料庫在寫入時自動檢查的欄位規則</w:t>
-      </w:r>
-    </w:p>
-    <w:p>
-      <w:pPr>
-        <w:pStyle w:val="BodyText"/>
-      </w:pPr>
-      <w:r>
-        <w:rPr>
-          <w:rFonts w:hint="eastAsia"/>
-        </w:rPr>
-        <w:t xml:space="preserve">相鄰串列（adjacency</w:t>
-      </w:r>
-      <w:r>
-        <w:t xml:space="preserve"> </w:t>
-      </w:r>
-      <w:r>
-        <w:rPr>
-          <w:rFonts w:hint="eastAsia"/>
-        </w:rPr>
-        <w:t xml:space="preserve">list）</w:t>
-      </w:r>
-      <w:r>
-        <w:t xml:space="preserve"> </w:t>
-      </w:r>
-      <w:r>
-        <w:rPr>
-          <w:rFonts w:hint="eastAsia"/>
-        </w:rPr>
-        <w:t xml:space="preserve">以「每個節點記錄其父節點」表示樹狀結構的方法</w:t>
+        <w:rPr>
+          <w:rFonts w:hint="eastAsia"/>
+        </w:rPr>
+        <w:t xml:space="preserve">找資料</w:t>
+      </w:r>
+      <w:r>
+        <w:t xml:space="preserve"> </w:t>
+      </w:r>
+      <w:r>
+        <w:rPr>
+          <w:rFonts w:hint="eastAsia"/>
+        </w:rPr>
+        <w:t xml:space="preserve">翻資料夾、問同事，往往數十分鐘</w:t>
+      </w:r>
+      <w:r>
+        <w:t xml:space="preserve"> </w:t>
+      </w:r>
+      <w:r>
+        <w:rPr>
+          <w:rFonts w:hint="eastAsia"/>
+        </w:rPr>
+        <w:t xml:space="preserve">關鍵字或分類樹即時查得</w:t>
+      </w:r>
+    </w:p>
+    <w:p>
+      <w:pPr>
+        <w:pStyle w:val="BodyText"/>
+      </w:pPr>
+      <w:r>
+        <w:rPr>
+          <w:rFonts w:hint="eastAsia"/>
+        </w:rPr>
+        <w:t xml:space="preserve">看熱圖</w:t>
+      </w:r>
+      <w:r>
+        <w:t xml:space="preserve"> </w:t>
+      </w:r>
+      <w:r>
+        <w:rPr>
+          <w:rFonts w:hint="eastAsia"/>
+        </w:rPr>
+        <w:t xml:space="preserve">開啟</w:t>
+      </w:r>
+      <w:r>
+        <w:t xml:space="preserve"> 40–150 MB </w:t>
+      </w:r>
+      <w:r>
+        <w:rPr>
+          <w:rFonts w:hint="eastAsia"/>
+        </w:rPr>
+        <w:t xml:space="preserve">原檔，1–3</w:t>
+      </w:r>
+      <w:r>
+        <w:t xml:space="preserve"> </w:t>
+      </w:r>
+      <w:r>
+        <w:rPr>
+          <w:rFonts w:hint="eastAsia"/>
+        </w:rPr>
+        <w:t xml:space="preserve">秒／筆</w:t>
+      </w:r>
+      <w:r>
+        <w:t xml:space="preserve"> </w:t>
+      </w:r>
+      <w:r>
+        <w:rPr>
+          <w:rFonts w:hint="eastAsia"/>
+        </w:rPr>
+        <w:t xml:space="preserve">自資料庫載入，約</w:t>
+      </w:r>
+      <w:r>
+        <w:t xml:space="preserve"> 20 </w:t>
+      </w:r>
+      <w:r>
+        <w:rPr>
+          <w:rFonts w:hint="eastAsia"/>
+        </w:rPr>
+        <w:t xml:space="preserve">毫秒／筆</w:t>
+      </w:r>
+    </w:p>
+    <w:p>
+      <w:pPr>
+        <w:pStyle w:val="BodyText"/>
+      </w:pPr>
+      <w:r>
+        <w:rPr>
+          <w:rFonts w:hint="eastAsia"/>
+        </w:rPr>
+        <w:t xml:space="preserve">比對批次</w:t>
+      </w:r>
+      <w:r>
+        <w:t xml:space="preserve"> </w:t>
+      </w:r>
+      <w:r>
+        <w:rPr>
+          <w:rFonts w:hint="eastAsia"/>
+        </w:rPr>
+        <w:t xml:space="preserve">手動開多個檔案</w:t>
+      </w:r>
+      <w:r>
+        <w:t xml:space="preserve"> </w:t>
+      </w:r>
+      <w:r>
+        <w:rPr>
+          <w:rFonts w:hint="eastAsia"/>
+        </w:rPr>
+        <w:t xml:space="preserve">同條件列出並排比較</w:t>
+      </w:r>
+    </w:p>
+    <w:p>
+      <w:pPr>
+        <w:pStyle w:val="BodyText"/>
+      </w:pPr>
+      <w:r>
+        <w:rPr>
+          <w:rFonts w:hint="eastAsia"/>
+        </w:rPr>
+        <w:t xml:space="preserve">資料保全</w:t>
+      </w:r>
+      <w:r>
+        <w:t xml:space="preserve"> </w:t>
+      </w:r>
+      <w:r>
+        <w:rPr>
+          <w:rFonts w:hint="eastAsia"/>
+        </w:rPr>
+        <w:t xml:space="preserve">個人電腦故障或人員離職即可能遺失</w:t>
+      </w:r>
+      <w:r>
+        <w:t xml:space="preserve"> </w:t>
+      </w:r>
+      <w:r>
+        <w:rPr>
+          <w:rFonts w:hint="eastAsia"/>
+        </w:rPr>
+        <w:t xml:space="preserve">集中儲存並每日備份至</w:t>
+      </w:r>
+      <w:r>
+        <w:t xml:space="preserve"> NAS</w:t>
+      </w:r>
+    </w:p>
+    <w:p>
+      <w:pPr>
+        <w:pStyle w:val="BodyText"/>
+      </w:pPr>
+      <w:r>
+        <w:rPr>
+          <w:rFonts w:hint="eastAsia"/>
+        </w:rPr>
+        <w:t xml:space="preserve">原始資料</w:t>
+      </w:r>
+      <w:r>
+        <w:t xml:space="preserve"> </w:t>
+      </w:r>
+      <w:r>
+        <w:rPr>
+          <w:rFonts w:hint="eastAsia"/>
+        </w:rPr>
+        <w:t xml:space="preserve">散落多處、真偽難證</w:t>
+      </w:r>
+      <w:r>
+        <w:t xml:space="preserve"> </w:t>
+      </w:r>
+      <w:r>
+        <w:rPr>
+          <w:rFonts w:hint="eastAsia"/>
+        </w:rPr>
+        <w:t xml:space="preserve">位元級保存並可</w:t>
+      </w:r>
+      <w:r>
+        <w:t xml:space="preserve"> SHA-256 </w:t>
+      </w:r>
+      <w:r>
+        <w:rPr>
+          <w:rFonts w:hint="eastAsia"/>
+        </w:rPr>
+        <w:t xml:space="preserve">驗證</w:t>
       </w:r>
     </w:p>
     <w:p>
@@ -26131,18 +25358,37 @@
         <w:t xml:space="preserve">表</w:t>
       </w:r>
       <w:r>
-        <w:t xml:space="preserve"> C-1　</w:t>
-      </w:r>
-      <w:r>
-        <w:rPr>
-          <w:rFonts w:hint="eastAsia"/>
-        </w:rPr>
-        <w:t xml:space="preserve">名詞對照</w:t>
-      </w:r>
-    </w:p>
-    <w:p>
-      <w:pPr>
-        <w:pStyle w:val="BodyText"/>
+        <w:t xml:space="preserve"> 13-1　</w:t>
+      </w:r>
+      <w:r>
+        <w:rPr>
+          <w:rFonts w:hint="eastAsia"/>
+        </w:rPr>
+        <w:t xml:space="preserve">日常工作的具體改變</w:t>
+      </w:r>
+    </w:p>
+    <w:bookmarkEnd w:id="102"/>
+    <w:bookmarkStart w:id="103" w:name="對公司的策略價值"/>
+    <w:p>
+      <w:pPr>
+        <w:pStyle w:val="Heading3"/>
+      </w:pPr>
+      <w:r>
+        <w:t xml:space="preserve">13.2 </w:t>
+      </w:r>
+      <w:r>
+        <w:rPr>
+          <w:rFonts w:hint="eastAsia"/>
+        </w:rPr>
+        <w:t xml:space="preserve">對公司的策略價值</w:t>
+      </w:r>
+    </w:p>
+    <w:p>
+      <w:pPr>
+        <w:numPr>
+          <w:ilvl w:val="0"/>
+          <w:numId w:val="1022"/>
+        </w:numPr>
       </w:pPr>
       <w:r>
         <w:rPr>
@@ -26150,77 +25396,2047 @@
           <w:b/>
           <w:bCs/>
         </w:rPr>
-        <w:t xml:space="preserve">文件結束。</w:t>
-      </w:r>
-      <w:r>
-        <w:t xml:space="preserve"> </w:t>
-      </w:r>
-      <w:r>
-        <w:rPr>
-          <w:rFonts w:hint="eastAsia"/>
-        </w:rPr>
-        <w:t xml:space="preserve">本報告內容以</w:t>
-      </w:r>
-      <w:r>
-        <w:t xml:space="preserve"> </w:t>
-      </w:r>
-      <w:r>
-        <w:rPr>
-          <w:rStyle w:val="VerbatimChar"/>
-        </w:rPr>
-        <w:t xml:space="preserve">docs/DESIGN.md</w:t>
-      </w:r>
-      <w:r>
-        <w:t xml:space="preserve">、</w:t>
-      </w:r>
-      <w:r>
-        <w:rPr>
-          <w:rStyle w:val="VerbatimChar"/>
-        </w:rPr>
-        <w:t xml:space="preserve">schema/gcims_schema.sql</w:t>
-      </w:r>
-      <w:r>
-        <w:t xml:space="preserve">、</w:t>
-      </w:r>
-      <w:r>
-        <w:t xml:space="preserve"> </w:t>
-      </w:r>
-      <w:r>
-        <w:rPr>
-          <w:rStyle w:val="VerbatimChar"/>
-        </w:rPr>
-        <w:t xml:space="preserve">CLAUDE.md</w:t>
-      </w:r>
-      <w:r>
-        <w:t xml:space="preserve"> </w:t>
-      </w:r>
-      <w:r>
-        <w:rPr>
-          <w:rFonts w:hint="eastAsia"/>
-        </w:rPr>
-        <w:t xml:space="preserve">與</w:t>
-      </w:r>
-      <w:r>
-        <w:t xml:space="preserve"> </w:t>
-      </w:r>
-      <w:r>
-        <w:rPr>
-          <w:rStyle w:val="VerbatimChar"/>
-        </w:rPr>
-        <w:t xml:space="preserve">README.md</w:t>
-      </w:r>
-      <w:r>
-        <w:t xml:space="preserve"> </w:t>
-      </w:r>
-      <w:r>
-        <w:rPr>
-          <w:rFonts w:hint="eastAsia"/>
-        </w:rPr>
-        <w:t xml:space="preserve">為依據；如有疑問，請聯繫系統設計與開發者。</w:t>
+        <w:t xml:space="preserve">知識資產化</w:t>
+      </w:r>
+      <w:r>
+        <w:rPr>
+          <w:rFonts w:hint="eastAsia"/>
+        </w:rPr>
+        <w:t xml:space="preserve">：過去附著於個人的量測經驗，成為可傳承、可查詢的公司資產。</w:t>
+      </w:r>
+    </w:p>
+    <w:p>
+      <w:pPr>
+        <w:numPr>
+          <w:ilvl w:val="0"/>
+          <w:numId w:val="1022"/>
+        </w:numPr>
+      </w:pPr>
+      <w:r>
+        <w:rPr>
+          <w:rFonts w:hint="eastAsia"/>
+          <w:b/>
+          <w:bCs/>
+        </w:rPr>
+        <w:t xml:space="preserve">法規與稽核對位</w:t>
+      </w:r>
+      <w:r>
+        <w:rPr>
+          <w:rFonts w:hint="eastAsia"/>
+        </w:rPr>
+        <w:t xml:space="preserve">：稽核紀錄、存取控制、資料完整性驗證與軟刪除政策，</w:t>
+      </w:r>
+      <w:r>
+        <w:t xml:space="preserve"> </w:t>
+      </w:r>
+      <w:r>
+        <w:rPr>
+          <w:rFonts w:hint="eastAsia"/>
+        </w:rPr>
+        <w:t xml:space="preserve">對應資料整全性（data</w:t>
+      </w:r>
+      <w:r>
+        <w:t xml:space="preserve"> </w:t>
+      </w:r>
+      <w:r>
+        <w:rPr>
+          <w:rFonts w:hint="eastAsia"/>
+        </w:rPr>
+        <w:t xml:space="preserve">integrity）原則的常見要求。</w:t>
+      </w:r>
+    </w:p>
+    <w:p>
+      <w:pPr>
+        <w:numPr>
+          <w:ilvl w:val="0"/>
+          <w:numId w:val="1022"/>
+        </w:numPr>
+      </w:pPr>
+      <w:r>
+        <w:rPr>
+          <w:rFonts w:hint="eastAsia"/>
+          <w:b/>
+          <w:bCs/>
+        </w:rPr>
+        <w:t xml:space="preserve">對外交付的可信度</w:t>
+      </w:r>
+      <w:r>
+        <w:rPr>
+          <w:rFonts w:hint="eastAsia"/>
+        </w:rPr>
+        <w:t xml:space="preserve">：交付報告時可展示完整溯源鏈——哪台儀器、哪一版方法、</w:t>
+      </w:r>
+      <w:r>
+        <w:t xml:space="preserve"> </w:t>
+      </w:r>
+      <w:r>
+        <w:rPr>
+          <w:rFonts w:hint="eastAsia"/>
+        </w:rPr>
+        <w:t xml:space="preserve">何時量測、雜湊驗證結果。</w:t>
+      </w:r>
+    </w:p>
+    <w:p>
+      <w:pPr>
+        <w:numPr>
+          <w:ilvl w:val="0"/>
+          <w:numId w:val="1022"/>
+        </w:numPr>
+      </w:pPr>
+      <w:r>
+        <w:rPr>
+          <w:rFonts w:hint="eastAsia"/>
+          <w:b/>
+          <w:bCs/>
+        </w:rPr>
+        <w:t xml:space="preserve">加速開發</w:t>
+      </w:r>
+      <w:r>
+        <w:rPr>
+          <w:rFonts w:hint="eastAsia"/>
+        </w:rPr>
+        <w:t xml:space="preserve">：新產品開發前可先查詢過往類似樣品，避免重複試驗。</w:t>
+      </w:r>
+    </w:p>
+    <w:p>
+      <w:pPr>
+        <w:numPr>
+          <w:ilvl w:val="0"/>
+          <w:numId w:val="1022"/>
+        </w:numPr>
+      </w:pPr>
+      <w:r>
+        <w:rPr>
+          <w:rFonts w:hint="eastAsia"/>
+          <w:b/>
+          <w:bCs/>
+        </w:rPr>
+        <w:t xml:space="preserve">交叉分析成為可能</w:t>
+      </w:r>
+      <w:r>
+        <w:rPr>
+          <w:rFonts w:hint="eastAsia"/>
+        </w:rPr>
+        <w:t xml:space="preserve">：資料集中後才談得上「同一品種在不同季節的差異」</w:t>
+      </w:r>
+      <w:r>
+        <w:t xml:space="preserve"> </w:t>
+      </w:r>
+      <w:r>
+        <w:rPr>
+          <w:rFonts w:hint="eastAsia"/>
+        </w:rPr>
+        <w:t xml:space="preserve">這類跨批次統計。</w:t>
+      </w:r>
+    </w:p>
+    <w:bookmarkEnd w:id="103"/>
+    <w:bookmarkStart w:id="104" w:name="最大的長期價值歷史資料會增值"/>
+    <w:p>
+      <w:pPr>
+        <w:pStyle w:val="Heading3"/>
+      </w:pPr>
+      <w:r>
+        <w:t xml:space="preserve">13.3 </w:t>
+      </w:r>
+      <w:r>
+        <w:rPr>
+          <w:rFonts w:hint="eastAsia"/>
+        </w:rPr>
+        <w:t xml:space="preserve">最大的長期價值：歷史資料會增值</w:t>
+      </w:r>
+    </w:p>
+    <w:p>
+      <w:pPr>
+        <w:pStyle w:val="FirstParagraph"/>
+      </w:pPr>
+      <w:r>
+        <w:rPr>
+          <w:rFonts w:hint="eastAsia"/>
+        </w:rPr>
+        <w:t xml:space="preserve">因為原始檔案完整保存，未來分析演算法成熟時，</w:t>
+      </w:r>
+      <w:r>
+        <w:rPr>
+          <w:rFonts w:hint="eastAsia"/>
+          <w:b/>
+          <w:bCs/>
+        </w:rPr>
+        <w:t xml:space="preserve">整個歷史庫都可以重新分析</w:t>
+      </w:r>
+      <w:r>
+        <w:rPr>
+          <w:rFonts w:hint="eastAsia"/>
+        </w:rPr>
+        <w:t xml:space="preserve">：</w:t>
+      </w:r>
+      <w:r>
+        <w:t xml:space="preserve"> 2014 </w:t>
+      </w:r>
+      <w:r>
+        <w:rPr>
+          <w:rFonts w:hint="eastAsia"/>
+        </w:rPr>
+        <w:t xml:space="preserve">年的檔案可以用</w:t>
+      </w:r>
+      <w:r>
+        <w:t xml:space="preserve"> 2027 </w:t>
+      </w:r>
+      <w:r>
+        <w:rPr>
+          <w:rFonts w:hint="eastAsia"/>
+        </w:rPr>
+        <w:t xml:space="preserve">年的演算法識別。這是「保存完整原檔」這個決策</w:t>
+      </w:r>
+      <w:r>
+        <w:t xml:space="preserve"> </w:t>
+      </w:r>
+      <w:r>
+        <w:rPr>
+          <w:rFonts w:hint="eastAsia"/>
+        </w:rPr>
+        <w:t xml:space="preserve">最大的長期回報——資料價值隨演算法進步而回溯性提升。</w:t>
+      </w:r>
+    </w:p>
+    <w:p>
+      <w:pPr>
+        <w:pStyle w:val="BodyText"/>
+      </w:pPr>
+      <w:r>
+        <w:rPr>
+          <w:rFonts w:hint="eastAsia"/>
+        </w:rPr>
+        <w:t xml:space="preserve">需誠實說明的限制：早期檔案的標頭較稀疏（例如韌體</w:t>
+      </w:r>
+      <w:r>
+        <w:t xml:space="preserve"> 2.16 </w:t>
+      </w:r>
+      <w:r>
+        <w:rPr>
+          <w:rFonts w:hint="eastAsia"/>
+        </w:rPr>
+        <w:t xml:space="preserve">缺少管柱資訊，</w:t>
+      </w:r>
+      <w:r>
+        <w:t xml:space="preserve"> </w:t>
+      </w:r>
+      <w:r>
+        <w:rPr>
+          <w:rFonts w:hint="eastAsia"/>
+        </w:rPr>
+        <w:t xml:space="preserve">保留指數的錨定較弱），因此回溯識別的結果須攜帶分析版本與信心度。</w:t>
+      </w:r>
+      <w:r>
+        <w:t xml:space="preserve"> </w:t>
+      </w:r>
+      <w:r>
+        <w:rPr>
+          <w:rFonts w:hint="eastAsia"/>
+        </w:rPr>
+        <w:t xml:space="preserve">換句話說，</w:t>
+      </w:r>
+      <w:r>
+        <w:rPr>
+          <w:rFonts w:hint="eastAsia"/>
+          <w:b/>
+          <w:bCs/>
+        </w:rPr>
+        <w:t xml:space="preserve">現在投入的人工註記品質，直接決定未來回溯識別的品質</w:t>
+      </w:r>
+      <w:r>
+        <w:t xml:space="preserve">。</w:t>
+      </w:r>
+    </w:p>
+    <w:bookmarkEnd w:id="104"/>
+    <w:bookmarkStart w:id="105" w:name="發展藍圖"/>
+    <w:p>
+      <w:pPr>
+        <w:pStyle w:val="Heading3"/>
+      </w:pPr>
+      <w:r>
+        <w:t xml:space="preserve">13.4 </w:t>
+      </w:r>
+      <w:r>
+        <w:rPr>
+          <w:rFonts w:hint="eastAsia"/>
+        </w:rPr>
+        <w:t xml:space="preserve">發展藍圖</w:t>
+      </w:r>
+    </w:p>
+    <w:p>
+      <w:pPr>
+        <w:pStyle w:val="FirstParagraph"/>
+      </w:pPr>
+      <w:r>
+        <w:rPr>
+          <w:b/>
+          <w:bCs/>
+        </w:rPr>
+        <w:t xml:space="preserve">v1.1 </w:t>
+      </w:r>
+      <w:r>
+        <w:rPr>
+          <w:rFonts w:hint="eastAsia"/>
+          <w:b/>
+          <w:bCs/>
+        </w:rPr>
+        <w:t xml:space="preserve">已完成</w:t>
+      </w:r>
+      <w:r>
+        <w:rPr>
+          <w:rFonts w:hint="eastAsia"/>
+        </w:rPr>
+        <w:t xml:space="preserve">：批次校正模型（見</w:t>
+      </w:r>
+      <w:r>
+        <w:t xml:space="preserve"> </w:t>
+      </w:r>
+      <w:r>
+        <w:rPr>
+          <w:rFonts w:hint="eastAsia"/>
+        </w:rPr>
+        <w:t xml:space="preserve">§5.15、§6.7），這是「RI</w:t>
+      </w:r>
+      <w:r>
+        <w:t xml:space="preserve"> </w:t>
+      </w:r>
+      <w:r>
+        <w:rPr>
+          <w:rFonts w:hint="eastAsia"/>
+        </w:rPr>
+        <w:t xml:space="preserve">軸熱圖」與「跨批次比較」的資料基礎。將來</w:t>
+      </w:r>
+      <w:r>
+        <w:t xml:space="preserve"> </w:t>
+      </w:r>
+      <w:r>
+        <w:rPr>
+          <w:rStyle w:val="VerbatimChar"/>
+        </w:rPr>
+        <w:t xml:space="preserve">ri_anchor</w:t>
+      </w:r>
+      <w:r>
+        <w:t xml:space="preserve"> </w:t>
+      </w:r>
+      <w:r>
+        <w:rPr>
+          <w:rFonts w:hint="eastAsia"/>
+        </w:rPr>
+        <w:t xml:space="preserve">表加入後，</w:t>
+      </w:r>
+      <w:r>
+        <w:rPr>
+          <w:rStyle w:val="VerbatimChar"/>
+        </w:rPr>
+        <w:t xml:space="preserve">render_previews.py --ri-calibration</w:t>
+      </w:r>
+      <w:r>
+        <w:t xml:space="preserve"> </w:t>
+      </w:r>
+      <w:r>
+        <w:rPr>
+          <w:rFonts w:hint="eastAsia"/>
+        </w:rPr>
+        <w:t xml:space="preserve">就能實際運作。</w:t>
+      </w:r>
+    </w:p>
+    <w:p>
+      <w:r>
+        <w:pict>
+          <v:rect style="width:0;height:1.5pt" o:hralign="center" o:hrstd="t" o:hr="t"/>
+        </w:pict>
+      </w:r>
+    </w:p>
+    <w:p>
+      <w:pPr>
+        <w:pStyle w:val="FirstParagraph"/>
+      </w:pPr>
+      <w:r>
+        <w:rPr>
+          <w:rFonts w:hint="eastAsia"/>
+        </w:rPr>
+        <w:t xml:space="preserve">階段</w:t>
+      </w:r>
+      <w:r>
+        <w:t xml:space="preserve"> </w:t>
+      </w:r>
+      <w:r>
+        <w:rPr>
+          <w:rFonts w:hint="eastAsia"/>
+        </w:rPr>
+        <w:t xml:space="preserve">內容</w:t>
+      </w:r>
+      <w:r>
+        <w:t xml:space="preserve"> </w:t>
+      </w:r>
+      <w:r>
+        <w:rPr>
+          <w:rFonts w:hint="eastAsia"/>
+        </w:rPr>
+        <w:t xml:space="preserve">狀態</w:t>
+      </w:r>
+    </w:p>
+    <w:p>
+      <w:r>
+        <w:pict>
+          <v:rect style="width:0;height:1.5pt" o:hralign="center" o:hrstd="t" o:hr="t"/>
+        </w:pict>
+      </w:r>
+    </w:p>
+    <w:p>
+      <w:pPr>
+        <w:pStyle w:val="FirstParagraph"/>
+      </w:pPr>
+      <w:r>
+        <w:rPr>
+          <w:rFonts w:hint="eastAsia"/>
+        </w:rPr>
+        <w:t xml:space="preserve">第一階段</w:t>
+      </w:r>
+      <w:r>
+        <w:t xml:space="preserve"> </w:t>
+      </w:r>
+      <w:r>
+        <w:rPr>
+          <w:rFonts w:hint="eastAsia"/>
+        </w:rPr>
+        <w:t xml:space="preserve">資料庫、結構、匯入管線、測試套件</w:t>
+      </w:r>
+      <w:r>
+        <w:t xml:space="preserve"> </w:t>
+      </w:r>
+      <w:r>
+        <w:rPr>
+          <w:rFonts w:hint="eastAsia"/>
+          <w:b/>
+          <w:bCs/>
+        </w:rPr>
+        <w:t xml:space="preserve">已完成（v1.0）</w:t>
+      </w:r>
+    </w:p>
+    <w:p>
+      <w:pPr>
+        <w:pStyle w:val="BodyText"/>
+      </w:pPr>
+      <w:r>
+        <w:rPr>
+          <w:rFonts w:hint="eastAsia"/>
+        </w:rPr>
+        <w:t xml:space="preserve">第二階段</w:t>
+      </w:r>
+      <w:r>
+        <w:t xml:space="preserve"> </w:t>
+      </w:r>
+      <w:r>
+        <w:rPr>
+          <w:rFonts w:hint="eastAsia"/>
+        </w:rPr>
+        <w:t xml:space="preserve">管理員</w:t>
+      </w:r>
+      <w:r>
+        <w:t xml:space="preserve"> </w:t>
+      </w:r>
+      <w:r>
+        <w:rPr>
+          <w:rFonts w:hint="eastAsia"/>
+        </w:rPr>
+        <w:t xml:space="preserve">App（批次匯入、批次註記、分類管理、退役）與檢視者</w:t>
+      </w:r>
+      <w:r>
+        <w:t xml:space="preserve"> </w:t>
+      </w:r>
+      <w:r>
+        <w:rPr>
+          <w:rFonts w:hint="eastAsia"/>
+        </w:rPr>
+        <w:t xml:space="preserve">App（單一搜尋框、熱圖檢視、依權限下載）</w:t>
+      </w:r>
+      <w:r>
+        <w:t xml:space="preserve"> </w:t>
+      </w:r>
+      <w:r>
+        <w:rPr>
+          <w:rFonts w:hint="eastAsia"/>
+        </w:rPr>
+        <w:t xml:space="preserve">次一工作</w:t>
+      </w:r>
+    </w:p>
+    <w:p>
+      <w:pPr>
+        <w:pStyle w:val="BodyText"/>
+      </w:pPr>
+      <w:r>
+        <w:rPr>
+          <w:rFonts w:hint="eastAsia"/>
+        </w:rPr>
+        <w:t xml:space="preserve">第三階段</w:t>
+      </w:r>
+      <w:r>
+        <w:t xml:space="preserve"> </w:t>
+      </w:r>
+      <w:r>
+        <w:rPr>
+          <w:rFonts w:hint="eastAsia"/>
+        </w:rPr>
+        <w:t xml:space="preserve">與外部分析工具介接，分析結果依</w:t>
+      </w:r>
+      <w:r>
+        <w:t xml:space="preserve"> </w:t>
+      </w:r>
+      <w:r>
+        <w:rPr>
+          <w:rStyle w:val="VerbatimChar"/>
+        </w:rPr>
+        <w:t xml:space="preserve">analysis_ver</w:t>
+      </w:r>
+      <w:r>
+        <w:t xml:space="preserve"> </w:t>
+      </w:r>
+      <w:r>
+        <w:rPr>
+          <w:rFonts w:hint="eastAsia"/>
+        </w:rPr>
+        <w:t xml:space="preserve">回寫，支援「哪些樣品含化合物</w:t>
+      </w:r>
+      <w:r>
+        <w:t xml:space="preserve"> </w:t>
+      </w:r>
+      <w:r>
+        <w:rPr>
+          <w:rFonts w:hint="eastAsia"/>
+        </w:rPr>
+        <w:t xml:space="preserve">X」查詢</w:t>
+      </w:r>
+      <w:r>
+        <w:t xml:space="preserve"> </w:t>
+      </w:r>
+      <w:r>
+        <w:rPr>
+          <w:rFonts w:hint="eastAsia"/>
+        </w:rPr>
+        <w:t xml:space="preserve">待第二階段完成</w:t>
+      </w:r>
+    </w:p>
+    <w:p>
+      <w:pPr>
+        <w:pStyle w:val="BodyText"/>
+      </w:pPr>
+      <w:r>
+        <w:rPr>
+          <w:rFonts w:hint="eastAsia"/>
+        </w:rPr>
+        <w:t xml:space="preserve">第四階段</w:t>
+      </w:r>
+      <w:r>
+        <w:t xml:space="preserve"> </w:t>
+      </w:r>
+      <w:r>
+        <w:rPr>
+          <w:rFonts w:hint="eastAsia"/>
+        </w:rPr>
+        <w:t xml:space="preserve">網頁介面，供跨部門與非技術人員使用</w:t>
+      </w:r>
+      <w:r>
+        <w:t xml:space="preserve"> </w:t>
+      </w:r>
+      <w:r>
+        <w:rPr>
+          <w:rFonts w:hint="eastAsia"/>
+        </w:rPr>
+        <w:t xml:space="preserve">規劃中</w:t>
+      </w:r>
+    </w:p>
+    <w:p>
+      <w:pPr>
+        <w:pStyle w:val="BodyText"/>
+      </w:pPr>
+      <w:r>
+        <w:rPr>
+          <w:rFonts w:hint="eastAsia"/>
+        </w:rPr>
+        <w:t xml:space="preserve">長期</w:t>
+      </w:r>
+      <w:r>
+        <w:t xml:space="preserve"> </w:t>
+      </w:r>
+      <w:r>
+        <w:rPr>
+          <w:rFonts w:hint="eastAsia"/>
+        </w:rPr>
+        <w:t xml:space="preserve">建立公司特色化合物指紋庫；為機器學習提供帶完整背景資訊的資料集；對外交付附完整溯源</w:t>
+      </w:r>
+      <w:r>
+        <w:t xml:space="preserve"> </w:t>
+      </w:r>
+      <w:r>
+        <w:rPr>
+          <w:rFonts w:hint="eastAsia"/>
+        </w:rPr>
+        <w:t xml:space="preserve">願景</w:t>
+      </w:r>
+    </w:p>
+    <w:p>
+      <w:r>
+        <w:pict>
+          <v:rect style="width:0;height:1.5pt" o:hralign="center" o:hrstd="t" o:hr="t"/>
+        </w:pict>
+      </w:r>
+    </w:p>
+    <w:p>
+      <w:pPr>
+        <w:pStyle w:val="FirstParagraph"/>
+      </w:pPr>
+      <w:r>
+        <w:t xml:space="preserve">: </w:t>
+      </w:r>
+      <w:r>
+        <w:rPr>
+          <w:rFonts w:hint="eastAsia"/>
+        </w:rPr>
+        <w:t xml:space="preserve">表</w:t>
+      </w:r>
+      <w:r>
+        <w:t xml:space="preserve"> 13-2　</w:t>
+      </w:r>
+      <w:r>
+        <w:rPr>
+          <w:rFonts w:hint="eastAsia"/>
+        </w:rPr>
+        <w:t xml:space="preserve">發展藍圖</w:t>
+      </w:r>
+    </w:p>
+    <w:p>
+      <w:pPr>
+        <w:pStyle w:val="BodyText"/>
+      </w:pPr>
+      <w:r>
+        <w:rPr>
+          <w:rFonts w:hint="eastAsia"/>
+        </w:rPr>
+        <w:t xml:space="preserve">第二階段的搜尋介面已完成設計：以單一搜尋框為主，一個關鍵字同時查詢</w:t>
+      </w:r>
+      <w:r>
+        <w:t xml:space="preserve"> </w:t>
+      </w:r>
+      <w:r>
+        <w:rPr>
+          <w:rFonts w:hint="eastAsia"/>
+        </w:rPr>
+        <w:t xml:space="preserve">分類樹（含子樹展開）、文字欄位（樣品名稱、描述、備註、資料夾名）、</w:t>
+      </w:r>
+      <w:r>
+        <w:t xml:space="preserve"> </w:t>
+      </w:r>
+      <w:r>
+        <w:rPr>
+          <w:rFonts w:hint="eastAsia"/>
+        </w:rPr>
+        <w:t xml:space="preserve">方法名稱，必要時可開啟標頭值搜尋；結果合併去重，每列標示命中來源，</w:t>
+      </w:r>
+      <w:r>
+        <w:t xml:space="preserve"> </w:t>
+      </w:r>
+      <w:r>
+        <w:rPr>
+          <w:rFonts w:hint="eastAsia"/>
+        </w:rPr>
+        <w:t xml:space="preserve">並於詳細頁以高亮顯示命中字串。</w:t>
       </w:r>
     </w:p>
     <w:bookmarkEnd w:id="105"/>
     <w:bookmarkEnd w:id="106"/>
+    <w:bookmarkStart w:id="107" w:name="附錄-a技術規格摘要"/>
+    <w:p>
+      <w:pPr>
+        <w:pStyle w:val="Heading2"/>
+      </w:pPr>
+      <w:r>
+        <w:rPr>
+          <w:rFonts w:hint="eastAsia"/>
+        </w:rPr>
+        <w:t xml:space="preserve">附錄</w:t>
+      </w:r>
+      <w:r>
+        <w:t xml:space="preserve"> </w:t>
+      </w:r>
+      <w:r>
+        <w:rPr>
+          <w:rFonts w:hint="eastAsia"/>
+        </w:rPr>
+        <w:t xml:space="preserve">A：技術規格摘要</w:t>
+      </w:r>
+    </w:p>
+    <w:p>
+      <w:r>
+        <w:pict>
+          <v:rect style="width:0;height:1.5pt" o:hralign="center" o:hrstd="t" o:hr="t"/>
+        </w:pict>
+      </w:r>
+    </w:p>
+    <w:p>
+      <w:pPr>
+        <w:pStyle w:val="FirstParagraph"/>
+      </w:pPr>
+      <w:r>
+        <w:rPr>
+          <w:rFonts w:hint="eastAsia"/>
+        </w:rPr>
+        <w:t xml:space="preserve">項目</w:t>
+      </w:r>
+      <w:r>
+        <w:t xml:space="preserve"> </w:t>
+      </w:r>
+      <w:r>
+        <w:rPr>
+          <w:rFonts w:hint="eastAsia"/>
+        </w:rPr>
+        <w:t xml:space="preserve">規格</w:t>
+      </w:r>
+    </w:p>
+    <w:p>
+      <w:r>
+        <w:pict>
+          <v:rect style="width:0;height:1.5pt" o:hralign="center" o:hrstd="t" o:hr="t"/>
+        </w:pict>
+      </w:r>
+    </w:p>
+    <w:p>
+      <w:pPr>
+        <w:pStyle w:val="FirstParagraph"/>
+      </w:pPr>
+      <w:r>
+        <w:rPr>
+          <w:rFonts w:hint="eastAsia"/>
+        </w:rPr>
+        <w:t xml:space="preserve">資料庫</w:t>
+      </w:r>
+      <w:r>
+        <w:t xml:space="preserve"> MySQL </w:t>
+      </w:r>
+      <w:r>
+        <w:rPr>
+          <w:rFonts w:hint="eastAsia"/>
+        </w:rPr>
+        <w:t xml:space="preserve">8.0.42（需</w:t>
+      </w:r>
+      <w:r>
+        <w:t xml:space="preserve"> 8.0.19 </w:t>
+      </w:r>
+      <w:r>
+        <w:rPr>
+          <w:rFonts w:hint="eastAsia"/>
+        </w:rPr>
+        <w:t xml:space="preserve">以上）</w:t>
+      </w:r>
+    </w:p>
+    <w:p>
+      <w:pPr>
+        <w:pStyle w:val="BodyText"/>
+      </w:pPr>
+      <w:r>
+        <w:rPr>
+          <w:rFonts w:hint="eastAsia"/>
+        </w:rPr>
+        <w:t xml:space="preserve">字元集／排序規則</w:t>
+      </w:r>
+      <w:r>
+        <w:t xml:space="preserve"> utf8mb4 / utf8mb4_0900_ai_ci</w:t>
+      </w:r>
+    </w:p>
+    <w:p>
+      <w:pPr>
+        <w:pStyle w:val="BodyText"/>
+      </w:pPr>
+      <w:r>
+        <w:rPr>
+          <w:rFonts w:hint="eastAsia"/>
+        </w:rPr>
+        <w:t xml:space="preserve">程式語言</w:t>
+      </w:r>
+      <w:r>
+        <w:t xml:space="preserve"> Python 3.13</w:t>
+      </w:r>
+    </w:p>
+    <w:p>
+      <w:pPr>
+        <w:pStyle w:val="BodyText"/>
+      </w:pPr>
+      <w:r>
+        <w:rPr>
+          <w:rFonts w:hint="eastAsia"/>
+        </w:rPr>
+        <w:t xml:space="preserve">主要函式庫</w:t>
+      </w:r>
+      <w:r>
+        <w:t xml:space="preserve"> pymysql、numpy、matplotlib、Pillow、zstandard、keyring</w:t>
+      </w:r>
+    </w:p>
+    <w:p>
+      <w:pPr>
+        <w:pStyle w:val="BodyText"/>
+      </w:pPr>
+      <w:r>
+        <w:rPr>
+          <w:rFonts w:hint="eastAsia"/>
+        </w:rPr>
+        <w:t xml:space="preserve">測試框架</w:t>
+      </w:r>
+      <w:r>
+        <w:t xml:space="preserve"> pytest </w:t>
+      </w:r>
+      <w:r>
+        <w:rPr>
+          <w:rFonts w:hint="eastAsia"/>
+        </w:rPr>
+        <w:t xml:space="preserve">9.1.1（標記：</w:t>
+      </w:r>
+      <w:r>
+        <w:rPr>
+          <w:rStyle w:val="VerbatimChar"/>
+        </w:rPr>
+        <w:t xml:space="preserve">db</w:t>
+      </w:r>
+      <w:r>
+        <w:t xml:space="preserve">、</w:t>
+      </w:r>
+      <w:r>
+        <w:rPr>
+          <w:rStyle w:val="VerbatimChar"/>
+        </w:rPr>
+        <w:t xml:space="preserve">testdb</w:t>
+      </w:r>
+      <w:r>
+        <w:t xml:space="preserve">、</w:t>
+      </w:r>
+      <w:r>
+        <w:rPr>
+          <w:rStyle w:val="VerbatimChar"/>
+        </w:rPr>
+        <w:t xml:space="preserve">slow</w:t>
+      </w:r>
+      <w:r>
+        <w:rPr>
+          <w:rFonts w:hint="eastAsia"/>
+        </w:rPr>
+        <w:t xml:space="preserve">）</w:t>
+      </w:r>
+    </w:p>
+    <w:p>
+      <w:pPr>
+        <w:pStyle w:val="BodyText"/>
+      </w:pPr>
+      <w:r>
+        <w:rPr>
+          <w:rFonts w:hint="eastAsia"/>
+        </w:rPr>
+        <w:t xml:space="preserve">版本控制</w:t>
+      </w:r>
+      <w:r>
+        <w:t xml:space="preserve"> </w:t>
+      </w:r>
+      <w:r>
+        <w:rPr>
+          <w:rFonts w:hint="eastAsia"/>
+        </w:rPr>
+        <w:t xml:space="preserve">Git（GitHub）</w:t>
+      </w:r>
+    </w:p>
+    <w:p>
+      <w:pPr>
+        <w:pStyle w:val="BodyText"/>
+      </w:pPr>
+      <w:r>
+        <w:rPr>
+          <w:rFonts w:hint="eastAsia"/>
+        </w:rPr>
+        <w:t xml:space="preserve">伺服器設定</w:t>
+      </w:r>
+      <w:r>
+        <w:t xml:space="preserve"> </w:t>
+      </w:r>
+      <w:r>
+        <w:rPr>
+          <w:rStyle w:val="VerbatimChar"/>
+        </w:rPr>
+        <w:t xml:space="preserve">max_allowed_packet</w:t>
+      </w:r>
+      <w:r>
+        <w:t xml:space="preserve"> </w:t>
+      </w:r>
+      <w:r>
+        <w:t xml:space="preserve">≥ </w:t>
+      </w:r>
+      <w:r>
+        <w:rPr>
+          <w:rFonts w:hint="eastAsia"/>
+        </w:rPr>
+        <w:t xml:space="preserve">256M；</w:t>
+      </w:r>
+      <w:r>
+        <w:rPr>
+          <w:rStyle w:val="VerbatimChar"/>
+        </w:rPr>
+        <w:t xml:space="preserve">innodb_file_per_table</w:t>
+      </w:r>
+      <w:r>
+        <w:t xml:space="preserve"> </w:t>
+      </w:r>
+      <w:r>
+        <w:t xml:space="preserve">= ON</w:t>
+      </w:r>
+    </w:p>
+    <w:p>
+      <w:pPr>
+        <w:pStyle w:val="BodyText"/>
+      </w:pPr>
+      <w:r>
+        <w:rPr>
+          <w:rFonts w:hint="eastAsia"/>
+        </w:rPr>
+        <w:t xml:space="preserve">備份</w:t>
+      </w:r>
+      <w:r>
+        <w:t xml:space="preserve"> </w:t>
+      </w:r>
+      <w:r>
+        <w:rPr>
+          <w:rFonts w:hint="eastAsia"/>
+        </w:rPr>
+        <w:t xml:space="preserve">每晚</w:t>
+      </w:r>
+      <w:r>
+        <w:t xml:space="preserve"> </w:t>
+      </w:r>
+      <w:r>
+        <w:rPr>
+          <w:rStyle w:val="VerbatimChar"/>
+        </w:rPr>
+        <w:t xml:space="preserve">mysqldump --single-transaction --routines --triggers</w:t>
+      </w:r>
+      <w:r>
+        <w:t xml:space="preserve"> </w:t>
+      </w:r>
+      <w:r>
+        <w:rPr>
+          <w:rFonts w:hint="eastAsia"/>
+        </w:rPr>
+        <w:t xml:space="preserve">｜</w:t>
+      </w:r>
+      <w:r>
+        <w:t xml:space="preserve"> zstd → NAS</w:t>
+      </w:r>
+    </w:p>
+    <w:p>
+      <w:pPr>
+        <w:pStyle w:val="BodyText"/>
+      </w:pPr>
+      <w:r>
+        <w:rPr>
+          <w:rFonts w:hint="eastAsia"/>
+        </w:rPr>
+        <w:t xml:space="preserve">授權</w:t>
+      </w:r>
+      <w:r>
+        <w:t xml:space="preserve"> </w:t>
+      </w:r>
+      <w:r>
+        <w:rPr>
+          <w:rFonts w:hint="eastAsia"/>
+        </w:rPr>
+        <w:t xml:space="preserve">公司內部使用</w:t>
+      </w:r>
+    </w:p>
+    <w:p>
+      <w:pPr>
+        <w:pStyle w:val="BodyText"/>
+      </w:pPr>
+      <w:r>
+        <w:rPr>
+          <w:rFonts w:hint="eastAsia"/>
+        </w:rPr>
+        <w:t xml:space="preserve">版本</w:t>
+      </w:r>
+      <w:r>
+        <w:t xml:space="preserve"> </w:t>
+      </w:r>
+      <w:r>
+        <w:rPr>
+          <w:rFonts w:hint="eastAsia"/>
+        </w:rPr>
+        <w:t xml:space="preserve">1.0（首次正式發布）</w:t>
+      </w:r>
+    </w:p>
+    <w:p>
+      <w:r>
+        <w:pict>
+          <v:rect style="width:0;height:1.5pt" o:hralign="center" o:hrstd="t" o:hr="t"/>
+        </w:pict>
+      </w:r>
+    </w:p>
+    <w:p>
+      <w:pPr>
+        <w:pStyle w:val="FirstParagraph"/>
+      </w:pPr>
+      <w:r>
+        <w:t xml:space="preserve">: </w:t>
+      </w:r>
+      <w:r>
+        <w:rPr>
+          <w:rFonts w:hint="eastAsia"/>
+        </w:rPr>
+        <w:t xml:space="preserve">表</w:t>
+      </w:r>
+      <w:r>
+        <w:t xml:space="preserve"> A-1　</w:t>
+      </w:r>
+      <w:r>
+        <w:rPr>
+          <w:rFonts w:hint="eastAsia"/>
+        </w:rPr>
+        <w:t xml:space="preserve">技術規格摘要</w:t>
+      </w:r>
+    </w:p>
+    <w:bookmarkEnd w:id="107"/>
+    <w:bookmarkStart w:id="108" w:name="附錄-b韌體標頭欄位別名對照表"/>
+    <w:p>
+      <w:pPr>
+        <w:pStyle w:val="Heading2"/>
+      </w:pPr>
+      <w:r>
+        <w:rPr>
+          <w:rFonts w:hint="eastAsia"/>
+        </w:rPr>
+        <w:t xml:space="preserve">附錄</w:t>
+      </w:r>
+      <w:r>
+        <w:t xml:space="preserve"> </w:t>
+      </w:r>
+      <w:r>
+        <w:rPr>
+          <w:rFonts w:hint="eastAsia"/>
+        </w:rPr>
+        <w:t xml:space="preserve">B：韌體標頭欄位別名對照表</w:t>
+      </w:r>
+    </w:p>
+    <w:p>
+      <w:pPr>
+        <w:pStyle w:val="FirstParagraph"/>
+      </w:pPr>
+      <w:r>
+        <w:rPr>
+          <w:rFonts w:hint="eastAsia"/>
+        </w:rPr>
+        <w:t xml:space="preserve">同一項資訊在不同韌體世代使用不同的鍵名。匯入程式以下表映射至統一目標，</w:t>
+      </w:r>
+      <w:r>
+        <w:t xml:space="preserve"> </w:t>
+      </w:r>
+      <w:r>
+        <w:rPr>
+          <w:rFonts w:hint="eastAsia"/>
+        </w:rPr>
+        <w:t xml:space="preserve">未列於表中的鍵一律進入</w:t>
+      </w:r>
+      <w:r>
+        <w:t xml:space="preserve"> JSON </w:t>
+      </w:r>
+      <w:r>
+        <w:rPr>
+          <w:rFonts w:hint="eastAsia"/>
+        </w:rPr>
+        <w:t xml:space="preserve">與欄位登記表。</w:t>
+      </w:r>
+    </w:p>
+    <w:p>
+      <w:r>
+        <w:pict>
+          <v:rect style="width:0;height:1.5pt" o:hralign="center" o:hrstd="t" o:hr="t"/>
+        </w:pict>
+      </w:r>
+    </w:p>
+    <w:p>
+      <w:pPr>
+        <w:pStyle w:val="FirstParagraph"/>
+      </w:pPr>
+      <w:r>
+        <w:rPr>
+          <w:rFonts w:hint="eastAsia"/>
+        </w:rPr>
+        <w:t xml:space="preserve">統一目標</w:t>
+      </w:r>
+      <w:r>
+        <w:t xml:space="preserve"> </w:t>
+      </w:r>
+      <w:r>
+        <w:rPr>
+          <w:rFonts w:hint="eastAsia"/>
+        </w:rPr>
+        <w:t xml:space="preserve">韌體</w:t>
+      </w:r>
+      <w:r>
+        <w:t xml:space="preserve"> 2.16 </w:t>
+      </w:r>
+      <w:r>
+        <w:rPr>
+          <w:rFonts w:hint="eastAsia"/>
+        </w:rPr>
+        <w:t xml:space="preserve">韌體</w:t>
+      </w:r>
+      <w:r>
+        <w:t xml:space="preserve"> 2.29 </w:t>
+      </w:r>
+      <w:r>
+        <w:rPr>
+          <w:rFonts w:hint="eastAsia"/>
+        </w:rPr>
+        <w:t xml:space="preserve">韌體</w:t>
+      </w:r>
+      <w:r>
+        <w:t xml:space="preserve"> 2.52 </w:t>
+      </w:r>
+      <w:r>
+        <w:rPr>
+          <w:rFonts w:hint="eastAsia"/>
+        </w:rPr>
+        <w:t xml:space="preserve">韌體</w:t>
+      </w:r>
+      <w:r>
+        <w:t xml:space="preserve"> </w:t>
+      </w:r>
+      <w:r>
+        <w:rPr>
+          <w:rFonts w:hint="eastAsia"/>
+        </w:rPr>
+        <w:t xml:space="preserve">4.73（GC-IMS）</w:t>
+      </w:r>
+      <w:r>
+        <w:t xml:space="preserve"> </w:t>
+      </w:r>
+      <w:r>
+        <w:rPr>
+          <w:rFonts w:hint="eastAsia"/>
+        </w:rPr>
+        <w:t xml:space="preserve">韌體</w:t>
+      </w:r>
+      <w:r>
+        <w:t xml:space="preserve"> 4.82</w:t>
+      </w:r>
+    </w:p>
+    <w:p>
+      <w:r>
+        <w:pict>
+          <v:rect style="width:0;height:1.5pt" o:hralign="center" o:hrstd="t" o:hr="t"/>
+        </w:pict>
+      </w:r>
+    </w:p>
+    <w:p>
+      <w:pPr>
+        <w:pStyle w:val="FirstParagraph"/>
+      </w:pPr>
+      <w:r>
+        <w:t xml:space="preserve">firmware_date </w:t>
+      </w:r>
+      <w:r>
+        <w:rPr>
+          <w:rFonts w:hint="eastAsia"/>
+        </w:rPr>
+        <w:t xml:space="preserve">無</w:t>
+      </w:r>
+      <w:r>
+        <w:t xml:space="preserve"> Firmware date Firmware date Firmware date Firmware date</w:t>
+      </w:r>
+    </w:p>
+    <w:p>
+      <w:pPr>
+        <w:pStyle w:val="BodyText"/>
+      </w:pPr>
+      <w:r>
+        <w:t xml:space="preserve">sample_rate_khz Chunk sample rate Chunk sample rate Chunk sample rate Chunk sample rate Chunk sample rate</w:t>
+      </w:r>
+    </w:p>
+    <w:p>
+      <w:pPr>
+        <w:pStyle w:val="BodyText"/>
+      </w:pPr>
+      <w:r>
+        <w:t xml:space="preserve">trig_repetition_ms Chunk trigger repetition Chunk trigger repetition Chunk trigger repetition Chunk trigger repetition Chunk trigger repetition</w:t>
+      </w:r>
+    </w:p>
+    <w:p>
+      <w:pPr>
+        <w:pStyle w:val="BodyText"/>
+      </w:pPr>
+      <w:r>
+        <w:t xml:space="preserve">flow_ims_setpoint </w:t>
+      </w:r>
+      <w:r>
+        <w:rPr>
+          <w:rFonts w:hint="eastAsia"/>
+        </w:rPr>
+        <w:t xml:space="preserve">無</w:t>
+      </w:r>
+      <w:r>
+        <w:t xml:space="preserve"> Start flow1 Start flow1 Start flow IMS Start flow IMS</w:t>
+      </w:r>
+    </w:p>
+    <w:p>
+      <w:pPr>
+        <w:pStyle w:val="BodyText"/>
+      </w:pPr>
+      <w:r>
+        <w:t xml:space="preserve">flow_gc_setpoint </w:t>
+      </w:r>
+      <w:r>
+        <w:rPr>
+          <w:rFonts w:hint="eastAsia"/>
+        </w:rPr>
+        <w:t xml:space="preserve">無</w:t>
+      </w:r>
+      <w:r>
+        <w:t xml:space="preserve"> Start flow2 Start flow2 Start flow GC Start flow GC</w:t>
+      </w:r>
+    </w:p>
+    <w:p>
+      <w:pPr>
+        <w:pStyle w:val="BodyText"/>
+      </w:pPr>
+      <w:r>
+        <w:t xml:space="preserve">flow_pump1_setpoint — — — Pump 1 flow setpoint —</w:t>
+      </w:r>
+    </w:p>
+    <w:p>
+      <w:pPr>
+        <w:pStyle w:val="BodyText"/>
+      </w:pPr>
+      <w:r>
+        <w:t xml:space="preserve">drift_gas </w:t>
+      </w:r>
+      <w:r>
+        <w:rPr>
+          <w:rFonts w:hint="eastAsia"/>
+        </w:rPr>
+        <w:t xml:space="preserve">無</w:t>
+      </w:r>
+      <w:r>
+        <w:t xml:space="preserve"> </w:t>
+      </w:r>
+      <w:r>
+        <w:rPr>
+          <w:rFonts w:hint="eastAsia"/>
+        </w:rPr>
+        <w:t xml:space="preserve">無</w:t>
+      </w:r>
+      <w:r>
+        <w:t xml:space="preserve"> Drift Gas </w:t>
+      </w:r>
+      <w:r>
+        <w:rPr>
+          <w:rFonts w:hint="eastAsia"/>
+        </w:rPr>
+        <w:t xml:space="preserve">由</w:t>
+      </w:r>
+      <w:r>
+        <w:t xml:space="preserve"> EPC gas settings </w:t>
+      </w:r>
+      <w:r>
+        <w:rPr>
+          <w:rFonts w:hint="eastAsia"/>
+        </w:rPr>
+        <w:t xml:space="preserve">解析</w:t>
+      </w:r>
+      <w:r>
+        <w:t xml:space="preserve"> Drift Gas</w:t>
+      </w:r>
+    </w:p>
+    <w:p>
+      <w:pPr>
+        <w:pStyle w:val="BodyText"/>
+      </w:pPr>
+      <w:r>
+        <w:t xml:space="preserve">drift_voltage_v </w:t>
+      </w:r>
+      <w:r>
+        <w:rPr>
+          <w:rFonts w:hint="eastAsia"/>
+        </w:rPr>
+        <w:t xml:space="preserve">無</w:t>
+      </w:r>
+      <w:r>
+        <w:t xml:space="preserve"> </w:t>
+      </w:r>
+      <w:r>
+        <w:rPr>
+          <w:rFonts w:hint="eastAsia"/>
+        </w:rPr>
+        <w:t xml:space="preserve">無</w:t>
+      </w:r>
+      <w:r>
+        <w:t xml:space="preserve"> nom Drift Potential Difference Sensor drift voltage Sensor drift voltage</w:t>
+      </w:r>
+    </w:p>
+    <w:p>
+      <w:pPr>
+        <w:pStyle w:val="BodyText"/>
+      </w:pPr>
+      <w:r>
+        <w:rPr>
+          <w:rFonts w:hint="eastAsia"/>
+        </w:rPr>
+        <w:t xml:space="preserve">flow_ims（遙測）</w:t>
+      </w:r>
+      <w:r>
+        <w:t xml:space="preserve"> Flow Epc 1 Flow Epc 1 Flow Epc 1 Flow EPC IMS Flow EPC IMS</w:t>
+      </w:r>
+    </w:p>
+    <w:p>
+      <w:pPr>
+        <w:pStyle w:val="BodyText"/>
+      </w:pPr>
+      <w:r>
+        <w:rPr>
+          <w:rFonts w:hint="eastAsia"/>
+        </w:rPr>
+        <w:t xml:space="preserve">flow_gc（遙測）</w:t>
+      </w:r>
+      <w:r>
+        <w:t xml:space="preserve"> Flow Epc 2 Flow Epc 2 Flow Epc 2 Flow EPC GC Flow EPC GC</w:t>
+      </w:r>
+    </w:p>
+    <w:p>
+      <w:pPr>
+        <w:pStyle w:val="BodyText"/>
+      </w:pPr>
+      <w:r>
+        <w:rPr>
+          <w:rFonts w:hint="eastAsia"/>
+        </w:rPr>
+        <w:t xml:space="preserve">press_ims（遙測）</w:t>
+      </w:r>
+      <w:r>
+        <w:t xml:space="preserve"> </w:t>
+      </w:r>
+      <w:r>
+        <w:rPr>
+          <w:rFonts w:hint="eastAsia"/>
+        </w:rPr>
+        <w:t xml:space="preserve">無</w:t>
+      </w:r>
+      <w:r>
+        <w:t xml:space="preserve"> </w:t>
+      </w:r>
+      <w:r>
+        <w:rPr>
+          <w:rFonts w:hint="eastAsia"/>
+        </w:rPr>
+        <w:t xml:space="preserve">無</w:t>
+      </w:r>
+      <w:r>
+        <w:t xml:space="preserve"> Pressure Epc 1 Pressure EPC IMS Pressure EPC IMS</w:t>
+      </w:r>
+    </w:p>
+    <w:p>
+      <w:pPr>
+        <w:pStyle w:val="BodyText"/>
+      </w:pPr>
+      <w:r>
+        <w:rPr>
+          <w:rFonts w:hint="eastAsia"/>
+        </w:rPr>
+        <w:t xml:space="preserve">press_gc（遙測）</w:t>
+      </w:r>
+      <w:r>
+        <w:t xml:space="preserve"> </w:t>
+      </w:r>
+      <w:r>
+        <w:rPr>
+          <w:rFonts w:hint="eastAsia"/>
+        </w:rPr>
+        <w:t xml:space="preserve">無</w:t>
+      </w:r>
+      <w:r>
+        <w:t xml:space="preserve"> </w:t>
+      </w:r>
+      <w:r>
+        <w:rPr>
+          <w:rFonts w:hint="eastAsia"/>
+        </w:rPr>
+        <w:t xml:space="preserve">無</w:t>
+      </w:r>
+      <w:r>
+        <w:t xml:space="preserve"> Pressure Epc 2 Pressure EPC GC Pressure EPC GC</w:t>
+      </w:r>
+    </w:p>
+    <w:p>
+      <w:pPr>
+        <w:pStyle w:val="BodyText"/>
+      </w:pPr>
+      <w:r>
+        <w:rPr>
+          <w:rFonts w:hint="eastAsia"/>
+        </w:rPr>
+        <w:t xml:space="preserve">press_ambient（遙測）</w:t>
+      </w:r>
+      <w:r>
+        <w:t xml:space="preserve"> </w:t>
+      </w:r>
+      <w:r>
+        <w:rPr>
+          <w:rFonts w:hint="eastAsia"/>
+        </w:rPr>
+        <w:t xml:space="preserve">無</w:t>
+      </w:r>
+      <w:r>
+        <w:t xml:space="preserve"> </w:t>
+      </w:r>
+      <w:r>
+        <w:rPr>
+          <w:rFonts w:hint="eastAsia"/>
+        </w:rPr>
+        <w:t xml:space="preserve">無</w:t>
+      </w:r>
+      <w:r>
+        <w:t xml:space="preserve"> Pressure Ambient Pressure Ambient Pressure Ambient</w:t>
+      </w:r>
+    </w:p>
+    <w:p>
+      <w:pPr>
+        <w:pStyle w:val="BodyText"/>
+      </w:pPr>
+      <w:r>
+        <w:rPr>
+          <w:rFonts w:hint="eastAsia"/>
+        </w:rPr>
+        <w:t xml:space="preserve">pump1_flow（遙測）</w:t>
+      </w:r>
+      <w:r>
+        <w:t xml:space="preserve"> — — — Pump 1 flow —</w:t>
+      </w:r>
+    </w:p>
+    <w:p>
+      <w:pPr>
+        <w:pStyle w:val="BodyText"/>
+      </w:pPr>
+      <w:r>
+        <w:rPr>
+          <w:rFonts w:hint="eastAsia"/>
+        </w:rPr>
+        <w:t xml:space="preserve">pump1_pressure（遙測）</w:t>
+      </w:r>
+      <w:r>
+        <w:t xml:space="preserve"> — — — Pump 1 pressure —</w:t>
+      </w:r>
+    </w:p>
+    <w:p>
+      <w:r>
+        <w:pict>
+          <v:rect style="width:0;height:1.5pt" o:hralign="center" o:hrstd="t" o:hr="t"/>
+        </w:pict>
+      </w:r>
+    </w:p>
+    <w:p>
+      <w:pPr>
+        <w:pStyle w:val="FirstParagraph"/>
+      </w:pPr>
+      <w:r>
+        <w:t xml:space="preserve">: </w:t>
+      </w:r>
+      <w:r>
+        <w:rPr>
+          <w:rFonts w:hint="eastAsia"/>
+        </w:rPr>
+        <w:t xml:space="preserve">表</w:t>
+      </w:r>
+      <w:r>
+        <w:t xml:space="preserve"> B-1　</w:t>
+      </w:r>
+      <w:r>
+        <w:rPr>
+          <w:rFonts w:hint="eastAsia"/>
+        </w:rPr>
+        <w:t xml:space="preserve">跨韌體世代的標頭欄位別名對照</w:t>
+      </w:r>
+    </w:p>
+    <w:p>
+      <w:pPr>
+        <w:pStyle w:val="BodyText"/>
+      </w:pPr>
+      <w:r>
+        <w:rPr>
+          <w:rFonts w:hint="eastAsia"/>
+        </w:rPr>
+        <w:t xml:space="preserve">三項已修正的早期假設，一併記錄：實際檔案使用</w:t>
+      </w:r>
+      <w:r>
+        <w:t xml:space="preserve"> </w:t>
+      </w:r>
+      <w:r>
+        <w:rPr>
+          <w:rStyle w:val="VerbatimChar"/>
+        </w:rPr>
+        <w:t xml:space="preserve">Firmware date</w:t>
+      </w:r>
+      <w:r>
+        <w:rPr>
+          <w:rFonts w:hint="eastAsia"/>
+        </w:rPr>
+        <w:t xml:space="preserve">（小寫</w:t>
+      </w:r>
+      <w:r>
+        <w:t xml:space="preserve"> </w:t>
+      </w:r>
+      <w:r>
+        <w:rPr>
+          <w:rFonts w:hint="eastAsia"/>
+        </w:rPr>
+        <w:t xml:space="preserve">d）</w:t>
+      </w:r>
+      <w:r>
+        <w:t xml:space="preserve"> </w:t>
+      </w:r>
+      <w:r>
+        <w:rPr>
+          <w:rFonts w:hint="eastAsia"/>
+        </w:rPr>
+        <w:t xml:space="preserve">而非</w:t>
+      </w:r>
+      <w:r>
+        <w:t xml:space="preserve"> </w:t>
+      </w:r>
+      <w:r>
+        <w:rPr>
+          <w:rStyle w:val="VerbatimChar"/>
+        </w:rPr>
+        <w:t xml:space="preserve">Firmware Date</w:t>
+      </w:r>
+      <w:r>
+        <w:rPr>
+          <w:rFonts w:hint="eastAsia"/>
+        </w:rPr>
+        <w:t xml:space="preserve">；使用</w:t>
+      </w:r>
+      <w:r>
+        <w:t xml:space="preserve"> </w:t>
+      </w:r>
+      <w:r>
+        <w:rPr>
+          <w:rStyle w:val="VerbatimChar"/>
+        </w:rPr>
+        <w:t xml:space="preserve">Chunk sample rate</w:t>
+      </w:r>
+      <w:r>
+        <w:t xml:space="preserve"> </w:t>
+      </w:r>
+      <w:r>
+        <w:rPr>
+          <w:rFonts w:hint="eastAsia"/>
+        </w:rPr>
+        <w:t xml:space="preserve">與</w:t>
+      </w:r>
+      <w:r>
+        <w:t xml:space="preserve"> </w:t>
+      </w:r>
+      <w:r>
+        <w:rPr>
+          <w:rStyle w:val="VerbatimChar"/>
+        </w:rPr>
+        <w:t xml:space="preserve">Chunk trigger repetition</w:t>
+      </w:r>
+      <w:r>
+        <w:t xml:space="preserve"> </w:t>
+      </w:r>
+      <w:r>
+        <w:rPr>
+          <w:rFonts w:hint="eastAsia"/>
+        </w:rPr>
+        <w:t xml:space="preserve">而非</w:t>
+      </w:r>
+      <w:r>
+        <w:t xml:space="preserve"> </w:t>
+      </w:r>
+      <w:r>
+        <w:rPr>
+          <w:rStyle w:val="VerbatimChar"/>
+        </w:rPr>
+        <w:t xml:space="preserve">Sample rate</w:t>
+      </w:r>
+      <w:r>
+        <w:t xml:space="preserve"> </w:t>
+      </w:r>
+      <w:r>
+        <w:rPr>
+          <w:rFonts w:hint="eastAsia"/>
+        </w:rPr>
+        <w:t xml:space="preserve">與</w:t>
+      </w:r>
+      <w:r>
+        <w:t xml:space="preserve"> </w:t>
+      </w:r>
+      <w:r>
+        <w:rPr>
+          <w:rStyle w:val="VerbatimChar"/>
+        </w:rPr>
+        <w:t xml:space="preserve">Trig. repetition time</w:t>
+      </w:r>
+      <w:r>
+        <w:rPr>
+          <w:rFonts w:hint="eastAsia"/>
+        </w:rPr>
+        <w:t xml:space="preserve">；環境壓力並無獨立的標頭純量鍵，</w:t>
+      </w:r>
+      <w:r>
+        <w:t xml:space="preserve"> </w:t>
+      </w:r>
+      <w:r>
+        <w:rPr>
+          <w:rFonts w:hint="eastAsia"/>
+        </w:rPr>
+        <w:t xml:space="preserve">系統改由</w:t>
+      </w:r>
+      <w:r>
+        <w:t xml:space="preserve"> </w:t>
+      </w:r>
+      <w:r>
+        <w:rPr>
+          <w:rStyle w:val="VerbatimChar"/>
+        </w:rPr>
+        <w:t xml:space="preserve">Pressure Ambient</w:t>
+      </w:r>
+      <w:r>
+        <w:t xml:space="preserve"> </w:t>
+      </w:r>
+      <w:r>
+        <w:rPr>
+          <w:rFonts w:hint="eastAsia"/>
+        </w:rPr>
+        <w:t xml:space="preserve">陣列取平均求得，該陣列不存在時（韌體</w:t>
+      </w:r>
+      <w:r>
+        <w:t xml:space="preserve"> </w:t>
+      </w:r>
+      <w:r>
+        <w:rPr>
+          <w:rFonts w:hint="eastAsia"/>
+        </w:rPr>
+        <w:t xml:space="preserve">2.16／2.29）</w:t>
+      </w:r>
+      <w:r>
+        <w:t xml:space="preserve"> </w:t>
+      </w:r>
+      <w:r>
+        <w:rPr>
+          <w:rFonts w:hint="eastAsia"/>
+        </w:rPr>
+        <w:t xml:space="preserve">即為</w:t>
+      </w:r>
+      <w:r>
+        <w:t xml:space="preserve"> NULL。</w:t>
+      </w:r>
+    </w:p>
+    <w:bookmarkEnd w:id="108"/>
+    <w:bookmarkStart w:id="109" w:name="附錄-c名詞對照"/>
+    <w:p>
+      <w:pPr>
+        <w:pStyle w:val="Heading2"/>
+      </w:pPr>
+      <w:r>
+        <w:rPr>
+          <w:rFonts w:hint="eastAsia"/>
+        </w:rPr>
+        <w:t xml:space="preserve">附錄</w:t>
+      </w:r>
+      <w:r>
+        <w:t xml:space="preserve"> </w:t>
+      </w:r>
+      <w:r>
+        <w:rPr>
+          <w:rFonts w:hint="eastAsia"/>
+        </w:rPr>
+        <w:t xml:space="preserve">C：名詞對照</w:t>
+      </w:r>
+    </w:p>
+    <w:p>
+      <w:r>
+        <w:pict>
+          <v:rect style="width:0;height:1.5pt" o:hralign="center" o:hrstd="t" o:hr="t"/>
+        </w:pict>
+      </w:r>
+    </w:p>
+    <w:p>
+      <w:pPr>
+        <w:pStyle w:val="FirstParagraph"/>
+      </w:pPr>
+      <w:r>
+        <w:rPr>
+          <w:rFonts w:hint="eastAsia"/>
+        </w:rPr>
+        <w:t xml:space="preserve">名詞</w:t>
+      </w:r>
+      <w:r>
+        <w:t xml:space="preserve"> </w:t>
+      </w:r>
+      <w:r>
+        <w:rPr>
+          <w:rFonts w:hint="eastAsia"/>
+        </w:rPr>
+        <w:t xml:space="preserve">說明</w:t>
+      </w:r>
+    </w:p>
+    <w:p>
+      <w:r>
+        <w:pict>
+          <v:rect style="width:0;height:1.5pt" o:hralign="center" o:hrstd="t" o:hr="t"/>
+        </w:pict>
+      </w:r>
+    </w:p>
+    <w:p>
+      <w:pPr>
+        <w:pStyle w:val="FirstParagraph"/>
+      </w:pPr>
+      <w:r>
+        <w:t xml:space="preserve">GC-IMS </w:t>
+      </w:r>
+      <w:r>
+        <w:rPr>
+          <w:rFonts w:hint="eastAsia"/>
+        </w:rPr>
+        <w:t xml:space="preserve">氣相層析－離子遷移譜；先以層析分離，再以離子遷移度二次分離</w:t>
+      </w:r>
+    </w:p>
+    <w:p>
+      <w:pPr>
+        <w:pStyle w:val="BodyText"/>
+      </w:pPr>
+      <w:r>
+        <w:rPr>
+          <w:rStyle w:val="VerbatimChar"/>
+        </w:rPr>
+        <w:t xml:space="preserve">.mea</w:t>
+      </w:r>
+      <w:r>
+        <w:t xml:space="preserve"> </w:t>
+      </w:r>
+      <w:r>
+        <w:rPr>
+          <w:rFonts w:hint="eastAsia"/>
+        </w:rPr>
+        <w:t xml:space="preserve">儀器輸出的量測檔案，由文字標頭與二進位矩陣構成</w:t>
+      </w:r>
+    </w:p>
+    <w:p>
+      <w:pPr>
+        <w:pStyle w:val="BodyText"/>
+      </w:pPr>
+      <w:r>
+        <w:t xml:space="preserve">RIP </w:t>
+      </w:r>
+      <w:r>
+        <w:rPr>
+          <w:rFonts w:hint="eastAsia"/>
+        </w:rPr>
+        <w:t xml:space="preserve">反應離子峰，漂移軸上的基準峰，用於正規化不同批次的漂移時間</w:t>
+      </w:r>
+    </w:p>
+    <w:p>
+      <w:pPr>
+        <w:pStyle w:val="BodyText"/>
+      </w:pPr>
+      <w:r>
+        <w:rPr>
+          <w:rFonts w:hint="eastAsia"/>
+        </w:rPr>
+        <w:t xml:space="preserve">極性（polarity）</w:t>
+      </w:r>
+      <w:r>
+        <w:t xml:space="preserve"> </w:t>
+      </w:r>
+      <w:r>
+        <w:rPr>
+          <w:rFonts w:hint="eastAsia"/>
+        </w:rPr>
+        <w:t xml:space="preserve">訊號方向為正或負，本系統逐檔自資料偵測</w:t>
+      </w:r>
+    </w:p>
+    <w:p>
+      <w:pPr>
+        <w:pStyle w:val="BodyText"/>
+      </w:pPr>
+      <w:r>
+        <w:rPr>
+          <w:rFonts w:hint="eastAsia"/>
+        </w:rPr>
+        <w:t xml:space="preserve">熱圖（heatmap）</w:t>
+      </w:r>
+      <w:r>
+        <w:t xml:space="preserve"> </w:t>
+      </w:r>
+      <w:r>
+        <w:rPr>
+          <w:rFonts w:hint="eastAsia"/>
+        </w:rPr>
+        <w:t xml:space="preserve">以顏色表示強度的二維圖，橫軸為漂移時間、縱軸為保留時間</w:t>
+      </w:r>
+    </w:p>
+    <w:p>
+      <w:pPr>
+        <w:pStyle w:val="BodyText"/>
+      </w:pPr>
+      <w:r>
+        <w:t xml:space="preserve">max-pool </w:t>
+      </w:r>
+      <w:r>
+        <w:rPr>
+          <w:rFonts w:hint="eastAsia"/>
+        </w:rPr>
+        <w:t xml:space="preserve">最大值池化；降取樣時取區塊最大值，避免窄峰被漏掉</w:t>
+      </w:r>
+    </w:p>
+    <w:p>
+      <w:pPr>
+        <w:pStyle w:val="BodyText"/>
+      </w:pPr>
+      <w:r>
+        <w:t xml:space="preserve">npz numpy </w:t>
+      </w:r>
+      <w:r>
+        <w:rPr>
+          <w:rFonts w:hint="eastAsia"/>
+        </w:rPr>
+        <w:t xml:space="preserve">的壓縮陣列格式，本系統用於儲存降取樣矩陣與座標軸</w:t>
+      </w:r>
+    </w:p>
+    <w:p>
+      <w:pPr>
+        <w:pStyle w:val="BodyText"/>
+      </w:pPr>
+      <w:r>
+        <w:t xml:space="preserve">zstd </w:t>
+      </w:r>
+      <w:r>
+        <w:rPr>
+          <w:rFonts w:hint="eastAsia"/>
+        </w:rPr>
+        <w:t xml:space="preserve">一種高效壓縮演算法，本系統實測壓縮比約</w:t>
+      </w:r>
+      <w:r>
+        <w:t xml:space="preserve"> 3.5–4.1 </w:t>
+      </w:r>
+      <w:r>
+        <w:rPr>
+          <w:rFonts w:hint="eastAsia"/>
+        </w:rPr>
+        <w:t xml:space="preserve">倍</w:t>
+      </w:r>
+    </w:p>
+    <w:p>
+      <w:pPr>
+        <w:pStyle w:val="BodyText"/>
+      </w:pPr>
+      <w:r>
+        <w:t xml:space="preserve">SHA-256 </w:t>
+      </w:r>
+      <w:r>
+        <w:rPr>
+          <w:rFonts w:hint="eastAsia"/>
+        </w:rPr>
+        <w:t xml:space="preserve">一種雜湊演算法，用於證明檔案位元組未遭竄改或損毀</w:t>
+      </w:r>
+    </w:p>
+    <w:p>
+      <w:pPr>
+        <w:pStyle w:val="BodyText"/>
+      </w:pPr>
+      <w:r>
+        <w:rPr>
+          <w:rFonts w:hint="eastAsia"/>
+        </w:rPr>
+        <w:t xml:space="preserve">軟刪除</w:t>
+      </w:r>
+      <w:r>
+        <w:t xml:space="preserve"> </w:t>
+      </w:r>
+      <w:r>
+        <w:rPr>
+          <w:rFonts w:hint="eastAsia"/>
+        </w:rPr>
+        <w:t xml:space="preserve">只標記退役、不實體刪除資料的做法</w:t>
+      </w:r>
+    </w:p>
+    <w:p>
+      <w:pPr>
+        <w:pStyle w:val="BodyText"/>
+      </w:pPr>
+      <w:r>
+        <w:t xml:space="preserve">GRANT MySQL </w:t>
+      </w:r>
+      <w:r>
+        <w:rPr>
+          <w:rFonts w:hint="eastAsia"/>
+        </w:rPr>
+        <w:t xml:space="preserve">的授權機制，本系統據以強制執行權限分離</w:t>
+      </w:r>
+    </w:p>
+    <w:p>
+      <w:pPr>
+        <w:pStyle w:val="BodyText"/>
+      </w:pPr>
+      <w:r>
+        <w:t xml:space="preserve">CHECK </w:t>
+      </w:r>
+      <w:r>
+        <w:rPr>
+          <w:rFonts w:hint="eastAsia"/>
+        </w:rPr>
+        <w:t xml:space="preserve">限制</w:t>
+      </w:r>
+      <w:r>
+        <w:t xml:space="preserve"> </w:t>
+      </w:r>
+      <w:r>
+        <w:rPr>
+          <w:rFonts w:hint="eastAsia"/>
+        </w:rPr>
+        <w:t xml:space="preserve">由資料庫在寫入時自動檢查的欄位規則</w:t>
+      </w:r>
+    </w:p>
+    <w:p>
+      <w:pPr>
+        <w:pStyle w:val="BodyText"/>
+      </w:pPr>
+      <w:r>
+        <w:rPr>
+          <w:rFonts w:hint="eastAsia"/>
+        </w:rPr>
+        <w:t xml:space="preserve">相鄰串列（adjacency</w:t>
+      </w:r>
+      <w:r>
+        <w:t xml:space="preserve"> </w:t>
+      </w:r>
+      <w:r>
+        <w:rPr>
+          <w:rFonts w:hint="eastAsia"/>
+        </w:rPr>
+        <w:t xml:space="preserve">list）</w:t>
+      </w:r>
+      <w:r>
+        <w:t xml:space="preserve"> </w:t>
+      </w:r>
+      <w:r>
+        <w:rPr>
+          <w:rFonts w:hint="eastAsia"/>
+        </w:rPr>
+        <w:t xml:space="preserve">以「每個節點記錄其父節點」表示樹狀結構的方法</w:t>
+      </w:r>
+    </w:p>
+    <w:p>
+      <w:r>
+        <w:pict>
+          <v:rect style="width:0;height:1.5pt" o:hralign="center" o:hrstd="t" o:hr="t"/>
+        </w:pict>
+      </w:r>
+    </w:p>
+    <w:p>
+      <w:pPr>
+        <w:pStyle w:val="FirstParagraph"/>
+      </w:pPr>
+      <w:r>
+        <w:t xml:space="preserve">: </w:t>
+      </w:r>
+      <w:r>
+        <w:rPr>
+          <w:rFonts w:hint="eastAsia"/>
+        </w:rPr>
+        <w:t xml:space="preserve">表</w:t>
+      </w:r>
+      <w:r>
+        <w:t xml:space="preserve"> C-1　</w:t>
+      </w:r>
+      <w:r>
+        <w:rPr>
+          <w:rFonts w:hint="eastAsia"/>
+        </w:rPr>
+        <w:t xml:space="preserve">名詞對照</w:t>
+      </w:r>
+    </w:p>
+    <w:p>
+      <w:pPr>
+        <w:pStyle w:val="BodyText"/>
+      </w:pPr>
+      <w:r>
+        <w:rPr>
+          <w:rFonts w:hint="eastAsia"/>
+          <w:b/>
+          <w:bCs/>
+        </w:rPr>
+        <w:t xml:space="preserve">文件結束。</w:t>
+      </w:r>
+      <w:r>
+        <w:t xml:space="preserve"> </w:t>
+      </w:r>
+      <w:r>
+        <w:rPr>
+          <w:rFonts w:hint="eastAsia"/>
+        </w:rPr>
+        <w:t xml:space="preserve">本報告內容以</w:t>
+      </w:r>
+      <w:r>
+        <w:t xml:space="preserve"> </w:t>
+      </w:r>
+      <w:r>
+        <w:rPr>
+          <w:rStyle w:val="VerbatimChar"/>
+        </w:rPr>
+        <w:t xml:space="preserve">docs/DESIGN.md</w:t>
+      </w:r>
+      <w:r>
+        <w:t xml:space="preserve">、</w:t>
+      </w:r>
+      <w:r>
+        <w:rPr>
+          <w:rStyle w:val="VerbatimChar"/>
+        </w:rPr>
+        <w:t xml:space="preserve">schema/gcims_schema.sql</w:t>
+      </w:r>
+      <w:r>
+        <w:t xml:space="preserve">、</w:t>
+      </w:r>
+      <w:r>
+        <w:t xml:space="preserve"> </w:t>
+      </w:r>
+      <w:r>
+        <w:rPr>
+          <w:rStyle w:val="VerbatimChar"/>
+        </w:rPr>
+        <w:t xml:space="preserve">CLAUDE.md</w:t>
+      </w:r>
+      <w:r>
+        <w:t xml:space="preserve"> </w:t>
+      </w:r>
+      <w:r>
+        <w:rPr>
+          <w:rFonts w:hint="eastAsia"/>
+        </w:rPr>
+        <w:t xml:space="preserve">與</w:t>
+      </w:r>
+      <w:r>
+        <w:t xml:space="preserve"> </w:t>
+      </w:r>
+      <w:r>
+        <w:rPr>
+          <w:rStyle w:val="VerbatimChar"/>
+        </w:rPr>
+        <w:t xml:space="preserve">README.md</w:t>
+      </w:r>
+      <w:r>
+        <w:t xml:space="preserve"> </w:t>
+      </w:r>
+      <w:r>
+        <w:rPr>
+          <w:rFonts w:hint="eastAsia"/>
+        </w:rPr>
+        <w:t xml:space="preserve">為依據；如有疑問，請聯繫系統設計與開發者。</w:t>
+      </w:r>
+    </w:p>
+    <w:bookmarkEnd w:id="109"/>
+    <w:bookmarkEnd w:id="110"/>
     <w:sectPr>
       <w:footnotePr>
         <w:numRestart w:val="eachSect"/>
@@ -26769,6 +27985,39 @@
     <w:abstractNumId w:val="991"/>
   </w:num>
   <w:num w:numId="1020">
+    <w:abstractNumId w:val="991"/>
+  </w:num>
+  <w:num w:numId="1021">
+    <w:abstractNumId w:val="99411"/>
+    <w:lvlOverride w:ilvl="0">
+      <w:startOverride w:val="1"/>
+    </w:lvlOverride>
+    <w:lvlOverride w:ilvl="1">
+      <w:startOverride w:val="1"/>
+    </w:lvlOverride>
+    <w:lvlOverride w:ilvl="2">
+      <w:startOverride w:val="1"/>
+    </w:lvlOverride>
+    <w:lvlOverride w:ilvl="3">
+      <w:startOverride w:val="1"/>
+    </w:lvlOverride>
+    <w:lvlOverride w:ilvl="4">
+      <w:startOverride w:val="1"/>
+    </w:lvlOverride>
+    <w:lvlOverride w:ilvl="5">
+      <w:startOverride w:val="1"/>
+    </w:lvlOverride>
+    <w:lvlOverride w:ilvl="6">
+      <w:startOverride w:val="1"/>
+    </w:lvlOverride>
+    <w:lvlOverride w:ilvl="7">
+      <w:startOverride w:val="1"/>
+    </w:lvlOverride>
+    <w:lvlOverride w:ilvl="8">
+      <w:startOverride w:val="1"/>
+    </w:lvlOverride>
+  </w:num>
+  <w:num w:numId="1022">
     <w:abstractNumId w:val="99411"/>
     <w:lvlOverride w:ilvl="0">
       <w:startOverride w:val="1"/>
